--- a/Documentatie/Verslagen/Object Detection Model Rapport Tom.docx
+++ b/Documentatie/Verslagen/Object Detection Model Rapport Tom.docx
@@ -899,7 +899,7 @@
           <w:r>
             <w:fldChar w:fldCharType="separate"/>
           </w:r>
-          <w:hyperlink w:anchor="_Toc224569327" w:history="1">
+          <w:hyperlink w:anchor="_Toc225424016" w:history="1">
             <w:r>
               <w:rPr>
                 <w:rStyle w:val="Hyperlink"/>
@@ -926,7 +926,7 @@
                 <w:noProof/>
                 <w:webHidden/>
               </w:rPr>
-              <w:instrText xml:space="preserve"> PAGEREF _Toc224569327 \h </w:instrText>
+              <w:instrText xml:space="preserve"> PAGEREF _Toc225424016 \h </w:instrText>
             </w:r>
             <w:r>
               <w:rPr>
@@ -971,7 +971,7 @@
               <w:lang w:val="nl-NL" w:eastAsia="ko-KR"/>
             </w:rPr>
           </w:pPr>
-          <w:hyperlink w:anchor="_Toc224569328" w:history="1">
+          <w:hyperlink w:anchor="_Toc225424017" w:history="1">
             <w:r>
               <w:rPr>
                 <w:rStyle w:val="Hyperlink"/>
@@ -998,7 +998,7 @@
                 <w:noProof/>
                 <w:webHidden/>
               </w:rPr>
-              <w:instrText xml:space="preserve"> PAGEREF _Toc224569328 \h </w:instrText>
+              <w:instrText xml:space="preserve"> PAGEREF _Toc225424017 \h </w:instrText>
             </w:r>
             <w:r>
               <w:rPr>
@@ -1043,7 +1043,7 @@
               <w:lang w:val="nl-NL" w:eastAsia="ko-KR"/>
             </w:rPr>
           </w:pPr>
-          <w:hyperlink w:anchor="_Toc224569329" w:history="1">
+          <w:hyperlink w:anchor="_Toc225424018" w:history="1">
             <w:r>
               <w:rPr>
                 <w:rStyle w:val="Hyperlink"/>
@@ -1070,7 +1070,7 @@
                 <w:noProof/>
                 <w:webHidden/>
               </w:rPr>
-              <w:instrText xml:space="preserve"> PAGEREF _Toc224569329 \h </w:instrText>
+              <w:instrText xml:space="preserve"> PAGEREF _Toc225424018 \h </w:instrText>
             </w:r>
             <w:r>
               <w:rPr>
@@ -1115,7 +1115,7 @@
               <w:lang w:val="nl-NL" w:eastAsia="ko-KR"/>
             </w:rPr>
           </w:pPr>
-          <w:hyperlink w:anchor="_Toc224569330" w:history="1">
+          <w:hyperlink w:anchor="_Toc225424019" w:history="1">
             <w:r>
               <w:rPr>
                 <w:rStyle w:val="Hyperlink"/>
@@ -1142,7 +1142,7 @@
                 <w:noProof/>
                 <w:webHidden/>
               </w:rPr>
-              <w:instrText xml:space="preserve"> PAGEREF _Toc224569330 \h </w:instrText>
+              <w:instrText xml:space="preserve"> PAGEREF _Toc225424019 \h </w:instrText>
             </w:r>
             <w:r>
               <w:rPr>
@@ -1187,7 +1187,7 @@
               <w:lang w:val="nl-NL" w:eastAsia="ko-KR"/>
             </w:rPr>
           </w:pPr>
-          <w:hyperlink w:anchor="_Toc224569331" w:history="1">
+          <w:hyperlink w:anchor="_Toc225424020" w:history="1">
             <w:r>
               <w:rPr>
                 <w:rStyle w:val="Hyperlink"/>
@@ -1214,7 +1214,7 @@
                 <w:noProof/>
                 <w:webHidden/>
               </w:rPr>
-              <w:instrText xml:space="preserve"> PAGEREF _Toc224569331 \h </w:instrText>
+              <w:instrText xml:space="preserve"> PAGEREF _Toc225424020 \h </w:instrText>
             </w:r>
             <w:r>
               <w:rPr>
@@ -1259,7 +1259,7 @@
               <w:lang w:val="nl-NL" w:eastAsia="ko-KR"/>
             </w:rPr>
           </w:pPr>
-          <w:hyperlink w:anchor="_Toc224569332" w:history="1">
+          <w:hyperlink w:anchor="_Toc225424021" w:history="1">
             <w:r>
               <w:rPr>
                 <w:rStyle w:val="Hyperlink"/>
@@ -1286,7 +1286,7 @@
                 <w:noProof/>
                 <w:webHidden/>
               </w:rPr>
-              <w:instrText xml:space="preserve"> PAGEREF _Toc224569332 \h </w:instrText>
+              <w:instrText xml:space="preserve"> PAGEREF _Toc225424021 \h </w:instrText>
             </w:r>
             <w:r>
               <w:rPr>
@@ -1331,7 +1331,7 @@
               <w:lang w:val="nl-NL" w:eastAsia="ko-KR"/>
             </w:rPr>
           </w:pPr>
-          <w:hyperlink w:anchor="_Toc224569333" w:history="1">
+          <w:hyperlink w:anchor="_Toc225424022" w:history="1">
             <w:r>
               <w:rPr>
                 <w:rStyle w:val="Hyperlink"/>
@@ -1359,7 +1359,7 @@
                 <w:noProof/>
                 <w:webHidden/>
               </w:rPr>
-              <w:instrText xml:space="preserve"> PAGEREF _Toc224569333 \h </w:instrText>
+              <w:instrText xml:space="preserve"> PAGEREF _Toc225424022 \h </w:instrText>
             </w:r>
             <w:r>
               <w:rPr>
@@ -1404,7 +1404,7 @@
               <w:lang w:val="nl-NL" w:eastAsia="ko-KR"/>
             </w:rPr>
           </w:pPr>
-          <w:hyperlink w:anchor="_Toc224569334" w:history="1">
+          <w:hyperlink w:anchor="_Toc225424023" w:history="1">
             <w:r>
               <w:rPr>
                 <w:rStyle w:val="Hyperlink"/>
@@ -1431,7 +1431,7 @@
                 <w:noProof/>
                 <w:webHidden/>
               </w:rPr>
-              <w:instrText xml:space="preserve"> PAGEREF _Toc224569334 \h </w:instrText>
+              <w:instrText xml:space="preserve"> PAGEREF _Toc225424023 \h </w:instrText>
             </w:r>
             <w:r>
               <w:rPr>
@@ -1495,7 +1495,7 @@
       <w:pPr>
         <w:pStyle w:val="Kop2"/>
       </w:pPr>
-      <w:bookmarkStart w:id="1" w:name="_Toc224569327"/>
+      <w:bookmarkStart w:id="1" w:name="_Toc225424016"/>
       <w:r>
         <w:lastRenderedPageBreak/>
         <w:t>Summary</w:t>
@@ -1514,7 +1514,21 @@
           <w:sz w:val="24"/>
           <w:szCs w:val="24"/>
         </w:rPr>
-        <w:t xml:space="preserve">// TO-DO </w:t>
+        <w:t xml:space="preserve">The outcome of this research is that </w:t>
+      </w:r>
+      <w:r>
+        <w:rPr>
+          <w:sz w:val="24"/>
+          <w:szCs w:val="24"/>
+        </w:rPr>
+        <w:t xml:space="preserve">there will be a YOLO-based model used, based on the fact that YOLO models have the best latency and accuracy trade-offs, relatively </w:t>
+      </w:r>
+      <w:r>
+        <w:rPr>
+          <w:sz w:val="24"/>
+          <w:szCs w:val="24"/>
+        </w:rPr>
+        <w:t>medium computational load on the system, and simple trainability compared to the SSD and Faster R-CNN models.</w:t>
       </w:r>
     </w:p>
     <w:p>
@@ -1529,7 +1543,7 @@
       <w:pPr>
         <w:pStyle w:val="Kop2"/>
       </w:pPr>
-      <w:bookmarkStart w:id="2" w:name="_Toc224569328"/>
+      <w:bookmarkStart w:id="2" w:name="_Toc225424017"/>
       <w:r>
         <w:t>In</w:t>
       </w:r>
@@ -1810,7 +1824,7 @@
       <w:pPr>
         <w:pStyle w:val="Kop2"/>
       </w:pPr>
-      <w:bookmarkStart w:id="3" w:name="_Toc224569329"/>
+      <w:bookmarkStart w:id="3" w:name="_Toc225424018"/>
       <w:r>
         <w:t>Method</w:t>
       </w:r>
@@ -2265,7 +2279,7 @@
       <w:pPr>
         <w:pStyle w:val="Kop2"/>
       </w:pPr>
-      <w:bookmarkStart w:id="4" w:name="_Toc224569330"/>
+      <w:bookmarkStart w:id="4" w:name="_Toc225424019"/>
       <w:r>
         <w:lastRenderedPageBreak/>
         <w:t>Results</w:t>
@@ -3001,7 +3015,7 @@
       <w:pPr>
         <w:pStyle w:val="Kop2"/>
       </w:pPr>
-      <w:bookmarkStart w:id="5" w:name="_Toc224569331"/>
+      <w:bookmarkStart w:id="5" w:name="_Toc225424020"/>
       <w:r>
         <w:t>Conclusi</w:t>
       </w:r>
@@ -3236,7 +3250,7 @@
       <w:pPr>
         <w:pStyle w:val="Kop2"/>
       </w:pPr>
-      <w:bookmarkStart w:id="6" w:name="_Toc224569332"/>
+      <w:bookmarkStart w:id="6" w:name="_Toc225424021"/>
       <w:r>
         <w:lastRenderedPageBreak/>
         <w:t>Glossary</w:t>
@@ -3287,7 +3301,7 @@
           <w:lang w:val="nl-NL"/>
         </w:rPr>
       </w:pPr>
-      <w:bookmarkStart w:id="7" w:name="_Toc224569333"/>
+      <w:bookmarkStart w:id="7" w:name="_Toc225424022"/>
       <w:r>
         <w:rPr>
           <w:lang w:val="nl-NL"/>
@@ -3750,7 +3764,7 @@
       <w:pPr>
         <w:pStyle w:val="Kop2"/>
       </w:pPr>
-      <w:bookmarkStart w:id="8" w:name="_Toc224569334"/>
+      <w:bookmarkStart w:id="8" w:name="_Toc225424023"/>
       <w:r>
         <w:t>Changelog</w:t>
       </w:r>

--- a/Documentatie/Verslagen/Object Detection Model Rapport Tom.docx
+++ b/Documentatie/Verslagen/Object Detection Model Rapport Tom.docx
@@ -11,7 +11,6 @@
           <w:docPartUnique/>
         </w:docPartObj>
       </w:sdtPr>
-      <w:sdtEndPr/>
       <w:sdtContent>
         <w:p>
           <w:pPr>
@@ -711,7 +710,21 @@
               <w:sz w:val="44"/>
               <w:szCs w:val="44"/>
             </w:rPr>
-            <w:t xml:space="preserve"> Rapport</w:t>
+            <w:t xml:space="preserve"> R</w:t>
+          </w:r>
+          <w:r>
+            <w:rPr>
+              <w:sz w:val="44"/>
+              <w:szCs w:val="44"/>
+            </w:rPr>
+            <w:t>e</w:t>
+          </w:r>
+          <w:r>
+            <w:rPr>
+              <w:sz w:val="44"/>
+              <w:szCs w:val="44"/>
+            </w:rPr>
+            <w:t>port</w:t>
           </w:r>
         </w:p>
         <w:p>
@@ -899,7 +912,7 @@
           <w:r>
             <w:fldChar w:fldCharType="separate"/>
           </w:r>
-          <w:hyperlink w:anchor="_Toc225424016" w:history="1">
+          <w:hyperlink w:anchor="_Toc230690305" w:history="1">
             <w:r>
               <w:rPr>
                 <w:rStyle w:val="Hyperlink"/>
@@ -926,7 +939,7 @@
                 <w:noProof/>
                 <w:webHidden/>
               </w:rPr>
-              <w:instrText xml:space="preserve"> PAGEREF _Toc225424016 \h </w:instrText>
+              <w:instrText xml:space="preserve"> PAGEREF _Toc230690305 \h </w:instrText>
             </w:r>
             <w:r>
               <w:rPr>
@@ -971,7 +984,7 @@
               <w:lang w:val="nl-NL" w:eastAsia="ko-KR"/>
             </w:rPr>
           </w:pPr>
-          <w:hyperlink w:anchor="_Toc225424017" w:history="1">
+          <w:hyperlink w:anchor="_Toc230690306" w:history="1">
             <w:r>
               <w:rPr>
                 <w:rStyle w:val="Hyperlink"/>
@@ -998,7 +1011,7 @@
                 <w:noProof/>
                 <w:webHidden/>
               </w:rPr>
-              <w:instrText xml:space="preserve"> PAGEREF _Toc225424017 \h </w:instrText>
+              <w:instrText xml:space="preserve"> PAGEREF _Toc230690306 \h </w:instrText>
             </w:r>
             <w:r>
               <w:rPr>
@@ -1043,13 +1056,13 @@
               <w:lang w:val="nl-NL" w:eastAsia="ko-KR"/>
             </w:rPr>
           </w:pPr>
-          <w:hyperlink w:anchor="_Toc225424018" w:history="1">
+          <w:hyperlink w:anchor="_Toc230690307" w:history="1">
             <w:r>
               <w:rPr>
                 <w:rStyle w:val="Hyperlink"/>
                 <w:noProof/>
               </w:rPr>
-              <w:t>Method</w:t>
+              <w:t>Theoretical Framework</w:t>
             </w:r>
             <w:r>
               <w:rPr>
@@ -1070,7 +1083,7 @@
                 <w:noProof/>
                 <w:webHidden/>
               </w:rPr>
-              <w:instrText xml:space="preserve"> PAGEREF _Toc225424018 \h </w:instrText>
+              <w:instrText xml:space="preserve"> PAGEREF _Toc230690307 \h </w:instrText>
             </w:r>
             <w:r>
               <w:rPr>
@@ -1115,13 +1128,13 @@
               <w:lang w:val="nl-NL" w:eastAsia="ko-KR"/>
             </w:rPr>
           </w:pPr>
-          <w:hyperlink w:anchor="_Toc225424019" w:history="1">
+          <w:hyperlink w:anchor="_Toc230690308" w:history="1">
             <w:r>
               <w:rPr>
                 <w:rStyle w:val="Hyperlink"/>
                 <w:noProof/>
               </w:rPr>
-              <w:t>Results</w:t>
+              <w:t>Methodology</w:t>
             </w:r>
             <w:r>
               <w:rPr>
@@ -1142,7 +1155,7 @@
                 <w:noProof/>
                 <w:webHidden/>
               </w:rPr>
-              <w:instrText xml:space="preserve"> PAGEREF _Toc225424019 \h </w:instrText>
+              <w:instrText xml:space="preserve"> PAGEREF _Toc230690308 \h </w:instrText>
             </w:r>
             <w:r>
               <w:rPr>
@@ -1162,7 +1175,7 @@
                 <w:noProof/>
                 <w:webHidden/>
               </w:rPr>
-              <w:t>4</w:t>
+              <w:t>3</w:t>
             </w:r>
             <w:r>
               <w:rPr>
@@ -1187,13 +1200,13 @@
               <w:lang w:val="nl-NL" w:eastAsia="ko-KR"/>
             </w:rPr>
           </w:pPr>
-          <w:hyperlink w:anchor="_Toc225424020" w:history="1">
+          <w:hyperlink w:anchor="_Toc230690309" w:history="1">
             <w:r>
               <w:rPr>
                 <w:rStyle w:val="Hyperlink"/>
                 <w:noProof/>
               </w:rPr>
-              <w:t>Conclusion</w:t>
+              <w:t>Results</w:t>
             </w:r>
             <w:r>
               <w:rPr>
@@ -1214,7 +1227,7 @@
                 <w:noProof/>
                 <w:webHidden/>
               </w:rPr>
-              <w:instrText xml:space="preserve"> PAGEREF _Toc225424020 \h </w:instrText>
+              <w:instrText xml:space="preserve"> PAGEREF _Toc230690309 \h </w:instrText>
             </w:r>
             <w:r>
               <w:rPr>
@@ -1259,13 +1272,13 @@
               <w:lang w:val="nl-NL" w:eastAsia="ko-KR"/>
             </w:rPr>
           </w:pPr>
-          <w:hyperlink w:anchor="_Toc225424021" w:history="1">
+          <w:hyperlink w:anchor="_Toc230690310" w:history="1">
             <w:r>
               <w:rPr>
                 <w:rStyle w:val="Hyperlink"/>
                 <w:noProof/>
               </w:rPr>
-              <w:t>Glossary</w:t>
+              <w:t>Conclusion</w:t>
             </w:r>
             <w:r>
               <w:rPr>
@@ -1286,7 +1299,7 @@
                 <w:noProof/>
                 <w:webHidden/>
               </w:rPr>
-              <w:instrText xml:space="preserve"> PAGEREF _Toc225424021 \h </w:instrText>
+              <w:instrText xml:space="preserve"> PAGEREF _Toc230690310 \h </w:instrText>
             </w:r>
             <w:r>
               <w:rPr>
@@ -1331,14 +1344,13 @@
               <w:lang w:val="nl-NL" w:eastAsia="ko-KR"/>
             </w:rPr>
           </w:pPr>
-          <w:hyperlink w:anchor="_Toc225424022" w:history="1">
+          <w:hyperlink w:anchor="_Toc230690311" w:history="1">
             <w:r>
               <w:rPr>
                 <w:rStyle w:val="Hyperlink"/>
                 <w:noProof/>
-                <w:lang w:val="nl-NL"/>
               </w:rPr>
-              <w:t>Sources</w:t>
+              <w:t>Glossary</w:t>
             </w:r>
             <w:r>
               <w:rPr>
@@ -1359,7 +1371,7 @@
                 <w:noProof/>
                 <w:webHidden/>
               </w:rPr>
-              <w:instrText xml:space="preserve"> PAGEREF _Toc225424022 \h </w:instrText>
+              <w:instrText xml:space="preserve"> PAGEREF _Toc230690311 \h </w:instrText>
             </w:r>
             <w:r>
               <w:rPr>
@@ -1379,7 +1391,7 @@
                 <w:noProof/>
                 <w:webHidden/>
               </w:rPr>
-              <w:t>6</w:t>
+              <w:t>7</w:t>
             </w:r>
             <w:r>
               <w:rPr>
@@ -1404,7 +1416,80 @@
               <w:lang w:val="nl-NL" w:eastAsia="ko-KR"/>
             </w:rPr>
           </w:pPr>
-          <w:hyperlink w:anchor="_Toc225424023" w:history="1">
+          <w:hyperlink w:anchor="_Toc230690312" w:history="1">
+            <w:r>
+              <w:rPr>
+                <w:rStyle w:val="Hyperlink"/>
+                <w:noProof/>
+                <w:lang w:val="nl-NL"/>
+              </w:rPr>
+              <w:t>Sources</w:t>
+            </w:r>
+            <w:r>
+              <w:rPr>
+                <w:noProof/>
+                <w:webHidden/>
+              </w:rPr>
+              <w:tab/>
+            </w:r>
+            <w:r>
+              <w:rPr>
+                <w:noProof/>
+                <w:webHidden/>
+              </w:rPr>
+              <w:fldChar w:fldCharType="begin"/>
+            </w:r>
+            <w:r>
+              <w:rPr>
+                <w:noProof/>
+                <w:webHidden/>
+              </w:rPr>
+              <w:instrText xml:space="preserve"> PAGEREF _Toc230690312 \h </w:instrText>
+            </w:r>
+            <w:r>
+              <w:rPr>
+                <w:noProof/>
+                <w:webHidden/>
+              </w:rPr>
+            </w:r>
+            <w:r>
+              <w:rPr>
+                <w:noProof/>
+                <w:webHidden/>
+              </w:rPr>
+              <w:fldChar w:fldCharType="separate"/>
+            </w:r>
+            <w:r>
+              <w:rPr>
+                <w:noProof/>
+                <w:webHidden/>
+              </w:rPr>
+              <w:t>7</w:t>
+            </w:r>
+            <w:r>
+              <w:rPr>
+                <w:noProof/>
+                <w:webHidden/>
+              </w:rPr>
+              <w:fldChar w:fldCharType="end"/>
+            </w:r>
+          </w:hyperlink>
+        </w:p>
+        <w:p>
+          <w:pPr>
+            <w:pStyle w:val="Inhopg2"/>
+            <w:tabs>
+              <w:tab w:val="right" w:leader="dot" w:pos="9062"/>
+            </w:tabs>
+            <w:rPr>
+              <w:rFonts w:eastAsiaTheme="minorEastAsia"/>
+              <w:noProof/>
+              <w:sz w:val="24"/>
+              <w:szCs w:val="24"/>
+              <w:lang w:val="nl-NL" w:eastAsia="ko-KR"/>
+            </w:rPr>
+          </w:pPr>
+          <w:hyperlink w:anchor="_Toc230690313" w:history="1">
             <w:r>
               <w:rPr>
                 <w:rStyle w:val="Hyperlink"/>
@@ -1431,7 +1516,7 @@
                 <w:noProof/>
                 <w:webHidden/>
               </w:rPr>
-              <w:instrText xml:space="preserve"> PAGEREF _Toc225424023 \h </w:instrText>
+              <w:instrText xml:space="preserve"> PAGEREF _Toc230690313 \h </w:instrText>
             </w:r>
             <w:r>
               <w:rPr>
@@ -1451,7 +1536,7 @@
                 <w:noProof/>
                 <w:webHidden/>
               </w:rPr>
-              <w:t>6</w:t>
+              <w:t>7</w:t>
             </w:r>
             <w:r>
               <w:rPr>
@@ -1495,7 +1580,7 @@
       <w:pPr>
         <w:pStyle w:val="Kop2"/>
       </w:pPr>
-      <w:bookmarkStart w:id="1" w:name="_Toc225424016"/>
+      <w:bookmarkStart w:id="1" w:name="_Toc230690305"/>
       <w:r>
         <w:lastRenderedPageBreak/>
         <w:t>Summary</w:t>
@@ -1514,21 +1599,56 @@
           <w:sz w:val="24"/>
           <w:szCs w:val="24"/>
         </w:rPr>
-        <w:t xml:space="preserve">The outcome of this research is that </w:t>
-      </w:r>
-      <w:r>
-        <w:rPr>
-          <w:sz w:val="24"/>
-          <w:szCs w:val="24"/>
-        </w:rPr>
-        <w:t xml:space="preserve">there will be a YOLO-based model used, based on the fact that YOLO models have the best latency and accuracy trade-offs, relatively </w:t>
-      </w:r>
-      <w:r>
-        <w:rPr>
-          <w:sz w:val="24"/>
-          <w:szCs w:val="24"/>
-        </w:rPr>
-        <w:t>medium computational load on the system, and simple trainability compared to the SSD and Faster R-CNN models.</w:t>
+        <w:t>This report investigates which object detection model is most applicable</w:t>
+      </w:r>
+      <w:r>
+        <w:rPr>
+          <w:sz w:val="24"/>
+          <w:szCs w:val="24"/>
+        </w:rPr>
+        <w:t xml:space="preserve"> </w:t>
+      </w:r>
+      <w:r>
+        <w:rPr>
+          <w:sz w:val="24"/>
+          <w:szCs w:val="24"/>
+        </w:rPr>
+        <w:t xml:space="preserve">in an autonomous driving vehicle. For this vehicle to drive autonomously </w:t>
+      </w:r>
+      <w:r>
+        <w:rPr>
+          <w:sz w:val="24"/>
+          <w:szCs w:val="24"/>
+        </w:rPr>
+        <w:t>it must be able to detect different signs, people, other vehicles, road markings</w:t>
+      </w:r>
+      <w:r>
+        <w:rPr>
+          <w:sz w:val="24"/>
+          <w:szCs w:val="24"/>
+        </w:rPr>
+        <w:t xml:space="preserve"> and traffic lights and differentiate between them. For that reason</w:t>
+      </w:r>
+      <w:r>
+        <w:rPr>
+          <w:sz w:val="24"/>
+          <w:szCs w:val="24"/>
+        </w:rPr>
+        <w:t xml:space="preserve"> there must be an object detection model which is able to detect these objects with accuracy, low latency</w:t>
+      </w:r>
+      <w:r>
+        <w:rPr>
+          <w:sz w:val="24"/>
+          <w:szCs w:val="24"/>
+        </w:rPr>
+        <w:t>, and low computational load, whilst also not being too complex to train</w:t>
+      </w:r>
+      <w:r>
+        <w:rPr>
+          <w:sz w:val="24"/>
+          <w:szCs w:val="24"/>
+        </w:rPr>
+        <w:t>.</w:t>
       </w:r>
     </w:p>
     <w:p>
@@ -1538,40 +1658,40 @@
           <w:szCs w:val="24"/>
         </w:rPr>
       </w:pPr>
-    </w:p>
-    <w:p>
-      <w:pPr>
-        <w:pStyle w:val="Kop2"/>
-      </w:pPr>
-      <w:bookmarkStart w:id="2" w:name="_Toc225424017"/>
-      <w:r>
-        <w:t>In</w:t>
-      </w:r>
-      <w:r>
-        <w:t>troduction</w:t>
-      </w:r>
-      <w:bookmarkEnd w:id="2"/>
-    </w:p>
-    <w:p>
-      <w:pPr>
-        <w:rPr>
-          <w:sz w:val="24"/>
-          <w:szCs w:val="24"/>
-        </w:rPr>
-      </w:pPr>
-      <w:r>
-        <w:rPr>
-          <w:sz w:val="24"/>
-          <w:szCs w:val="24"/>
-        </w:rPr>
-        <w:t xml:space="preserve">Our project is </w:t>
-      </w:r>
-      <w:r>
-        <w:rPr>
-          <w:sz w:val="24"/>
-          <w:szCs w:val="24"/>
-        </w:rPr>
-        <w:t>the development of</w:t>
+      <w:r>
+        <w:rPr>
+          <w:sz w:val="24"/>
+          <w:szCs w:val="24"/>
+        </w:rPr>
+        <w:t>The c</w:t>
+      </w:r>
+      <w:r>
+        <w:rPr>
+          <w:sz w:val="24"/>
+          <w:szCs w:val="24"/>
+        </w:rPr>
+        <w:t>ompa</w:t>
+      </w:r>
+      <w:r>
+        <w:rPr>
+          <w:sz w:val="24"/>
+          <w:szCs w:val="24"/>
+        </w:rPr>
+        <w:t>rison of</w:t>
+      </w:r>
+      <w:r>
+        <w:rPr>
+          <w:sz w:val="24"/>
+          <w:szCs w:val="24"/>
+        </w:rPr>
+        <w:t xml:space="preserve"> YOLOv8, YOLO</w:t>
+      </w:r>
+      <w:r>
+        <w:rPr>
+          <w:sz w:val="24"/>
+          <w:szCs w:val="24"/>
+        </w:rPr>
+        <w:t>26, SSD and Faster R-CNN</w:t>
       </w:r>
       <w:r>
         <w:rPr>
@@ -1585,307 +1705,21 @@
           <w:sz w:val="24"/>
           <w:szCs w:val="24"/>
         </w:rPr>
-        <w:t>software to make a small kart drive autonomously.</w:t>
-      </w:r>
-      <w:r>
-        <w:rPr>
-          <w:sz w:val="24"/>
-          <w:szCs w:val="24"/>
-        </w:rPr>
-        <w:t xml:space="preserve"> </w:t>
-      </w:r>
-      <w:r>
-        <w:rPr>
-          <w:sz w:val="24"/>
-          <w:szCs w:val="24"/>
-        </w:rPr>
-        <w:t>This is for the SDC (Self-Driving-Challenge) provided by the RDW</w:t>
-      </w:r>
-      <w:r>
-        <w:rPr>
-          <w:sz w:val="24"/>
-          <w:szCs w:val="24"/>
-        </w:rPr>
-        <w:t xml:space="preserve"> (</w:t>
-      </w:r>
-      <w:proofErr w:type="spellStart"/>
-      <w:r>
-        <w:rPr>
-          <w:sz w:val="24"/>
-          <w:szCs w:val="24"/>
-        </w:rPr>
-        <w:t>Rijksdiest</w:t>
-      </w:r>
-      <w:proofErr w:type="spellEnd"/>
-      <w:r>
-        <w:rPr>
-          <w:sz w:val="24"/>
-          <w:szCs w:val="24"/>
-        </w:rPr>
-        <w:t xml:space="preserve"> </w:t>
-      </w:r>
-      <w:proofErr w:type="spellStart"/>
-      <w:r>
-        <w:rPr>
-          <w:sz w:val="24"/>
-          <w:szCs w:val="24"/>
-        </w:rPr>
-        <w:t>voor</w:t>
-      </w:r>
-      <w:proofErr w:type="spellEnd"/>
-      <w:r>
-        <w:rPr>
-          <w:sz w:val="24"/>
-          <w:szCs w:val="24"/>
-        </w:rPr>
-        <w:t xml:space="preserve"> het </w:t>
-      </w:r>
-      <w:proofErr w:type="spellStart"/>
-      <w:r>
-        <w:rPr>
-          <w:sz w:val="24"/>
-          <w:szCs w:val="24"/>
-        </w:rPr>
-        <w:t>Wegverkeer</w:t>
-      </w:r>
-      <w:proofErr w:type="spellEnd"/>
-      <w:r>
-        <w:rPr>
-          <w:sz w:val="24"/>
-          <w:szCs w:val="24"/>
-        </w:rPr>
-        <w:t>)</w:t>
-      </w:r>
-      <w:r>
-        <w:rPr>
-          <w:sz w:val="24"/>
-          <w:szCs w:val="24"/>
-        </w:rPr>
-        <w:t xml:space="preserve"> to give them more insight into how self-driving vehicles work, since </w:t>
-      </w:r>
-      <w:r>
-        <w:rPr>
-          <w:sz w:val="24"/>
-          <w:szCs w:val="24"/>
-        </w:rPr>
-        <w:t xml:space="preserve">some of the car companies developing </w:t>
-      </w:r>
-      <w:r>
-        <w:rPr>
-          <w:sz w:val="24"/>
-          <w:szCs w:val="24"/>
-        </w:rPr>
-        <w:t xml:space="preserve">this software </w:t>
-      </w:r>
-      <w:r>
-        <w:rPr>
-          <w:sz w:val="24"/>
-          <w:szCs w:val="24"/>
-        </w:rPr>
-        <w:t>don’t want to give away their development procedures.</w:t>
-      </w:r>
-    </w:p>
-    <w:p>
-      <w:pPr>
-        <w:rPr>
-          <w:sz w:val="24"/>
-          <w:szCs w:val="24"/>
-        </w:rPr>
-      </w:pPr>
-      <w:r>
-        <w:rPr>
-          <w:sz w:val="24"/>
-          <w:szCs w:val="24"/>
-        </w:rPr>
-        <w:t xml:space="preserve">To </w:t>
-      </w:r>
-      <w:r>
-        <w:rPr>
-          <w:sz w:val="24"/>
-          <w:szCs w:val="24"/>
-        </w:rPr>
-        <w:t xml:space="preserve">have the kart </w:t>
-      </w:r>
-      <w:r>
-        <w:rPr>
-          <w:sz w:val="24"/>
-          <w:szCs w:val="24"/>
-        </w:rPr>
-        <w:t>d</w:t>
-      </w:r>
-      <w:r>
-        <w:rPr>
-          <w:sz w:val="24"/>
-          <w:szCs w:val="24"/>
-        </w:rPr>
-        <w:t>rive autonomously</w:t>
-      </w:r>
-      <w:r>
-        <w:rPr>
-          <w:sz w:val="24"/>
-          <w:szCs w:val="24"/>
-        </w:rPr>
-        <w:t xml:space="preserve"> it must</w:t>
-      </w:r>
-      <w:r>
-        <w:rPr>
-          <w:sz w:val="24"/>
-          <w:szCs w:val="24"/>
-        </w:rPr>
-        <w:t xml:space="preserve"> be able to</w:t>
-      </w:r>
-      <w:r>
-        <w:rPr>
-          <w:sz w:val="24"/>
-          <w:szCs w:val="24"/>
-        </w:rPr>
-        <w:t xml:space="preserve"> detect things that are on the road ahead of it, these things include: People, </w:t>
-      </w:r>
-      <w:r>
-        <w:rPr>
-          <w:sz w:val="24"/>
-          <w:szCs w:val="24"/>
-        </w:rPr>
-        <w:t xml:space="preserve">Cars, </w:t>
-      </w:r>
-      <w:r>
-        <w:rPr>
-          <w:sz w:val="24"/>
-          <w:szCs w:val="24"/>
-        </w:rPr>
-        <w:t xml:space="preserve">Traffic Signs and </w:t>
-      </w:r>
-      <w:r>
-        <w:rPr>
-          <w:sz w:val="24"/>
-          <w:szCs w:val="24"/>
-        </w:rPr>
-        <w:t>Traffic Lights.</w:t>
-      </w:r>
-      <w:r>
-        <w:rPr>
-          <w:sz w:val="24"/>
-          <w:szCs w:val="24"/>
-        </w:rPr>
-        <w:t xml:space="preserve"> The Detection will be done through camera’s and an Object Detection Model</w:t>
-      </w:r>
-      <w:r>
-        <w:rPr>
-          <w:sz w:val="24"/>
-          <w:szCs w:val="24"/>
-        </w:rPr>
-        <w:t>, but then the question is: Which Object Detection</w:t>
-      </w:r>
-      <w:r>
-        <w:rPr>
-          <w:sz w:val="24"/>
-          <w:szCs w:val="24"/>
-        </w:rPr>
-        <w:t xml:space="preserve"> Model</w:t>
-      </w:r>
-      <w:r>
-        <w:rPr>
-          <w:sz w:val="24"/>
-          <w:szCs w:val="24"/>
-        </w:rPr>
-        <w:t xml:space="preserve"> </w:t>
-      </w:r>
-      <w:r>
-        <w:rPr>
-          <w:sz w:val="24"/>
-          <w:szCs w:val="24"/>
-        </w:rPr>
-        <w:t>is the most applicable</w:t>
-      </w:r>
-      <w:r>
-        <w:rPr>
-          <w:sz w:val="24"/>
-          <w:szCs w:val="24"/>
-        </w:rPr>
-        <w:t>? That is the question that will be cover</w:t>
-      </w:r>
-      <w:r>
-        <w:rPr>
-          <w:sz w:val="24"/>
-          <w:szCs w:val="24"/>
-        </w:rPr>
-        <w:t>ed in this rapport.</w:t>
-      </w:r>
-    </w:p>
-    <w:p>
-      <w:pPr>
-        <w:rPr>
-          <w:sz w:val="24"/>
-          <w:szCs w:val="24"/>
-        </w:rPr>
-      </w:pPr>
-    </w:p>
-    <w:p>
-      <w:pPr>
-        <w:pStyle w:val="Kop2"/>
-      </w:pPr>
-      <w:bookmarkStart w:id="3" w:name="_Toc225424018"/>
-      <w:r>
-        <w:t>Method</w:t>
-      </w:r>
-      <w:bookmarkEnd w:id="3"/>
-    </w:p>
-    <w:p>
-      <w:pPr>
-        <w:rPr>
-          <w:sz w:val="24"/>
-          <w:szCs w:val="24"/>
-        </w:rPr>
-      </w:pPr>
-      <w:r>
-        <w:rPr>
-          <w:sz w:val="24"/>
-          <w:szCs w:val="24"/>
-        </w:rPr>
-        <w:t>The Research method of this rapport</w:t>
-      </w:r>
-      <w:r>
-        <w:rPr>
-          <w:sz w:val="24"/>
-          <w:szCs w:val="24"/>
-        </w:rPr>
-        <w:t xml:space="preserve"> is liter</w:t>
-      </w:r>
-      <w:r>
-        <w:rPr>
-          <w:sz w:val="24"/>
-          <w:szCs w:val="24"/>
-        </w:rPr>
-        <w:t xml:space="preserve">ary research. That means that this rapport will be done through sources of the documentation of various </w:t>
-      </w:r>
-      <w:r>
-        <w:rPr>
-          <w:sz w:val="24"/>
-          <w:szCs w:val="24"/>
-        </w:rPr>
-        <w:t>different model types</w:t>
-      </w:r>
-      <w:r>
-        <w:rPr>
-          <w:sz w:val="24"/>
-          <w:szCs w:val="24"/>
-        </w:rPr>
-        <w:t>.</w:t>
-      </w:r>
-    </w:p>
-    <w:p>
-      <w:pPr>
-        <w:rPr>
-          <w:sz w:val="24"/>
-          <w:szCs w:val="24"/>
-        </w:rPr>
-      </w:pPr>
-      <w:r>
-        <w:rPr>
-          <w:sz w:val="24"/>
-          <w:szCs w:val="24"/>
-        </w:rPr>
-        <w:t>There are some requirements for choosing the right/most applicable detection model:</w:t>
+        <w:t>is</w:t>
+      </w:r>
+      <w:r>
+        <w:rPr>
+          <w:sz w:val="24"/>
+          <w:szCs w:val="24"/>
+        </w:rPr>
+        <w:t xml:space="preserve"> based on the following factors</w:t>
+      </w:r>
+      <w:r>
+        <w:rPr>
+          <w:sz w:val="24"/>
+          <w:szCs w:val="24"/>
+        </w:rPr>
+        <w:t>:</w:t>
       </w:r>
     </w:p>
     <w:p>
@@ -1905,28 +1739,49 @@
           <w:sz w:val="24"/>
           <w:szCs w:val="24"/>
         </w:rPr>
-        <w:t>Latency; the model has to work mostly in real time (</w:t>
-      </w:r>
-      <w:r>
-        <w:rPr>
-          <w:sz w:val="24"/>
-          <w:szCs w:val="24"/>
-        </w:rPr>
-        <w:t>&lt;= 1 second)</w:t>
-      </w:r>
-      <w:r>
-        <w:rPr>
-          <w:sz w:val="24"/>
-          <w:szCs w:val="24"/>
-        </w:rPr>
-        <w:t>.</w:t>
-      </w:r>
-      <w:r>
-        <w:rPr>
-          <w:sz w:val="24"/>
-          <w:szCs w:val="24"/>
-        </w:rPr>
-        <w:t xml:space="preserve"> </w:t>
+        <w:t xml:space="preserve">Latency; the model has to work mostly in real time (&lt;= 1 second). </w:t>
+      </w:r>
+      <w:r>
+        <w:rPr>
+          <w:sz w:val="24"/>
+          <w:szCs w:val="24"/>
+        </w:rPr>
+        <w:t>T</w:t>
+      </w:r>
+      <w:r>
+        <w:rPr>
+          <w:sz w:val="24"/>
+          <w:szCs w:val="24"/>
+        </w:rPr>
+        <w:t xml:space="preserve">he kart </w:t>
+      </w:r>
+      <w:r>
+        <w:rPr>
+          <w:sz w:val="24"/>
+          <w:szCs w:val="24"/>
+        </w:rPr>
+        <w:t>drives</w:t>
+      </w:r>
+      <w:r>
+        <w:rPr>
+          <w:sz w:val="24"/>
+          <w:szCs w:val="24"/>
+        </w:rPr>
+        <w:t xml:space="preserve"> continuously in a dynamic </w:t>
+      </w:r>
+      <w:r>
+        <w:rPr>
+          <w:sz w:val="24"/>
+          <w:szCs w:val="24"/>
+        </w:rPr>
+        <w:t>environment</w:t>
+      </w:r>
+      <w:r>
+        <w:rPr>
+          <w:sz w:val="24"/>
+          <w:szCs w:val="24"/>
+        </w:rPr>
+        <w:t xml:space="preserve"> and must react to obstacles in real time</w:t>
       </w:r>
     </w:p>
     <w:p>
@@ -1946,28 +1801,14 @@
           <w:sz w:val="24"/>
           <w:szCs w:val="24"/>
         </w:rPr>
-        <w:t xml:space="preserve">Accuracy; the model has to be </w:t>
-      </w:r>
-      <w:r>
-        <w:rPr>
-          <w:sz w:val="24"/>
-          <w:szCs w:val="24"/>
-        </w:rPr>
-        <w:t>able to reliably detect objects</w:t>
-      </w:r>
-      <w:r>
-        <w:rPr>
-          <w:sz w:val="24"/>
-          <w:szCs w:val="24"/>
-        </w:rPr>
-        <w:t xml:space="preserve"> and has to work on smaller/further objects</w:t>
-      </w:r>
-      <w:r>
-        <w:rPr>
-          <w:sz w:val="24"/>
-          <w:szCs w:val="24"/>
-        </w:rPr>
-        <w:t>.</w:t>
+        <w:t>Accuracy; the model has to be able to reliably detect objects and has to work on smaller/further objects.</w:t>
+      </w:r>
+      <w:r>
+        <w:rPr>
+          <w:sz w:val="24"/>
+          <w:szCs w:val="24"/>
+        </w:rPr>
+        <w:t xml:space="preserve"> </w:t>
       </w:r>
     </w:p>
     <w:p>
@@ -1994,14 +1835,49 @@
           <w:sz w:val="24"/>
           <w:szCs w:val="24"/>
         </w:rPr>
-        <w:t>The heavier models increase CPU usage, which can cause frame-skipping, which in turn can cause missed detections.</w:t>
-      </w:r>
-      <w:r>
-        <w:rPr>
-          <w:sz w:val="24"/>
-          <w:szCs w:val="24"/>
-        </w:rPr>
-        <w:t xml:space="preserve"> Load in this context stands for Computational Load.</w:t>
+        <w:t>More computationally intensive</w:t>
+      </w:r>
+      <w:r>
+        <w:rPr>
+          <w:sz w:val="24"/>
+          <w:szCs w:val="24"/>
+        </w:rPr>
+        <w:t xml:space="preserve"> models increase CPU usage, which can cause frame-skipping, which in turn can cause missed detections.</w:t>
+      </w:r>
+      <w:r>
+        <w:rPr>
+          <w:sz w:val="24"/>
+          <w:szCs w:val="24"/>
+        </w:rPr>
+        <w:t xml:space="preserve"> Load in this context stands for </w:t>
+      </w:r>
+      <w:r>
+        <w:rPr>
+          <w:sz w:val="24"/>
+          <w:szCs w:val="24"/>
+        </w:rPr>
+        <w:t>c</w:t>
+      </w:r>
+      <w:r>
+        <w:rPr>
+          <w:sz w:val="24"/>
+          <w:szCs w:val="24"/>
+        </w:rPr>
+        <w:t xml:space="preserve">omputational </w:t>
+      </w:r>
+      <w:r>
+        <w:rPr>
+          <w:sz w:val="24"/>
+          <w:szCs w:val="24"/>
+        </w:rPr>
+        <w:t>l</w:t>
+      </w:r>
+      <w:r>
+        <w:rPr>
+          <w:sz w:val="24"/>
+          <w:szCs w:val="24"/>
+        </w:rPr>
+        <w:t>oad.</w:t>
       </w:r>
     </w:p>
     <w:p>
@@ -2021,14 +1897,7 @@
           <w:sz w:val="24"/>
           <w:szCs w:val="24"/>
         </w:rPr>
-        <w:t>Trainability; since</w:t>
-      </w:r>
-      <w:r>
-        <w:rPr>
-          <w:sz w:val="24"/>
-          <w:szCs w:val="24"/>
-        </w:rPr>
-        <w:t xml:space="preserve"> the model has to detect</w:t>
+        <w:t>Trainability; since the model has to detect</w:t>
       </w:r>
     </w:p>
     <w:p>
@@ -2048,77 +1917,84 @@
           <w:sz w:val="24"/>
           <w:szCs w:val="24"/>
         </w:rPr>
-        <w:t>Signs (Stop,</w:t>
-      </w:r>
-      <w:r>
-        <w:rPr>
-          <w:sz w:val="24"/>
-          <w:szCs w:val="24"/>
-        </w:rPr>
-        <w:t xml:space="preserve"> Speed</w:t>
-      </w:r>
-      <w:r>
-        <w:rPr>
-          <w:sz w:val="24"/>
-          <w:szCs w:val="24"/>
-        </w:rPr>
-        <w:t xml:space="preserve">, </w:t>
-      </w:r>
-      <w:r>
-        <w:rPr>
-          <w:sz w:val="24"/>
-          <w:szCs w:val="24"/>
-        </w:rPr>
-        <w:t>Prohibited</w:t>
-      </w:r>
-      <w:r>
-        <w:rPr>
-          <w:sz w:val="24"/>
-          <w:szCs w:val="24"/>
-        </w:rPr>
-        <w:t xml:space="preserve">, </w:t>
-      </w:r>
-      <w:r>
-        <w:rPr>
-          <w:sz w:val="24"/>
-          <w:szCs w:val="24"/>
-        </w:rPr>
-        <w:t>Dir</w:t>
-      </w:r>
-      <w:r>
-        <w:rPr>
-          <w:sz w:val="24"/>
-          <w:szCs w:val="24"/>
-        </w:rPr>
-        <w:t>ectional</w:t>
-      </w:r>
-      <w:r>
-        <w:rPr>
-          <w:sz w:val="24"/>
-          <w:szCs w:val="24"/>
-        </w:rPr>
-        <w:t xml:space="preserve"> (one-way)</w:t>
-      </w:r>
-      <w:r>
-        <w:rPr>
-          <w:sz w:val="24"/>
-          <w:szCs w:val="24"/>
-        </w:rPr>
-        <w:t>, Mandatory</w:t>
-      </w:r>
-      <w:r>
-        <w:rPr>
-          <w:sz w:val="24"/>
-          <w:szCs w:val="24"/>
-        </w:rPr>
-        <w:t>)</w:t>
-      </w:r>
-      <w:r>
-        <w:rPr>
-          <w:sz w:val="24"/>
-          <w:szCs w:val="24"/>
-        </w:rPr>
-        <w:t>,</w:t>
+        <w:t>s</w:t>
+      </w:r>
+      <w:r>
+        <w:rPr>
+          <w:sz w:val="24"/>
+          <w:szCs w:val="24"/>
+        </w:rPr>
+        <w:t>igns (</w:t>
+      </w:r>
+      <w:r>
+        <w:rPr>
+          <w:sz w:val="24"/>
+          <w:szCs w:val="24"/>
+        </w:rPr>
+        <w:t>s</w:t>
+      </w:r>
+      <w:r>
+        <w:rPr>
+          <w:sz w:val="24"/>
+          <w:szCs w:val="24"/>
+        </w:rPr>
+        <w:t xml:space="preserve">top, </w:t>
+      </w:r>
+      <w:r>
+        <w:rPr>
+          <w:sz w:val="24"/>
+          <w:szCs w:val="24"/>
+        </w:rPr>
+        <w:t>s</w:t>
+      </w:r>
+      <w:r>
+        <w:rPr>
+          <w:sz w:val="24"/>
+          <w:szCs w:val="24"/>
+        </w:rPr>
+        <w:t xml:space="preserve">peed, </w:t>
+      </w:r>
+      <w:r>
+        <w:rPr>
+          <w:sz w:val="24"/>
+          <w:szCs w:val="24"/>
+        </w:rPr>
+        <w:t>p</w:t>
+      </w:r>
+      <w:r>
+        <w:rPr>
+          <w:sz w:val="24"/>
+          <w:szCs w:val="24"/>
+        </w:rPr>
+        <w:t xml:space="preserve">rohibited, </w:t>
+      </w:r>
+      <w:r>
+        <w:rPr>
+          <w:sz w:val="24"/>
+          <w:szCs w:val="24"/>
+        </w:rPr>
+        <w:t>d</w:t>
+      </w:r>
+      <w:r>
+        <w:rPr>
+          <w:sz w:val="24"/>
+          <w:szCs w:val="24"/>
+        </w:rPr>
+        <w:t xml:space="preserve">irectional (one-way), </w:t>
+      </w:r>
+      <w:r>
+        <w:rPr>
+          <w:sz w:val="24"/>
+          <w:szCs w:val="24"/>
+        </w:rPr>
+        <w:t>m</w:t>
+      </w:r>
+      <w:r>
+        <w:rPr>
+          <w:sz w:val="24"/>
+          <w:szCs w:val="24"/>
+        </w:rPr>
+        <w:t>andatory),</w:t>
       </w:r>
     </w:p>
     <w:p>
@@ -2138,14 +2014,14 @@
           <w:sz w:val="24"/>
           <w:szCs w:val="24"/>
         </w:rPr>
-        <w:t>Pedestrians</w:t>
-      </w:r>
-      <w:r>
-        <w:rPr>
-          <w:sz w:val="24"/>
-          <w:szCs w:val="24"/>
-        </w:rPr>
-        <w:t>,</w:t>
+        <w:t>p</w:t>
+      </w:r>
+      <w:r>
+        <w:rPr>
+          <w:sz w:val="24"/>
+          <w:szCs w:val="24"/>
+        </w:rPr>
+        <w:t>edestrians,</w:t>
       </w:r>
     </w:p>
     <w:p>
@@ -2165,14 +2041,28 @@
           <w:sz w:val="24"/>
           <w:szCs w:val="24"/>
         </w:rPr>
-        <w:t>Vehicles (Cars)</w:t>
-      </w:r>
-      <w:r>
-        <w:rPr>
-          <w:sz w:val="24"/>
-          <w:szCs w:val="24"/>
-        </w:rPr>
-        <w:t>,</w:t>
+        <w:t>v</w:t>
+      </w:r>
+      <w:r>
+        <w:rPr>
+          <w:sz w:val="24"/>
+          <w:szCs w:val="24"/>
+        </w:rPr>
+        <w:t>ehicles (</w:t>
+      </w:r>
+      <w:r>
+        <w:rPr>
+          <w:sz w:val="24"/>
+          <w:szCs w:val="24"/>
+        </w:rPr>
+        <w:t>c</w:t>
+      </w:r>
+      <w:r>
+        <w:rPr>
+          <w:sz w:val="24"/>
+          <w:szCs w:val="24"/>
+        </w:rPr>
+        <w:t>ars),</w:t>
       </w:r>
     </w:p>
     <w:p>
@@ -2192,28 +2082,28 @@
           <w:sz w:val="24"/>
           <w:szCs w:val="24"/>
         </w:rPr>
-        <w:t>Traf</w:t>
-      </w:r>
-      <w:r>
-        <w:rPr>
-          <w:sz w:val="24"/>
-          <w:szCs w:val="24"/>
-        </w:rPr>
-        <w:t>f</w:t>
-      </w:r>
-      <w:r>
-        <w:rPr>
-          <w:sz w:val="24"/>
-          <w:szCs w:val="24"/>
-        </w:rPr>
-        <w:t>ic Lights</w:t>
-      </w:r>
-      <w:r>
-        <w:rPr>
-          <w:sz w:val="24"/>
-          <w:szCs w:val="24"/>
-        </w:rPr>
-        <w:t>.</w:t>
+        <w:t>t</w:t>
+      </w:r>
+      <w:r>
+        <w:rPr>
+          <w:sz w:val="24"/>
+          <w:szCs w:val="24"/>
+        </w:rPr>
+        <w:t xml:space="preserve">raffic </w:t>
+      </w:r>
+      <w:r>
+        <w:rPr>
+          <w:sz w:val="24"/>
+          <w:szCs w:val="24"/>
+        </w:rPr>
+        <w:t>l</w:t>
+      </w:r>
+      <w:r>
+        <w:rPr>
+          <w:sz w:val="24"/>
+          <w:szCs w:val="24"/>
+        </w:rPr>
+        <w:t>ights.</w:t>
       </w:r>
     </w:p>
     <w:p>
@@ -2230,28 +2120,99 @@
           <w:sz w:val="24"/>
           <w:szCs w:val="24"/>
         </w:rPr>
-        <w:t xml:space="preserve">The model has to at least be able to detect these </w:t>
-      </w:r>
-      <w:r>
-        <w:rPr>
-          <w:sz w:val="24"/>
-          <w:szCs w:val="24"/>
-        </w:rPr>
-        <w:t>object types and their subcategories</w:t>
-      </w:r>
-      <w:r>
-        <w:rPr>
-          <w:sz w:val="24"/>
-          <w:szCs w:val="24"/>
-        </w:rPr>
-        <w:t>. Because of that is important for the model to be trainable</w:t>
-      </w:r>
-      <w:r>
-        <w:rPr>
-          <w:sz w:val="24"/>
-          <w:szCs w:val="24"/>
-        </w:rPr>
-        <w:t>.</w:t>
+        <w:t xml:space="preserve">The model has to at least be able to detect these object types and their subcategories. </w:t>
+      </w:r>
+      <w:r>
+        <w:rPr>
+          <w:sz w:val="24"/>
+          <w:szCs w:val="24"/>
+        </w:rPr>
+        <w:t>Therefore</w:t>
+      </w:r>
+      <w:r>
+        <w:rPr>
+          <w:sz w:val="24"/>
+          <w:szCs w:val="24"/>
+        </w:rPr>
+        <w:t>,</w:t>
+      </w:r>
+      <w:r>
+        <w:rPr>
+          <w:sz w:val="24"/>
+          <w:szCs w:val="24"/>
+        </w:rPr>
+        <w:t xml:space="preserve"> the model must </w:t>
+      </w:r>
+      <w:r>
+        <w:rPr>
+          <w:sz w:val="24"/>
+          <w:szCs w:val="24"/>
+        </w:rPr>
+        <w:t xml:space="preserve">support </w:t>
+      </w:r>
+      <w:r>
+        <w:rPr>
+          <w:sz w:val="24"/>
+          <w:szCs w:val="24"/>
+        </w:rPr>
+        <w:t xml:space="preserve">simple and </w:t>
+      </w:r>
+      <w:r>
+        <w:rPr>
+          <w:sz w:val="24"/>
+          <w:szCs w:val="24"/>
+        </w:rPr>
+        <w:t>efficient</w:t>
+      </w:r>
+      <w:r>
+        <w:rPr>
+          <w:sz w:val="24"/>
+          <w:szCs w:val="24"/>
+        </w:rPr>
+        <w:t xml:space="preserve"> training on custom datasets</w:t>
+      </w:r>
+    </w:p>
+    <w:p>
+      <w:pPr>
+        <w:rPr>
+          <w:sz w:val="24"/>
+          <w:szCs w:val="24"/>
+        </w:rPr>
+      </w:pPr>
+      <w:r>
+        <w:rPr>
+          <w:sz w:val="24"/>
+          <w:szCs w:val="24"/>
+        </w:rPr>
+        <w:t>The outcome of this research is that</w:t>
+      </w:r>
+      <w:r>
+        <w:rPr>
+          <w:sz w:val="24"/>
+          <w:szCs w:val="24"/>
+        </w:rPr>
+        <w:t xml:space="preserve"> a YOLO-based model</w:t>
+      </w:r>
+      <w:r>
+        <w:rPr>
+          <w:sz w:val="24"/>
+          <w:szCs w:val="24"/>
+        </w:rPr>
+        <w:t xml:space="preserve"> is recommended</w:t>
+      </w:r>
+      <w:r>
+        <w:rPr>
+          <w:sz w:val="24"/>
+          <w:szCs w:val="24"/>
+        </w:rPr>
+        <w:t xml:space="preserve">, based on the fact that YOLO models have the best latency and accuracy trade-offs, relatively </w:t>
+      </w:r>
+      <w:r>
+        <w:rPr>
+          <w:sz w:val="24"/>
+          <w:szCs w:val="24"/>
+        </w:rPr>
+        <w:t>medium computational load on the system, and simple trainability compared to the SSD and Faster R-CNN models.</w:t>
       </w:r>
     </w:p>
     <w:p>
@@ -2271,6 +2232,7 @@
           <w:szCs w:val="32"/>
         </w:rPr>
       </w:pPr>
+      <w:bookmarkStart w:id="2" w:name="_Toc230690306"/>
       <w:r>
         <w:br w:type="page"/>
       </w:r>
@@ -2279,10 +2241,1328 @@
       <w:pPr>
         <w:pStyle w:val="Kop2"/>
       </w:pPr>
-      <w:bookmarkStart w:id="4" w:name="_Toc225424019"/>
       <w:r>
         <w:lastRenderedPageBreak/>
-        <w:t>Results</w:t>
+        <w:t>In</w:t>
+      </w:r>
+      <w:r>
+        <w:t>troduction</w:t>
+      </w:r>
+      <w:bookmarkEnd w:id="2"/>
+    </w:p>
+    <w:p>
+      <w:pPr>
+        <w:rPr>
+          <w:sz w:val="24"/>
+          <w:szCs w:val="24"/>
+        </w:rPr>
+      </w:pPr>
+      <w:r>
+        <w:rPr>
+          <w:sz w:val="24"/>
+          <w:szCs w:val="24"/>
+        </w:rPr>
+        <w:t>This</w:t>
+      </w:r>
+      <w:r>
+        <w:rPr>
+          <w:sz w:val="24"/>
+          <w:szCs w:val="24"/>
+        </w:rPr>
+        <w:t xml:space="preserve"> project </w:t>
+      </w:r>
+      <w:r>
+        <w:rPr>
+          <w:sz w:val="24"/>
+          <w:szCs w:val="24"/>
+        </w:rPr>
+        <w:t>focus</w:t>
+      </w:r>
+      <w:r>
+        <w:rPr>
+          <w:sz w:val="24"/>
+          <w:szCs w:val="24"/>
+        </w:rPr>
+        <w:t xml:space="preserve">es </w:t>
+      </w:r>
+      <w:r>
+        <w:rPr>
+          <w:sz w:val="24"/>
+          <w:szCs w:val="24"/>
+        </w:rPr>
+        <w:t xml:space="preserve">on </w:t>
+      </w:r>
+      <w:r>
+        <w:rPr>
+          <w:sz w:val="24"/>
+          <w:szCs w:val="24"/>
+        </w:rPr>
+        <w:t>the development of</w:t>
+      </w:r>
+      <w:r>
+        <w:rPr>
+          <w:sz w:val="24"/>
+          <w:szCs w:val="24"/>
+        </w:rPr>
+        <w:t xml:space="preserve"> </w:t>
+      </w:r>
+      <w:r>
+        <w:rPr>
+          <w:sz w:val="24"/>
+          <w:szCs w:val="24"/>
+        </w:rPr>
+        <w:t>software to make a small kart drive autonomously.</w:t>
+      </w:r>
+      <w:r>
+        <w:rPr>
+          <w:sz w:val="24"/>
+          <w:szCs w:val="24"/>
+        </w:rPr>
+        <w:t xml:space="preserve"> </w:t>
+      </w:r>
+      <w:r>
+        <w:rPr>
+          <w:sz w:val="24"/>
+          <w:szCs w:val="24"/>
+        </w:rPr>
+        <w:t>This is for the SDC (Self-Driving-Challenge) provided by the RDW</w:t>
+      </w:r>
+      <w:r>
+        <w:rPr>
+          <w:sz w:val="24"/>
+          <w:szCs w:val="24"/>
+        </w:rPr>
+        <w:t xml:space="preserve"> (</w:t>
+      </w:r>
+      <w:proofErr w:type="spellStart"/>
+      <w:r>
+        <w:rPr>
+          <w:sz w:val="24"/>
+          <w:szCs w:val="24"/>
+        </w:rPr>
+        <w:t>Rijksdie</w:t>
+      </w:r>
+      <w:r>
+        <w:rPr>
+          <w:sz w:val="24"/>
+          <w:szCs w:val="24"/>
+        </w:rPr>
+        <w:t>n</w:t>
+      </w:r>
+      <w:r>
+        <w:rPr>
+          <w:sz w:val="24"/>
+          <w:szCs w:val="24"/>
+        </w:rPr>
+        <w:t>st</w:t>
+      </w:r>
+      <w:proofErr w:type="spellEnd"/>
+      <w:r>
+        <w:rPr>
+          <w:sz w:val="24"/>
+          <w:szCs w:val="24"/>
+        </w:rPr>
+        <w:t xml:space="preserve"> </w:t>
+      </w:r>
+      <w:proofErr w:type="spellStart"/>
+      <w:r>
+        <w:rPr>
+          <w:sz w:val="24"/>
+          <w:szCs w:val="24"/>
+        </w:rPr>
+        <w:t>voor</w:t>
+      </w:r>
+      <w:proofErr w:type="spellEnd"/>
+      <w:r>
+        <w:rPr>
+          <w:sz w:val="24"/>
+          <w:szCs w:val="24"/>
+        </w:rPr>
+        <w:t xml:space="preserve"> het </w:t>
+      </w:r>
+      <w:proofErr w:type="spellStart"/>
+      <w:r>
+        <w:rPr>
+          <w:sz w:val="24"/>
+          <w:szCs w:val="24"/>
+        </w:rPr>
+        <w:t>Wegverkeer</w:t>
+      </w:r>
+      <w:proofErr w:type="spellEnd"/>
+      <w:r>
+        <w:rPr>
+          <w:sz w:val="24"/>
+          <w:szCs w:val="24"/>
+        </w:rPr>
+        <w:t>)</w:t>
+      </w:r>
+      <w:r>
+        <w:rPr>
+          <w:sz w:val="24"/>
+          <w:szCs w:val="24"/>
+        </w:rPr>
+        <w:t xml:space="preserve"> to give them more insight into how self-driving vehicles work, since </w:t>
+      </w:r>
+      <w:r>
+        <w:rPr>
+          <w:sz w:val="24"/>
+          <w:szCs w:val="24"/>
+        </w:rPr>
+        <w:t>most</w:t>
+      </w:r>
+      <w:r>
+        <w:rPr>
+          <w:sz w:val="24"/>
+          <w:szCs w:val="24"/>
+        </w:rPr>
+        <w:t xml:space="preserve"> of the car companies developing </w:t>
+      </w:r>
+      <w:r>
+        <w:rPr>
+          <w:sz w:val="24"/>
+          <w:szCs w:val="24"/>
+        </w:rPr>
+        <w:t xml:space="preserve">this software </w:t>
+      </w:r>
+      <w:r>
+        <w:rPr>
+          <w:sz w:val="24"/>
+          <w:szCs w:val="24"/>
+        </w:rPr>
+        <w:t>do</w:t>
+      </w:r>
+      <w:r>
+        <w:rPr>
+          <w:sz w:val="24"/>
+          <w:szCs w:val="24"/>
+        </w:rPr>
+        <w:t xml:space="preserve"> not</w:t>
+      </w:r>
+      <w:r>
+        <w:rPr>
+          <w:sz w:val="24"/>
+          <w:szCs w:val="24"/>
+        </w:rPr>
+        <w:t xml:space="preserve"> want to </w:t>
+      </w:r>
+      <w:r>
+        <w:rPr>
+          <w:sz w:val="24"/>
+          <w:szCs w:val="24"/>
+        </w:rPr>
+        <w:t>publicly disclose</w:t>
+      </w:r>
+      <w:r>
+        <w:rPr>
+          <w:sz w:val="24"/>
+          <w:szCs w:val="24"/>
+        </w:rPr>
+        <w:t xml:space="preserve"> their development procedures.</w:t>
+      </w:r>
+    </w:p>
+    <w:p>
+      <w:pPr>
+        <w:rPr>
+          <w:sz w:val="24"/>
+          <w:szCs w:val="24"/>
+        </w:rPr>
+      </w:pPr>
+      <w:r>
+        <w:rPr>
+          <w:sz w:val="24"/>
+          <w:szCs w:val="24"/>
+        </w:rPr>
+        <w:t xml:space="preserve">To </w:t>
+      </w:r>
+      <w:r>
+        <w:rPr>
+          <w:sz w:val="24"/>
+          <w:szCs w:val="24"/>
+        </w:rPr>
+        <w:t xml:space="preserve">have the kart </w:t>
+      </w:r>
+      <w:r>
+        <w:rPr>
+          <w:sz w:val="24"/>
+          <w:szCs w:val="24"/>
+        </w:rPr>
+        <w:t>d</w:t>
+      </w:r>
+      <w:r>
+        <w:rPr>
+          <w:sz w:val="24"/>
+          <w:szCs w:val="24"/>
+        </w:rPr>
+        <w:t>rive autonomously</w:t>
+      </w:r>
+      <w:r>
+        <w:rPr>
+          <w:sz w:val="24"/>
+          <w:szCs w:val="24"/>
+        </w:rPr>
+        <w:t xml:space="preserve"> it must</w:t>
+      </w:r>
+      <w:r>
+        <w:rPr>
+          <w:sz w:val="24"/>
+          <w:szCs w:val="24"/>
+        </w:rPr>
+        <w:t xml:space="preserve"> be able to</w:t>
+      </w:r>
+      <w:r>
+        <w:rPr>
+          <w:sz w:val="24"/>
+          <w:szCs w:val="24"/>
+        </w:rPr>
+        <w:t xml:space="preserve"> detect </w:t>
+      </w:r>
+      <w:r>
+        <w:rPr>
+          <w:sz w:val="24"/>
+          <w:szCs w:val="24"/>
+        </w:rPr>
+        <w:t>objects and</w:t>
+      </w:r>
+      <w:r>
+        <w:rPr>
+          <w:sz w:val="24"/>
+          <w:szCs w:val="24"/>
+        </w:rPr>
+        <w:t xml:space="preserve"> obstacles</w:t>
+      </w:r>
+      <w:r>
+        <w:rPr>
+          <w:sz w:val="24"/>
+          <w:szCs w:val="24"/>
+        </w:rPr>
+        <w:t xml:space="preserve"> that are on the road ahead of it, these </w:t>
+      </w:r>
+      <w:r>
+        <w:rPr>
+          <w:sz w:val="24"/>
+          <w:szCs w:val="24"/>
+        </w:rPr>
+        <w:t>objects</w:t>
+      </w:r>
+      <w:r>
+        <w:rPr>
+          <w:sz w:val="24"/>
+          <w:szCs w:val="24"/>
+        </w:rPr>
+        <w:t xml:space="preserve"> include: </w:t>
+      </w:r>
+      <w:r>
+        <w:rPr>
+          <w:sz w:val="24"/>
+          <w:szCs w:val="24"/>
+        </w:rPr>
+        <w:t>p</w:t>
+      </w:r>
+      <w:r>
+        <w:rPr>
+          <w:sz w:val="24"/>
+          <w:szCs w:val="24"/>
+        </w:rPr>
+        <w:t xml:space="preserve">eople, </w:t>
+      </w:r>
+      <w:r>
+        <w:rPr>
+          <w:sz w:val="24"/>
+          <w:szCs w:val="24"/>
+        </w:rPr>
+        <w:t>c</w:t>
+      </w:r>
+      <w:r>
+        <w:rPr>
+          <w:sz w:val="24"/>
+          <w:szCs w:val="24"/>
+        </w:rPr>
+        <w:t xml:space="preserve">ars, </w:t>
+      </w:r>
+      <w:r>
+        <w:rPr>
+          <w:sz w:val="24"/>
+          <w:szCs w:val="24"/>
+        </w:rPr>
+        <w:t>t</w:t>
+      </w:r>
+      <w:r>
+        <w:rPr>
+          <w:sz w:val="24"/>
+          <w:szCs w:val="24"/>
+        </w:rPr>
+        <w:t xml:space="preserve">raffic </w:t>
+      </w:r>
+      <w:r>
+        <w:rPr>
+          <w:sz w:val="24"/>
+          <w:szCs w:val="24"/>
+        </w:rPr>
+        <w:t>s</w:t>
+      </w:r>
+      <w:r>
+        <w:rPr>
+          <w:sz w:val="24"/>
+          <w:szCs w:val="24"/>
+        </w:rPr>
+        <w:t xml:space="preserve">igns and </w:t>
+      </w:r>
+      <w:r>
+        <w:rPr>
+          <w:sz w:val="24"/>
+          <w:szCs w:val="24"/>
+        </w:rPr>
+        <w:t>t</w:t>
+      </w:r>
+      <w:r>
+        <w:rPr>
+          <w:sz w:val="24"/>
+          <w:szCs w:val="24"/>
+        </w:rPr>
+        <w:t xml:space="preserve">raffic </w:t>
+      </w:r>
+      <w:r>
+        <w:rPr>
+          <w:sz w:val="24"/>
+          <w:szCs w:val="24"/>
+        </w:rPr>
+        <w:t>l</w:t>
+      </w:r>
+      <w:r>
+        <w:rPr>
+          <w:sz w:val="24"/>
+          <w:szCs w:val="24"/>
+        </w:rPr>
+        <w:t>ights.</w:t>
+      </w:r>
+      <w:r>
+        <w:rPr>
+          <w:sz w:val="24"/>
+          <w:szCs w:val="24"/>
+        </w:rPr>
+        <w:t xml:space="preserve"> The </w:t>
+      </w:r>
+      <w:r>
+        <w:rPr>
+          <w:sz w:val="24"/>
+          <w:szCs w:val="24"/>
+        </w:rPr>
+        <w:t>d</w:t>
+      </w:r>
+      <w:r>
+        <w:rPr>
+          <w:sz w:val="24"/>
+          <w:szCs w:val="24"/>
+        </w:rPr>
+        <w:t xml:space="preserve">etection will be done through cameras and an </w:t>
+      </w:r>
+      <w:r>
+        <w:rPr>
+          <w:sz w:val="24"/>
+          <w:szCs w:val="24"/>
+        </w:rPr>
+        <w:t>o</w:t>
+      </w:r>
+      <w:r>
+        <w:rPr>
+          <w:sz w:val="24"/>
+          <w:szCs w:val="24"/>
+        </w:rPr>
+        <w:t xml:space="preserve">bject </w:t>
+      </w:r>
+      <w:r>
+        <w:rPr>
+          <w:sz w:val="24"/>
+          <w:szCs w:val="24"/>
+        </w:rPr>
+        <w:t>d</w:t>
+      </w:r>
+      <w:r>
+        <w:rPr>
+          <w:sz w:val="24"/>
+          <w:szCs w:val="24"/>
+        </w:rPr>
+        <w:t xml:space="preserve">etection </w:t>
+      </w:r>
+      <w:r>
+        <w:rPr>
+          <w:sz w:val="24"/>
+          <w:szCs w:val="24"/>
+        </w:rPr>
+        <w:t>m</w:t>
+      </w:r>
+      <w:r>
+        <w:rPr>
+          <w:sz w:val="24"/>
+          <w:szCs w:val="24"/>
+        </w:rPr>
+        <w:t>odel</w:t>
+      </w:r>
+      <w:r>
+        <w:rPr>
+          <w:sz w:val="24"/>
+          <w:szCs w:val="24"/>
+        </w:rPr>
+        <w:t xml:space="preserve">, but then the question is: Which </w:t>
+      </w:r>
+      <w:r>
+        <w:rPr>
+          <w:sz w:val="24"/>
+          <w:szCs w:val="24"/>
+        </w:rPr>
+        <w:t>o</w:t>
+      </w:r>
+      <w:r>
+        <w:rPr>
+          <w:sz w:val="24"/>
+          <w:szCs w:val="24"/>
+        </w:rPr>
+        <w:t xml:space="preserve">bject </w:t>
+      </w:r>
+      <w:r>
+        <w:rPr>
+          <w:sz w:val="24"/>
+          <w:szCs w:val="24"/>
+        </w:rPr>
+        <w:t>d</w:t>
+      </w:r>
+      <w:r>
+        <w:rPr>
+          <w:sz w:val="24"/>
+          <w:szCs w:val="24"/>
+        </w:rPr>
+        <w:t>etection</w:t>
+      </w:r>
+      <w:r>
+        <w:rPr>
+          <w:sz w:val="24"/>
+          <w:szCs w:val="24"/>
+        </w:rPr>
+        <w:t xml:space="preserve"> </w:t>
+      </w:r>
+      <w:r>
+        <w:rPr>
+          <w:sz w:val="24"/>
+          <w:szCs w:val="24"/>
+        </w:rPr>
+        <w:t>m</w:t>
+      </w:r>
+      <w:r>
+        <w:rPr>
+          <w:sz w:val="24"/>
+          <w:szCs w:val="24"/>
+        </w:rPr>
+        <w:t>odel</w:t>
+      </w:r>
+      <w:r>
+        <w:rPr>
+          <w:sz w:val="24"/>
+          <w:szCs w:val="24"/>
+        </w:rPr>
+        <w:t xml:space="preserve"> </w:t>
+      </w:r>
+      <w:r>
+        <w:rPr>
+          <w:sz w:val="24"/>
+          <w:szCs w:val="24"/>
+        </w:rPr>
+        <w:t>is the most applicable</w:t>
+      </w:r>
+      <w:r>
+        <w:rPr>
+          <w:sz w:val="24"/>
+          <w:szCs w:val="24"/>
+        </w:rPr>
+        <w:t xml:space="preserve"> for the described</w:t>
+      </w:r>
+      <w:r>
+        <w:rPr>
+          <w:sz w:val="24"/>
+          <w:szCs w:val="24"/>
+        </w:rPr>
+        <w:t xml:space="preserve"> situation</w:t>
+      </w:r>
+      <w:r>
+        <w:rPr>
+          <w:sz w:val="24"/>
+          <w:szCs w:val="24"/>
+        </w:rPr>
+        <w:t xml:space="preserve">? </w:t>
+      </w:r>
+      <w:r>
+        <w:rPr>
+          <w:sz w:val="24"/>
+          <w:szCs w:val="24"/>
+        </w:rPr>
+        <w:t>This report investigates which object detection model is mo</w:t>
+      </w:r>
+      <w:r>
+        <w:rPr>
+          <w:sz w:val="24"/>
+          <w:szCs w:val="24"/>
+        </w:rPr>
+        <w:t>st suitable for the described application.</w:t>
+      </w:r>
+    </w:p>
+    <w:p>
+      <w:pPr>
+        <w:rPr>
+          <w:sz w:val="24"/>
+          <w:szCs w:val="24"/>
+        </w:rPr>
+      </w:pPr>
+    </w:p>
+    <w:p>
+      <w:pPr>
+        <w:pStyle w:val="Kop2"/>
+      </w:pPr>
+      <w:bookmarkStart w:id="3" w:name="_Toc230690307"/>
+      <w:r>
+        <w:t>Theoretical Frame</w:t>
+      </w:r>
+      <w:r>
+        <w:t>work</w:t>
+      </w:r>
+      <w:bookmarkEnd w:id="3"/>
+    </w:p>
+    <w:p>
+      <w:pPr>
+        <w:rPr>
+          <w:sz w:val="24"/>
+          <w:szCs w:val="24"/>
+        </w:rPr>
+      </w:pPr>
+      <w:r>
+        <w:rPr>
+          <w:sz w:val="24"/>
+          <w:szCs w:val="24"/>
+        </w:rPr>
+        <w:t>This r</w:t>
+      </w:r>
+      <w:r>
+        <w:rPr>
+          <w:sz w:val="24"/>
+          <w:szCs w:val="24"/>
+        </w:rPr>
+        <w:t>e</w:t>
+      </w:r>
+      <w:r>
+        <w:rPr>
+          <w:sz w:val="24"/>
+          <w:szCs w:val="24"/>
+        </w:rPr>
+        <w:t xml:space="preserve">port </w:t>
+      </w:r>
+      <w:r>
+        <w:rPr>
+          <w:sz w:val="24"/>
+          <w:szCs w:val="24"/>
+        </w:rPr>
+        <w:t>focuses</w:t>
+      </w:r>
+      <w:r>
+        <w:rPr>
+          <w:sz w:val="24"/>
+          <w:szCs w:val="24"/>
+        </w:rPr>
+        <w:t xml:space="preserve"> on</w:t>
+      </w:r>
+      <w:r>
+        <w:rPr>
+          <w:sz w:val="24"/>
+          <w:szCs w:val="24"/>
+        </w:rPr>
+        <w:t xml:space="preserve"> </w:t>
+      </w:r>
+      <w:r>
+        <w:rPr>
+          <w:sz w:val="24"/>
+          <w:szCs w:val="24"/>
+        </w:rPr>
+        <w:t>object detection model</w:t>
+      </w:r>
+      <w:r>
+        <w:rPr>
+          <w:sz w:val="24"/>
+          <w:szCs w:val="24"/>
+        </w:rPr>
+        <w:t xml:space="preserve">s. </w:t>
+      </w:r>
+      <w:r>
+        <w:rPr>
+          <w:sz w:val="24"/>
+          <w:szCs w:val="24"/>
+        </w:rPr>
+        <w:t xml:space="preserve">Object detection models are already widely used in </w:t>
+      </w:r>
+      <w:r>
+        <w:rPr>
+          <w:sz w:val="24"/>
+          <w:szCs w:val="24"/>
+        </w:rPr>
+        <w:t>the field of autonomous</w:t>
+      </w:r>
+      <w:r>
+        <w:rPr>
+          <w:sz w:val="24"/>
+          <w:szCs w:val="24"/>
+        </w:rPr>
+        <w:t xml:space="preserve"> </w:t>
+      </w:r>
+      <w:r>
+        <w:rPr>
+          <w:sz w:val="24"/>
+          <w:szCs w:val="24"/>
+        </w:rPr>
+        <w:t>vehicles</w:t>
+      </w:r>
+      <w:r>
+        <w:rPr>
+          <w:sz w:val="24"/>
+          <w:szCs w:val="24"/>
+        </w:rPr>
+        <w:t xml:space="preserve"> </w:t>
+      </w:r>
+      <w:r>
+        <w:rPr>
+          <w:sz w:val="24"/>
+          <w:szCs w:val="24"/>
+        </w:rPr>
+        <w:t>[1]</w:t>
+      </w:r>
+      <w:r>
+        <w:rPr>
+          <w:sz w:val="24"/>
+          <w:szCs w:val="24"/>
+        </w:rPr>
+        <w:t>.</w:t>
+      </w:r>
+      <w:r>
+        <w:rPr>
+          <w:sz w:val="24"/>
+          <w:szCs w:val="24"/>
+        </w:rPr>
+        <w:t xml:space="preserve"> Object detection models are an application of computer vision</w:t>
+      </w:r>
+      <w:r>
+        <w:rPr>
+          <w:sz w:val="24"/>
+          <w:szCs w:val="24"/>
+        </w:rPr>
+        <w:t xml:space="preserve"> [1]</w:t>
+      </w:r>
+      <w:r>
+        <w:rPr>
+          <w:sz w:val="24"/>
+          <w:szCs w:val="24"/>
+        </w:rPr>
+        <w:t>.</w:t>
+      </w:r>
+      <w:r>
+        <w:rPr>
+          <w:sz w:val="24"/>
+          <w:szCs w:val="24"/>
+        </w:rPr>
+        <w:t xml:space="preserve"> </w:t>
+      </w:r>
+      <w:r>
+        <w:rPr>
+          <w:sz w:val="24"/>
+          <w:szCs w:val="24"/>
+        </w:rPr>
+        <w:t xml:space="preserve">Computer vision is a field of artificial </w:t>
+      </w:r>
+      <w:r>
+        <w:rPr>
+          <w:sz w:val="24"/>
+          <w:szCs w:val="24"/>
+        </w:rPr>
+        <w:t>intelligence that trains machines to detect and extract meaningful information from digital imagery and videos</w:t>
+      </w:r>
+      <w:r>
+        <w:rPr>
+          <w:sz w:val="24"/>
+          <w:szCs w:val="24"/>
+        </w:rPr>
+        <w:t xml:space="preserve"> [1]</w:t>
+      </w:r>
+      <w:r>
+        <w:rPr>
+          <w:sz w:val="24"/>
+          <w:szCs w:val="24"/>
+        </w:rPr>
+        <w:t xml:space="preserve">. Computer vision </w:t>
+      </w:r>
+      <w:r>
+        <w:rPr>
+          <w:sz w:val="24"/>
+          <w:szCs w:val="24"/>
+        </w:rPr>
+        <w:t>primarily relies</w:t>
+      </w:r>
+      <w:r>
+        <w:rPr>
+          <w:sz w:val="24"/>
+          <w:szCs w:val="24"/>
+        </w:rPr>
+        <w:t xml:space="preserve"> </w:t>
+      </w:r>
+      <w:r>
+        <w:rPr>
+          <w:sz w:val="24"/>
+          <w:szCs w:val="24"/>
+        </w:rPr>
+        <w:t>on</w:t>
+      </w:r>
+      <w:r>
+        <w:rPr>
+          <w:sz w:val="24"/>
+          <w:szCs w:val="24"/>
+        </w:rPr>
+        <w:t xml:space="preserve"> </w:t>
+      </w:r>
+      <w:r>
+        <w:rPr>
+          <w:sz w:val="24"/>
+          <w:szCs w:val="24"/>
+        </w:rPr>
+        <w:t xml:space="preserve">image processing, neural networks, and key tasks. </w:t>
+      </w:r>
+    </w:p>
+    <w:p>
+      <w:pPr>
+        <w:rPr>
+          <w:sz w:val="24"/>
+          <w:szCs w:val="24"/>
+        </w:rPr>
+      </w:pPr>
+      <w:r>
+        <w:rPr>
+          <w:b/>
+          <w:bCs/>
+          <w:sz w:val="24"/>
+          <w:szCs w:val="24"/>
+        </w:rPr>
+        <w:t>Image processing</w:t>
+      </w:r>
+      <w:r>
+        <w:rPr>
+          <w:sz w:val="24"/>
+          <w:szCs w:val="24"/>
+        </w:rPr>
+        <w:t xml:space="preserve"> is </w:t>
+      </w:r>
+      <w:r>
+        <w:rPr>
+          <w:sz w:val="24"/>
+          <w:szCs w:val="24"/>
+        </w:rPr>
+        <w:t>a technique which enhances and cleans raw visual data</w:t>
+      </w:r>
+      <w:r>
+        <w:rPr>
+          <w:sz w:val="24"/>
+          <w:szCs w:val="24"/>
+        </w:rPr>
+        <w:t xml:space="preserve"> so algorithms can </w:t>
+      </w:r>
+      <w:r>
+        <w:rPr>
+          <w:sz w:val="24"/>
+          <w:szCs w:val="24"/>
+        </w:rPr>
+        <w:t>analyze key features like edges, colors and textures.</w:t>
+      </w:r>
+      <w:r>
+        <w:rPr>
+          <w:sz w:val="24"/>
+          <w:szCs w:val="24"/>
+        </w:rPr>
+        <w:t xml:space="preserve"> </w:t>
+      </w:r>
+    </w:p>
+    <w:p>
+      <w:pPr>
+        <w:rPr>
+          <w:sz w:val="24"/>
+          <w:szCs w:val="24"/>
+        </w:rPr>
+      </w:pPr>
+      <w:r>
+        <w:rPr>
+          <w:b/>
+          <w:bCs/>
+          <w:sz w:val="24"/>
+          <w:szCs w:val="24"/>
+        </w:rPr>
+        <w:t>Neural networks</w:t>
+      </w:r>
+      <w:r>
+        <w:rPr>
+          <w:sz w:val="24"/>
+          <w:szCs w:val="24"/>
+        </w:rPr>
+        <w:t xml:space="preserve"> are</w:t>
+      </w:r>
+      <w:r>
+        <w:rPr>
+          <w:sz w:val="24"/>
+          <w:szCs w:val="24"/>
+        </w:rPr>
+        <w:t xml:space="preserve"> computing systems inspired by the human brain</w:t>
+      </w:r>
+      <w:r>
+        <w:rPr>
+          <w:sz w:val="24"/>
+          <w:szCs w:val="24"/>
+        </w:rPr>
+        <w:t xml:space="preserve"> [8]</w:t>
+      </w:r>
+      <w:r>
+        <w:rPr>
+          <w:sz w:val="24"/>
+          <w:szCs w:val="24"/>
+        </w:rPr>
+        <w:t xml:space="preserve">. </w:t>
+      </w:r>
+      <w:r>
+        <w:rPr>
+          <w:sz w:val="24"/>
+          <w:szCs w:val="24"/>
+        </w:rPr>
+        <w:t>They</w:t>
+      </w:r>
+      <w:r>
+        <w:rPr>
+          <w:sz w:val="24"/>
+          <w:szCs w:val="24"/>
+        </w:rPr>
+        <w:t xml:space="preserve"> use deep learning to recognize</w:t>
+      </w:r>
+      <w:r>
+        <w:rPr>
+          <w:sz w:val="24"/>
+          <w:szCs w:val="24"/>
+        </w:rPr>
+        <w:t xml:space="preserve"> complex patterns and features. These neural networks</w:t>
+      </w:r>
+      <w:r>
+        <w:rPr>
+          <w:sz w:val="24"/>
+          <w:szCs w:val="24"/>
+        </w:rPr>
+        <w:t xml:space="preserve"> are commonly implemented</w:t>
+      </w:r>
+      <w:r>
+        <w:rPr>
+          <w:sz w:val="24"/>
+          <w:szCs w:val="24"/>
+        </w:rPr>
+        <w:t xml:space="preserve"> in the form of</w:t>
+      </w:r>
+      <w:r>
+        <w:rPr>
+          <w:sz w:val="24"/>
+          <w:szCs w:val="24"/>
+        </w:rPr>
+        <w:t xml:space="preserve"> </w:t>
+      </w:r>
+      <w:r>
+        <w:rPr>
+          <w:sz w:val="24"/>
+          <w:szCs w:val="24"/>
+        </w:rPr>
+        <w:t>object detection models</w:t>
+      </w:r>
+      <w:r>
+        <w:rPr>
+          <w:sz w:val="24"/>
+          <w:szCs w:val="24"/>
+        </w:rPr>
+        <w:t>, that are trained on millions of labeled images to learn how to detect and</w:t>
+      </w:r>
+      <w:r>
+        <w:rPr>
+          <w:sz w:val="24"/>
+          <w:szCs w:val="24"/>
+        </w:rPr>
+        <w:t xml:space="preserve"> display these</w:t>
+      </w:r>
+      <w:r>
+        <w:rPr>
+          <w:sz w:val="24"/>
+          <w:szCs w:val="24"/>
+        </w:rPr>
+        <w:t xml:space="preserve"> specific elements</w:t>
+      </w:r>
+      <w:r>
+        <w:rPr>
+          <w:sz w:val="24"/>
+          <w:szCs w:val="24"/>
+        </w:rPr>
+        <w:t>.</w:t>
+      </w:r>
+      <w:r>
+        <w:rPr>
+          <w:sz w:val="24"/>
+          <w:szCs w:val="24"/>
+        </w:rPr>
+        <w:t xml:space="preserve"> CNN</w:t>
+      </w:r>
+      <w:r>
+        <w:rPr>
+          <w:sz w:val="24"/>
+          <w:szCs w:val="24"/>
+        </w:rPr>
+        <w:t xml:space="preserve"> (Convolutional Neural Network) </w:t>
+      </w:r>
+      <w:r>
+        <w:rPr>
+          <w:sz w:val="24"/>
+          <w:szCs w:val="24"/>
+        </w:rPr>
+        <w:t xml:space="preserve"> is a type of neural </w:t>
+      </w:r>
+      <w:r>
+        <w:rPr>
+          <w:sz w:val="24"/>
+          <w:szCs w:val="24"/>
+        </w:rPr>
+        <w:t>network that learn</w:t>
+      </w:r>
+      <w:r>
+        <w:rPr>
+          <w:sz w:val="24"/>
+          <w:szCs w:val="24"/>
+        </w:rPr>
+        <w:t>s features through filter optimization</w:t>
+      </w:r>
+      <w:r>
+        <w:rPr>
+          <w:sz w:val="24"/>
+          <w:szCs w:val="24"/>
+        </w:rPr>
+        <w:t xml:space="preserve"> [</w:t>
+      </w:r>
+      <w:r>
+        <w:rPr>
+          <w:sz w:val="24"/>
+          <w:szCs w:val="24"/>
+        </w:rPr>
+        <w:t>8]</w:t>
+      </w:r>
+      <w:r>
+        <w:rPr>
+          <w:sz w:val="24"/>
+          <w:szCs w:val="24"/>
+        </w:rPr>
+        <w:t>.</w:t>
+      </w:r>
+    </w:p>
+    <w:p>
+      <w:pPr>
+        <w:rPr>
+          <w:sz w:val="24"/>
+          <w:szCs w:val="24"/>
+        </w:rPr>
+      </w:pPr>
+      <w:r>
+        <w:rPr>
+          <w:b/>
+          <w:bCs/>
+          <w:sz w:val="24"/>
+          <w:szCs w:val="24"/>
+        </w:rPr>
+        <w:t>Key tasks</w:t>
+      </w:r>
+      <w:r>
+        <w:rPr>
+          <w:sz w:val="24"/>
+          <w:szCs w:val="24"/>
+        </w:rPr>
+        <w:t xml:space="preserve"> handle processes like the </w:t>
+      </w:r>
+      <w:r>
+        <w:rPr>
+          <w:sz w:val="24"/>
+          <w:szCs w:val="24"/>
+        </w:rPr>
+        <w:t xml:space="preserve">detection of objects, the classification of these objects and the </w:t>
+      </w:r>
+      <w:r>
+        <w:rPr>
+          <w:sz w:val="24"/>
+          <w:szCs w:val="24"/>
+        </w:rPr>
+        <w:t>segmentation (outlining of the detected pixels) of these objects.</w:t>
+      </w:r>
+    </w:p>
+    <w:p>
+      <w:pPr>
+        <w:rPr>
+          <w:sz w:val="24"/>
+          <w:szCs w:val="24"/>
+        </w:rPr>
+      </w:pPr>
+      <w:r>
+        <w:rPr>
+          <w:sz w:val="24"/>
+          <w:szCs w:val="24"/>
+        </w:rPr>
+        <w:t>Most of the models</w:t>
+      </w:r>
+      <w:r>
+        <w:rPr>
+          <w:sz w:val="24"/>
+          <w:szCs w:val="24"/>
+        </w:rPr>
+        <w:t xml:space="preserve"> that are</w:t>
+      </w:r>
+      <w:r>
+        <w:rPr>
+          <w:sz w:val="24"/>
+          <w:szCs w:val="24"/>
+        </w:rPr>
+        <w:t xml:space="preserve"> chosen to </w:t>
+      </w:r>
+      <w:r>
+        <w:rPr>
+          <w:sz w:val="24"/>
+          <w:szCs w:val="24"/>
+        </w:rPr>
+        <w:t xml:space="preserve">be </w:t>
+      </w:r>
+      <w:r>
+        <w:rPr>
+          <w:sz w:val="24"/>
+          <w:szCs w:val="24"/>
+        </w:rPr>
+        <w:t>analyze</w:t>
+      </w:r>
+      <w:r>
+        <w:rPr>
+          <w:sz w:val="24"/>
+          <w:szCs w:val="24"/>
+        </w:rPr>
+        <w:t>d</w:t>
+      </w:r>
+      <w:r>
+        <w:rPr>
+          <w:sz w:val="24"/>
+          <w:szCs w:val="24"/>
+        </w:rPr>
+        <w:t xml:space="preserve"> and compare</w:t>
+      </w:r>
+      <w:r>
+        <w:rPr>
+          <w:sz w:val="24"/>
+          <w:szCs w:val="24"/>
+        </w:rPr>
+        <w:t>d</w:t>
+      </w:r>
+      <w:r>
+        <w:rPr>
+          <w:sz w:val="24"/>
+          <w:szCs w:val="24"/>
+        </w:rPr>
+        <w:t xml:space="preserve"> in this r</w:t>
+      </w:r>
+      <w:r>
+        <w:rPr>
+          <w:sz w:val="24"/>
+          <w:szCs w:val="24"/>
+        </w:rPr>
+        <w:t>e</w:t>
+      </w:r>
+      <w:r>
+        <w:rPr>
+          <w:sz w:val="24"/>
+          <w:szCs w:val="24"/>
+        </w:rPr>
+        <w:t>port</w:t>
+      </w:r>
+      <w:r>
+        <w:rPr>
+          <w:sz w:val="24"/>
+          <w:szCs w:val="24"/>
+        </w:rPr>
+        <w:t xml:space="preserve"> are </w:t>
+      </w:r>
+      <w:r>
+        <w:rPr>
+          <w:sz w:val="24"/>
+          <w:szCs w:val="24"/>
+        </w:rPr>
+        <w:t xml:space="preserve">either </w:t>
+      </w:r>
+      <w:r>
+        <w:rPr>
+          <w:sz w:val="24"/>
+          <w:szCs w:val="24"/>
+        </w:rPr>
+        <w:t>one-stage or two-stage detectors</w:t>
+      </w:r>
+      <w:r>
+        <w:rPr>
+          <w:sz w:val="24"/>
+          <w:szCs w:val="24"/>
+        </w:rPr>
+        <w:t xml:space="preserve">. </w:t>
+      </w:r>
+      <w:r>
+        <w:rPr>
+          <w:sz w:val="24"/>
+          <w:szCs w:val="24"/>
+        </w:rPr>
+        <w:t>The difference between one-stage detectors and two-stage detectors is that whilst one-stage detectors use a CNN (Convolutional Neural Network) to directly predict the bounding box coordinates</w:t>
+      </w:r>
+      <w:r>
+        <w:rPr>
+          <w:sz w:val="24"/>
+          <w:szCs w:val="24"/>
+        </w:rPr>
+        <w:t xml:space="preserve"> </w:t>
+      </w:r>
+      <w:r>
+        <w:rPr>
+          <w:sz w:val="24"/>
+          <w:szCs w:val="24"/>
+        </w:rPr>
+        <w:t>and class probabilities from the input images in one pass</w:t>
+      </w:r>
+      <w:r>
+        <w:rPr>
+          <w:sz w:val="24"/>
+          <w:szCs w:val="24"/>
+        </w:rPr>
+        <w:t>,</w:t>
+      </w:r>
+      <w:r>
+        <w:rPr>
+          <w:sz w:val="24"/>
+          <w:szCs w:val="24"/>
+        </w:rPr>
+        <w:t xml:space="preserve"> T</w:t>
+      </w:r>
+      <w:r>
+        <w:rPr>
+          <w:sz w:val="24"/>
+          <w:szCs w:val="24"/>
+        </w:rPr>
+        <w:t xml:space="preserve">wo-stage detectors split the task into two steps: region proposal and region classification/refinement. Region proposal identifies potential areas and separates these whilst region classification classifies and tightens these bounding boxes for a higher accuracy [7]. </w:t>
+      </w:r>
+    </w:p>
+    <w:p>
+      <w:pPr>
+        <w:rPr>
+          <w:sz w:val="24"/>
+          <w:szCs w:val="24"/>
+        </w:rPr>
+      </w:pPr>
+      <w:r>
+        <w:rPr>
+          <w:sz w:val="24"/>
+          <w:szCs w:val="24"/>
+        </w:rPr>
+        <w:lastRenderedPageBreak/>
+        <w:t xml:space="preserve">To summarize, </w:t>
+      </w:r>
+      <w:r>
+        <w:rPr>
+          <w:sz w:val="24"/>
+          <w:szCs w:val="24"/>
+        </w:rPr>
+        <w:t xml:space="preserve"> being a one-stage detector means that it is faster and </w:t>
+      </w:r>
+      <w:r>
+        <w:rPr>
+          <w:sz w:val="24"/>
+          <w:szCs w:val="24"/>
+        </w:rPr>
+        <w:t xml:space="preserve">associated with a </w:t>
+      </w:r>
+      <w:r>
+        <w:rPr>
+          <w:sz w:val="24"/>
+          <w:szCs w:val="24"/>
+        </w:rPr>
+        <w:t>lower computational</w:t>
+      </w:r>
+      <w:r>
+        <w:rPr>
+          <w:sz w:val="24"/>
+          <w:szCs w:val="24"/>
+        </w:rPr>
+        <w:t xml:space="preserve"> load</w:t>
+      </w:r>
+      <w:r>
+        <w:rPr>
+          <w:sz w:val="24"/>
+          <w:szCs w:val="24"/>
+        </w:rPr>
+        <w:t xml:space="preserve"> [7]</w:t>
+      </w:r>
+      <w:r>
+        <w:rPr>
+          <w:sz w:val="24"/>
+          <w:szCs w:val="24"/>
+        </w:rPr>
+        <w:t>, but less accurate. Being a two-stage detector means that it is more accurate, but slower, and a higher</w:t>
+      </w:r>
+      <w:r>
+        <w:rPr>
+          <w:sz w:val="24"/>
+          <w:szCs w:val="24"/>
+        </w:rPr>
+        <w:t xml:space="preserve"> computational</w:t>
+      </w:r>
+      <w:r>
+        <w:rPr>
+          <w:sz w:val="24"/>
+          <w:szCs w:val="24"/>
+        </w:rPr>
+        <w:t xml:space="preserve"> load</w:t>
+      </w:r>
+      <w:r>
+        <w:rPr>
+          <w:sz w:val="24"/>
+          <w:szCs w:val="24"/>
+        </w:rPr>
+        <w:t xml:space="preserve"> [7]</w:t>
+      </w:r>
+      <w:r>
+        <w:rPr>
+          <w:sz w:val="24"/>
+          <w:szCs w:val="24"/>
+        </w:rPr>
+        <w:t>.</w:t>
+      </w:r>
+    </w:p>
+    <w:p>
+      <w:pPr>
+        <w:rPr>
+          <w:sz w:val="24"/>
+          <w:szCs w:val="24"/>
+        </w:rPr>
+      </w:pPr>
+      <w:r>
+        <w:rPr>
+          <w:sz w:val="24"/>
+          <w:szCs w:val="24"/>
+        </w:rPr>
+        <w:t>Although object detection models are widely used in autonomous vehicles, relatively little research focuses specifically on selecting lightweight models while simultaneously balancing latency, accuracy and computational load.</w:t>
+      </w:r>
+    </w:p>
+    <w:p>
+      <w:pPr>
+        <w:pStyle w:val="Kop2"/>
+      </w:pPr>
+      <w:bookmarkStart w:id="4" w:name="_Toc230690308"/>
+      <w:r>
+        <w:t>Method</w:t>
+      </w:r>
+      <w:r>
+        <w:t>ology</w:t>
       </w:r>
       <w:bookmarkEnd w:id="4"/>
     </w:p>
@@ -2298,56 +3578,98 @@
           <w:sz w:val="24"/>
           <w:szCs w:val="24"/>
         </w:rPr>
-        <w:t>For this research rapport a comparison is made between models from documents and</w:t>
-      </w:r>
-      <w:r>
-        <w:rPr>
-          <w:sz w:val="24"/>
-          <w:szCs w:val="24"/>
-        </w:rPr>
-        <w:t xml:space="preserve"> datasheets of these models. </w:t>
-      </w:r>
-      <w:r>
-        <w:rPr>
-          <w:sz w:val="24"/>
-          <w:szCs w:val="24"/>
-        </w:rPr>
-        <w:t xml:space="preserve">The models I will be comparing are the YOLOv8, YOLOv26, SSD and Faster R-CNN models. </w:t>
-      </w:r>
-      <w:r>
-        <w:rPr>
-          <w:sz w:val="24"/>
-          <w:szCs w:val="24"/>
-        </w:rPr>
-        <w:t xml:space="preserve">These models were found in </w:t>
-      </w:r>
-      <w:r>
-        <w:rPr>
-          <w:sz w:val="24"/>
-          <w:szCs w:val="24"/>
-        </w:rPr>
-        <w:t>[1]</w:t>
-      </w:r>
-      <w:r>
-        <w:rPr>
-          <w:sz w:val="24"/>
-          <w:szCs w:val="24"/>
-        </w:rPr>
-        <w:t xml:space="preserve">, which gives a list of commonly used object detection models </w:t>
-      </w:r>
-      <w:r>
-        <w:rPr>
-          <w:sz w:val="24"/>
-          <w:szCs w:val="24"/>
-        </w:rPr>
-        <w:t xml:space="preserve">that </w:t>
-      </w:r>
-      <w:r>
-        <w:rPr>
-          <w:sz w:val="24"/>
-          <w:szCs w:val="24"/>
-        </w:rPr>
-        <w:t>provide a good overview of the trade-offs</w:t>
+        <w:t xml:space="preserve">The </w:t>
+      </w:r>
+      <w:r>
+        <w:rPr>
+          <w:sz w:val="24"/>
+          <w:szCs w:val="24"/>
+        </w:rPr>
+        <w:t>r</w:t>
+      </w:r>
+      <w:r>
+        <w:rPr>
+          <w:sz w:val="24"/>
+          <w:szCs w:val="24"/>
+        </w:rPr>
+        <w:t>esearch method of this r</w:t>
+      </w:r>
+      <w:r>
+        <w:rPr>
+          <w:sz w:val="24"/>
+          <w:szCs w:val="24"/>
+        </w:rPr>
+        <w:t>e</w:t>
+      </w:r>
+      <w:r>
+        <w:rPr>
+          <w:sz w:val="24"/>
+          <w:szCs w:val="24"/>
+        </w:rPr>
+        <w:t>port</w:t>
+      </w:r>
+      <w:r>
+        <w:rPr>
+          <w:sz w:val="24"/>
+          <w:szCs w:val="24"/>
+        </w:rPr>
+        <w:t xml:space="preserve"> is liter</w:t>
+      </w:r>
+      <w:r>
+        <w:rPr>
+          <w:sz w:val="24"/>
+          <w:szCs w:val="24"/>
+        </w:rPr>
+        <w:t>a</w:t>
+      </w:r>
+      <w:r>
+        <w:rPr>
+          <w:sz w:val="24"/>
+          <w:szCs w:val="24"/>
+        </w:rPr>
+        <w:t>ture</w:t>
+      </w:r>
+      <w:r>
+        <w:rPr>
+          <w:sz w:val="24"/>
+          <w:szCs w:val="24"/>
+        </w:rPr>
+        <w:t xml:space="preserve"> research. That means that this r</w:t>
+      </w:r>
+      <w:r>
+        <w:rPr>
+          <w:sz w:val="24"/>
+          <w:szCs w:val="24"/>
+        </w:rPr>
+        <w:t>e</w:t>
+      </w:r>
+      <w:r>
+        <w:rPr>
+          <w:sz w:val="24"/>
+          <w:szCs w:val="24"/>
+        </w:rPr>
+        <w:t xml:space="preserve">port </w:t>
+      </w:r>
+      <w:r>
+        <w:rPr>
+          <w:sz w:val="24"/>
+          <w:szCs w:val="24"/>
+        </w:rPr>
+        <w:t>is based on</w:t>
+      </w:r>
+      <w:r>
+        <w:rPr>
+          <w:sz w:val="24"/>
+          <w:szCs w:val="24"/>
+        </w:rPr>
+        <w:t xml:space="preserve"> sources of the documentation of various </w:t>
+      </w:r>
+      <w:r>
+        <w:rPr>
+          <w:sz w:val="24"/>
+          <w:szCs w:val="24"/>
+        </w:rPr>
+        <w:t>different model types</w:t>
       </w:r>
       <w:r>
         <w:rPr>
@@ -2355,55 +3677,6 @@
           <w:szCs w:val="24"/>
         </w:rPr>
         <w:t>.</w:t>
-      </w:r>
-      <w:r>
-        <w:rPr>
-          <w:sz w:val="24"/>
-          <w:szCs w:val="24"/>
-        </w:rPr>
-        <w:t xml:space="preserve"> </w:t>
-      </w:r>
-      <w:r>
-        <w:rPr>
-          <w:sz w:val="24"/>
-          <w:szCs w:val="24"/>
-        </w:rPr>
-        <w:t>Based on the requirements defined in the Method section</w:t>
-      </w:r>
-      <w:r>
-        <w:rPr>
-          <w:sz w:val="24"/>
-          <w:szCs w:val="24"/>
-        </w:rPr>
-        <w:t xml:space="preserve">, </w:t>
-      </w:r>
-      <w:r>
-        <w:rPr>
-          <w:sz w:val="24"/>
-          <w:szCs w:val="24"/>
-        </w:rPr>
-        <w:t xml:space="preserve">the object </w:t>
-      </w:r>
-      <w:r>
-        <w:rPr>
-          <w:sz w:val="24"/>
-          <w:szCs w:val="24"/>
-        </w:rPr>
-        <w:t xml:space="preserve">detection models </w:t>
-      </w:r>
-      <w:r>
-        <w:rPr>
-          <w:sz w:val="24"/>
-          <w:szCs w:val="24"/>
-        </w:rPr>
-        <w:t xml:space="preserve">are compared using the information gathered from official documentation, benchmark reports and research </w:t>
-      </w:r>
-      <w:r>
-        <w:rPr>
-          <w:sz w:val="24"/>
-          <w:szCs w:val="24"/>
-        </w:rPr>
-        <w:t>papers.</w:t>
       </w:r>
     </w:p>
     <w:p>
@@ -2418,7 +3691,1027 @@
           <w:sz w:val="24"/>
           <w:szCs w:val="24"/>
         </w:rPr>
-        <w:t>This comparison is mainly focused on four factors: Latency, Accuracy, Load and Trainability. The results from this comparison are shown in the next table</w:t>
+        <w:t>There are some requirements for choosing the right/most applicable detection model:</w:t>
+      </w:r>
+    </w:p>
+    <w:p>
+      <w:pPr>
+        <w:pStyle w:val="Lijstalinea"/>
+        <w:numPr>
+          <w:ilvl w:val="0"/>
+          <w:numId w:val="1"/>
+        </w:numPr>
+        <w:rPr>
+          <w:sz w:val="24"/>
+          <w:szCs w:val="24"/>
+        </w:rPr>
+      </w:pPr>
+      <w:r>
+        <w:rPr>
+          <w:sz w:val="24"/>
+          <w:szCs w:val="24"/>
+        </w:rPr>
+        <w:t>Latency; the model has to work mostly in real time (</w:t>
+      </w:r>
+      <w:r>
+        <w:rPr>
+          <w:sz w:val="24"/>
+          <w:szCs w:val="24"/>
+        </w:rPr>
+        <w:t>&lt;= 1 second)</w:t>
+      </w:r>
+      <w:r>
+        <w:rPr>
+          <w:sz w:val="24"/>
+          <w:szCs w:val="24"/>
+        </w:rPr>
+        <w:t>.</w:t>
+      </w:r>
+      <w:r>
+        <w:rPr>
+          <w:sz w:val="24"/>
+          <w:szCs w:val="24"/>
+        </w:rPr>
+        <w:t xml:space="preserve"> </w:t>
+      </w:r>
+      <w:r>
+        <w:rPr>
+          <w:sz w:val="24"/>
+          <w:szCs w:val="24"/>
+        </w:rPr>
+        <w:t>This is because the kart is constantly driving, and has to react to things that happen in time</w:t>
+      </w:r>
+    </w:p>
+    <w:p>
+      <w:pPr>
+        <w:pStyle w:val="Lijstalinea"/>
+        <w:numPr>
+          <w:ilvl w:val="0"/>
+          <w:numId w:val="1"/>
+        </w:numPr>
+        <w:rPr>
+          <w:sz w:val="24"/>
+          <w:szCs w:val="24"/>
+        </w:rPr>
+      </w:pPr>
+      <w:r>
+        <w:rPr>
+          <w:sz w:val="24"/>
+          <w:szCs w:val="24"/>
+        </w:rPr>
+        <w:t xml:space="preserve">Accuracy; the model has to be </w:t>
+      </w:r>
+      <w:r>
+        <w:rPr>
+          <w:sz w:val="24"/>
+          <w:szCs w:val="24"/>
+        </w:rPr>
+        <w:t>able to reliably detect objects</w:t>
+      </w:r>
+      <w:r>
+        <w:rPr>
+          <w:sz w:val="24"/>
+          <w:szCs w:val="24"/>
+        </w:rPr>
+        <w:t xml:space="preserve"> and has to work on smaller/further objects</w:t>
+      </w:r>
+      <w:r>
+        <w:rPr>
+          <w:sz w:val="24"/>
+          <w:szCs w:val="24"/>
+        </w:rPr>
+        <w:t>.</w:t>
+      </w:r>
+      <w:r>
+        <w:rPr>
+          <w:sz w:val="24"/>
+          <w:szCs w:val="24"/>
+        </w:rPr>
+        <w:t xml:space="preserve"> </w:t>
+      </w:r>
+    </w:p>
+    <w:p>
+      <w:pPr>
+        <w:pStyle w:val="Lijstalinea"/>
+        <w:numPr>
+          <w:ilvl w:val="0"/>
+          <w:numId w:val="1"/>
+        </w:numPr>
+        <w:rPr>
+          <w:sz w:val="24"/>
+          <w:szCs w:val="24"/>
+        </w:rPr>
+      </w:pPr>
+      <w:r>
+        <w:rPr>
+          <w:sz w:val="24"/>
+          <w:szCs w:val="24"/>
+        </w:rPr>
+        <w:t xml:space="preserve">Load; the model has to remain lightweight. </w:t>
+      </w:r>
+      <w:r>
+        <w:rPr>
+          <w:sz w:val="24"/>
+          <w:szCs w:val="24"/>
+        </w:rPr>
+        <w:t>The heavier models increase CPU usage, which can cause frame-skipping, which in turn can cause missed detections.</w:t>
+      </w:r>
+      <w:r>
+        <w:rPr>
+          <w:sz w:val="24"/>
+          <w:szCs w:val="24"/>
+        </w:rPr>
+        <w:t xml:space="preserve"> Load in this context stands for </w:t>
+      </w:r>
+      <w:r>
+        <w:rPr>
+          <w:sz w:val="24"/>
+          <w:szCs w:val="24"/>
+        </w:rPr>
+        <w:t>c</w:t>
+      </w:r>
+      <w:r>
+        <w:rPr>
+          <w:sz w:val="24"/>
+          <w:szCs w:val="24"/>
+        </w:rPr>
+        <w:t xml:space="preserve">omputational </w:t>
+      </w:r>
+      <w:r>
+        <w:rPr>
+          <w:sz w:val="24"/>
+          <w:szCs w:val="24"/>
+        </w:rPr>
+        <w:t>l</w:t>
+      </w:r>
+      <w:r>
+        <w:rPr>
+          <w:sz w:val="24"/>
+          <w:szCs w:val="24"/>
+        </w:rPr>
+        <w:t>oad.</w:t>
+      </w:r>
+    </w:p>
+    <w:p>
+      <w:pPr>
+        <w:pStyle w:val="Lijstalinea"/>
+        <w:numPr>
+          <w:ilvl w:val="0"/>
+          <w:numId w:val="1"/>
+        </w:numPr>
+        <w:rPr>
+          <w:sz w:val="24"/>
+          <w:szCs w:val="24"/>
+        </w:rPr>
+      </w:pPr>
+      <w:r>
+        <w:rPr>
+          <w:sz w:val="24"/>
+          <w:szCs w:val="24"/>
+        </w:rPr>
+        <w:t>Trainability; since</w:t>
+      </w:r>
+      <w:r>
+        <w:rPr>
+          <w:sz w:val="24"/>
+          <w:szCs w:val="24"/>
+        </w:rPr>
+        <w:t xml:space="preserve"> the model has to detect</w:t>
+      </w:r>
+    </w:p>
+    <w:p>
+      <w:pPr>
+        <w:pStyle w:val="Lijstalinea"/>
+        <w:numPr>
+          <w:ilvl w:val="1"/>
+          <w:numId w:val="1"/>
+        </w:numPr>
+        <w:rPr>
+          <w:sz w:val="24"/>
+          <w:szCs w:val="24"/>
+        </w:rPr>
+      </w:pPr>
+      <w:r>
+        <w:rPr>
+          <w:sz w:val="24"/>
+          <w:szCs w:val="24"/>
+        </w:rPr>
+        <w:t>s</w:t>
+      </w:r>
+      <w:r>
+        <w:rPr>
+          <w:sz w:val="24"/>
+          <w:szCs w:val="24"/>
+        </w:rPr>
+        <w:t>igns (</w:t>
+      </w:r>
+      <w:r>
+        <w:rPr>
+          <w:sz w:val="24"/>
+          <w:szCs w:val="24"/>
+        </w:rPr>
+        <w:t>s</w:t>
+      </w:r>
+      <w:r>
+        <w:rPr>
+          <w:sz w:val="24"/>
+          <w:szCs w:val="24"/>
+        </w:rPr>
+        <w:t>top,</w:t>
+      </w:r>
+      <w:r>
+        <w:rPr>
+          <w:sz w:val="24"/>
+          <w:szCs w:val="24"/>
+        </w:rPr>
+        <w:t xml:space="preserve"> </w:t>
+      </w:r>
+      <w:r>
+        <w:rPr>
+          <w:sz w:val="24"/>
+          <w:szCs w:val="24"/>
+        </w:rPr>
+        <w:t>s</w:t>
+      </w:r>
+      <w:r>
+        <w:rPr>
+          <w:sz w:val="24"/>
+          <w:szCs w:val="24"/>
+        </w:rPr>
+        <w:t>peed</w:t>
+      </w:r>
+      <w:r>
+        <w:rPr>
+          <w:sz w:val="24"/>
+          <w:szCs w:val="24"/>
+        </w:rPr>
+        <w:t xml:space="preserve">, </w:t>
+      </w:r>
+      <w:r>
+        <w:rPr>
+          <w:sz w:val="24"/>
+          <w:szCs w:val="24"/>
+        </w:rPr>
+        <w:t>p</w:t>
+      </w:r>
+      <w:r>
+        <w:rPr>
+          <w:sz w:val="24"/>
+          <w:szCs w:val="24"/>
+        </w:rPr>
+        <w:t>rohibited</w:t>
+      </w:r>
+      <w:r>
+        <w:rPr>
+          <w:sz w:val="24"/>
+          <w:szCs w:val="24"/>
+        </w:rPr>
+        <w:t xml:space="preserve">, </w:t>
+      </w:r>
+      <w:r>
+        <w:rPr>
+          <w:sz w:val="24"/>
+          <w:szCs w:val="24"/>
+        </w:rPr>
+        <w:t>d</w:t>
+      </w:r>
+      <w:r>
+        <w:rPr>
+          <w:sz w:val="24"/>
+          <w:szCs w:val="24"/>
+        </w:rPr>
+        <w:t>ir</w:t>
+      </w:r>
+      <w:r>
+        <w:rPr>
+          <w:sz w:val="24"/>
+          <w:szCs w:val="24"/>
+        </w:rPr>
+        <w:t>ectional</w:t>
+      </w:r>
+      <w:r>
+        <w:rPr>
+          <w:sz w:val="24"/>
+          <w:szCs w:val="24"/>
+        </w:rPr>
+        <w:t xml:space="preserve"> (one-way)</w:t>
+      </w:r>
+      <w:r>
+        <w:rPr>
+          <w:sz w:val="24"/>
+          <w:szCs w:val="24"/>
+        </w:rPr>
+        <w:t xml:space="preserve">, </w:t>
+      </w:r>
+      <w:r>
+        <w:rPr>
+          <w:sz w:val="24"/>
+          <w:szCs w:val="24"/>
+        </w:rPr>
+        <w:t>m</w:t>
+      </w:r>
+      <w:r>
+        <w:rPr>
+          <w:sz w:val="24"/>
+          <w:szCs w:val="24"/>
+        </w:rPr>
+        <w:t>andatory</w:t>
+      </w:r>
+      <w:r>
+        <w:rPr>
+          <w:sz w:val="24"/>
+          <w:szCs w:val="24"/>
+        </w:rPr>
+        <w:t>)</w:t>
+      </w:r>
+      <w:r>
+        <w:rPr>
+          <w:sz w:val="24"/>
+          <w:szCs w:val="24"/>
+        </w:rPr>
+        <w:t>,</w:t>
+      </w:r>
+    </w:p>
+    <w:p>
+      <w:pPr>
+        <w:pStyle w:val="Lijstalinea"/>
+        <w:numPr>
+          <w:ilvl w:val="1"/>
+          <w:numId w:val="1"/>
+        </w:numPr>
+        <w:rPr>
+          <w:sz w:val="24"/>
+          <w:szCs w:val="24"/>
+        </w:rPr>
+      </w:pPr>
+      <w:r>
+        <w:rPr>
+          <w:sz w:val="24"/>
+          <w:szCs w:val="24"/>
+        </w:rPr>
+        <w:t>p</w:t>
+      </w:r>
+      <w:r>
+        <w:rPr>
+          <w:sz w:val="24"/>
+          <w:szCs w:val="24"/>
+        </w:rPr>
+        <w:t>edestrians</w:t>
+      </w:r>
+      <w:r>
+        <w:rPr>
+          <w:sz w:val="24"/>
+          <w:szCs w:val="24"/>
+        </w:rPr>
+        <w:t>,</w:t>
+      </w:r>
+    </w:p>
+    <w:p>
+      <w:pPr>
+        <w:pStyle w:val="Lijstalinea"/>
+        <w:numPr>
+          <w:ilvl w:val="1"/>
+          <w:numId w:val="1"/>
+        </w:numPr>
+        <w:rPr>
+          <w:sz w:val="24"/>
+          <w:szCs w:val="24"/>
+        </w:rPr>
+      </w:pPr>
+      <w:r>
+        <w:rPr>
+          <w:sz w:val="24"/>
+          <w:szCs w:val="24"/>
+        </w:rPr>
+        <w:t>v</w:t>
+      </w:r>
+      <w:r>
+        <w:rPr>
+          <w:sz w:val="24"/>
+          <w:szCs w:val="24"/>
+        </w:rPr>
+        <w:t>ehicles (</w:t>
+      </w:r>
+      <w:r>
+        <w:rPr>
+          <w:sz w:val="24"/>
+          <w:szCs w:val="24"/>
+        </w:rPr>
+        <w:t>c</w:t>
+      </w:r>
+      <w:r>
+        <w:rPr>
+          <w:sz w:val="24"/>
+          <w:szCs w:val="24"/>
+        </w:rPr>
+        <w:t>ars)</w:t>
+      </w:r>
+      <w:r>
+        <w:rPr>
+          <w:sz w:val="24"/>
+          <w:szCs w:val="24"/>
+        </w:rPr>
+        <w:t>,</w:t>
+      </w:r>
+    </w:p>
+    <w:p>
+      <w:pPr>
+        <w:pStyle w:val="Lijstalinea"/>
+        <w:numPr>
+          <w:ilvl w:val="1"/>
+          <w:numId w:val="1"/>
+        </w:numPr>
+        <w:rPr>
+          <w:sz w:val="24"/>
+          <w:szCs w:val="24"/>
+        </w:rPr>
+      </w:pPr>
+      <w:r>
+        <w:rPr>
+          <w:sz w:val="24"/>
+          <w:szCs w:val="24"/>
+        </w:rPr>
+        <w:t>t</w:t>
+      </w:r>
+      <w:r>
+        <w:rPr>
+          <w:sz w:val="24"/>
+          <w:szCs w:val="24"/>
+        </w:rPr>
+        <w:t>raf</w:t>
+      </w:r>
+      <w:r>
+        <w:rPr>
+          <w:sz w:val="24"/>
+          <w:szCs w:val="24"/>
+        </w:rPr>
+        <w:t>f</w:t>
+      </w:r>
+      <w:r>
+        <w:rPr>
+          <w:sz w:val="24"/>
+          <w:szCs w:val="24"/>
+        </w:rPr>
+        <w:t xml:space="preserve">ic </w:t>
+      </w:r>
+      <w:r>
+        <w:rPr>
+          <w:sz w:val="24"/>
+          <w:szCs w:val="24"/>
+        </w:rPr>
+        <w:t>l</w:t>
+      </w:r>
+      <w:r>
+        <w:rPr>
+          <w:sz w:val="24"/>
+          <w:szCs w:val="24"/>
+        </w:rPr>
+        <w:t>ights</w:t>
+      </w:r>
+      <w:r>
+        <w:rPr>
+          <w:sz w:val="24"/>
+          <w:szCs w:val="24"/>
+        </w:rPr>
+        <w:t>.</w:t>
+      </w:r>
+    </w:p>
+    <w:p>
+      <w:pPr>
+        <w:pStyle w:val="Lijstalinea"/>
+        <w:ind w:left="405"/>
+        <w:rPr>
+          <w:sz w:val="24"/>
+          <w:szCs w:val="24"/>
+        </w:rPr>
+      </w:pPr>
+      <w:r>
+        <w:rPr>
+          <w:sz w:val="24"/>
+          <w:szCs w:val="24"/>
+        </w:rPr>
+        <w:t xml:space="preserve">The model has to at least be able to detect these </w:t>
+      </w:r>
+      <w:r>
+        <w:rPr>
+          <w:sz w:val="24"/>
+          <w:szCs w:val="24"/>
+        </w:rPr>
+        <w:t>object types and their subcategories</w:t>
+      </w:r>
+      <w:r>
+        <w:rPr>
+          <w:sz w:val="24"/>
+          <w:szCs w:val="24"/>
+        </w:rPr>
+        <w:t xml:space="preserve">. </w:t>
+      </w:r>
+      <w:r>
+        <w:rPr>
+          <w:sz w:val="24"/>
+          <w:szCs w:val="24"/>
+        </w:rPr>
+        <w:t>Therefore, it</w:t>
+      </w:r>
+      <w:r>
+        <w:rPr>
+          <w:sz w:val="24"/>
+          <w:szCs w:val="24"/>
+        </w:rPr>
+        <w:t xml:space="preserve"> is important for the model to be trainable</w:t>
+      </w:r>
+      <w:r>
+        <w:rPr>
+          <w:sz w:val="24"/>
+          <w:szCs w:val="24"/>
+        </w:rPr>
+        <w:t>.</w:t>
+      </w:r>
+    </w:p>
+    <w:p>
+      <w:pPr>
+        <w:rPr>
+          <w:sz w:val="24"/>
+          <w:szCs w:val="24"/>
+        </w:rPr>
+      </w:pPr>
+      <w:r>
+        <w:rPr>
+          <w:sz w:val="24"/>
+          <w:szCs w:val="24"/>
+        </w:rPr>
+        <w:t>Fo</w:t>
+      </w:r>
+      <w:r>
+        <w:rPr>
+          <w:sz w:val="24"/>
+          <w:szCs w:val="24"/>
+        </w:rPr>
+        <w:t>ur models were selected for comparison:</w:t>
+      </w:r>
+      <w:r>
+        <w:rPr>
+          <w:sz w:val="24"/>
+          <w:szCs w:val="24"/>
+        </w:rPr>
+        <w:t xml:space="preserve"> Yolov8, YOLO26, SSD and Faster R-CNN</w:t>
+      </w:r>
+      <w:r>
+        <w:rPr>
+          <w:sz w:val="24"/>
+          <w:szCs w:val="24"/>
+        </w:rPr>
+        <w:t xml:space="preserve">. These </w:t>
+      </w:r>
+      <w:r>
+        <w:rPr>
+          <w:sz w:val="24"/>
+          <w:szCs w:val="24"/>
+        </w:rPr>
+        <w:t>models were selected because</w:t>
+      </w:r>
+      <w:r>
+        <w:rPr>
+          <w:sz w:val="24"/>
+          <w:szCs w:val="24"/>
+        </w:rPr>
+        <w:t xml:space="preserve"> they are among the most commonly used object detection architectures</w:t>
+      </w:r>
+      <w:r>
+        <w:rPr>
+          <w:sz w:val="24"/>
+          <w:szCs w:val="24"/>
+        </w:rPr>
+        <w:t xml:space="preserve"> in </w:t>
+      </w:r>
+      <w:r>
+        <w:rPr>
+          <w:sz w:val="24"/>
+          <w:szCs w:val="24"/>
+        </w:rPr>
+        <w:t>real</w:t>
+      </w:r>
+      <w:r>
+        <w:rPr>
+          <w:sz w:val="24"/>
+          <w:szCs w:val="24"/>
+        </w:rPr>
+        <w:t>-</w:t>
+      </w:r>
+      <w:r>
+        <w:rPr>
+          <w:sz w:val="24"/>
+          <w:szCs w:val="24"/>
+        </w:rPr>
+        <w:t xml:space="preserve">time </w:t>
+      </w:r>
+      <w:r>
+        <w:rPr>
+          <w:sz w:val="24"/>
+          <w:szCs w:val="24"/>
+        </w:rPr>
+        <w:t>applications</w:t>
+      </w:r>
+      <w:r>
+        <w:rPr>
+          <w:sz w:val="24"/>
+          <w:szCs w:val="24"/>
+        </w:rPr>
+        <w:t xml:space="preserve"> [1]</w:t>
+      </w:r>
+      <w:r>
+        <w:rPr>
+          <w:sz w:val="24"/>
+          <w:szCs w:val="24"/>
+        </w:rPr>
+        <w:t>.</w:t>
+      </w:r>
+      <w:r>
+        <w:rPr>
+          <w:sz w:val="24"/>
+          <w:szCs w:val="24"/>
+        </w:rPr>
+        <w:t xml:space="preserve"> These models also provide a comparison between one-stage detection and two-stage detection.</w:t>
+      </w:r>
+    </w:p>
+    <w:p>
+      <w:pPr>
+        <w:rPr>
+          <w:sz w:val="24"/>
+          <w:szCs w:val="24"/>
+        </w:rPr>
+      </w:pPr>
+      <w:r>
+        <w:rPr>
+          <w:sz w:val="24"/>
+          <w:szCs w:val="24"/>
+        </w:rPr>
+        <w:t>A</w:t>
+      </w:r>
+      <w:r>
+        <w:rPr>
+          <w:sz w:val="24"/>
+          <w:szCs w:val="24"/>
+        </w:rPr>
+        <w:t xml:space="preserve"> weighing table</w:t>
+      </w:r>
+      <w:r>
+        <w:rPr>
+          <w:sz w:val="24"/>
+          <w:szCs w:val="24"/>
+        </w:rPr>
+        <w:t xml:space="preserve"> is also included</w:t>
+      </w:r>
+      <w:r>
+        <w:rPr>
+          <w:sz w:val="24"/>
+          <w:szCs w:val="24"/>
+        </w:rPr>
+        <w:t xml:space="preserve"> aside from the main comparison table, the weighing table will include </w:t>
+      </w:r>
+      <w:r>
+        <w:rPr>
+          <w:sz w:val="24"/>
+          <w:szCs w:val="24"/>
+        </w:rPr>
+        <w:t>the scoring system</w:t>
+      </w:r>
+      <w:r>
+        <w:rPr>
+          <w:sz w:val="24"/>
+          <w:szCs w:val="24"/>
+        </w:rPr>
+        <w:t xml:space="preserve"> used in the main table and is made because </w:t>
+      </w:r>
+      <w:r>
+        <w:rPr>
+          <w:sz w:val="24"/>
+          <w:szCs w:val="24"/>
+        </w:rPr>
+        <w:t>some of the previously described criteria are more important</w:t>
+      </w:r>
+      <w:r>
+        <w:rPr>
+          <w:sz w:val="24"/>
+          <w:szCs w:val="24"/>
+        </w:rPr>
+        <w:t xml:space="preserve"> </w:t>
+      </w:r>
+      <w:r>
+        <w:rPr>
+          <w:sz w:val="24"/>
+          <w:szCs w:val="24"/>
+        </w:rPr>
+        <w:t xml:space="preserve">than others, for example, lower latency is more important than </w:t>
+      </w:r>
+      <w:r>
+        <w:rPr>
+          <w:sz w:val="24"/>
+          <w:szCs w:val="24"/>
+        </w:rPr>
+        <w:t>a simple training method</w:t>
+      </w:r>
+      <w:r>
+        <w:rPr>
+          <w:sz w:val="24"/>
+          <w:szCs w:val="24"/>
+        </w:rPr>
+        <w:t>.</w:t>
+      </w:r>
+    </w:p>
+    <w:p>
+      <w:pPr>
+        <w:rPr>
+          <w:sz w:val="24"/>
+          <w:szCs w:val="24"/>
+        </w:rPr>
+      </w:pPr>
+      <w:r>
+        <w:rPr>
+          <w:sz w:val="24"/>
+          <w:szCs w:val="24"/>
+        </w:rPr>
+        <w:t>The comparison between the selected models is based on data collected from official model documentation, benchmark reports and scientific publications [2]–[6]. For each model, information regarding latency, accuracy, computational load and trainability was collected and compared. These criteria were selected because they directly influence the suitability of an object detection model for use in an autonomous vehicle. The collected data were subsequently evaluated using the weighting system shown in Table 2, allowing the models to be compared according to the relative importance of each criterion.</w:t>
+      </w:r>
+    </w:p>
+    <w:p>
+      <w:pPr>
+        <w:rPr>
+          <w:sz w:val="24"/>
+          <w:szCs w:val="24"/>
+        </w:rPr>
+      </w:pPr>
+      <w:r>
+        <w:rPr>
+          <w:sz w:val="24"/>
+          <w:szCs w:val="24"/>
+        </w:rPr>
+        <w:lastRenderedPageBreak/>
+        <w:t>The weighting system was developed based on the requirements of the autonomous kart. Latency and accuracy were assigned a higher priority because the system must detect and react to objects in real time while maintaining reliable detection performance. Computational load was also considered important due to the limited processing resources available on the target platform. Trainability was included as a criterion because the selected model must be capable of being trained on custom datasets containing traffic signs, vehicles, pedestrians and traffic lights.</w:t>
+      </w:r>
+    </w:p>
+    <w:p>
+      <w:pPr>
+        <w:pStyle w:val="Kop2"/>
+      </w:pPr>
+      <w:bookmarkStart w:id="5" w:name="_Toc230690309"/>
+      <w:r>
+        <w:t>Results</w:t>
+      </w:r>
+      <w:bookmarkEnd w:id="5"/>
+    </w:p>
+    <w:p>
+      <w:pPr>
+        <w:rPr>
+          <w:sz w:val="24"/>
+          <w:szCs w:val="24"/>
+        </w:rPr>
+      </w:pPr>
+      <w:r>
+        <w:rPr>
+          <w:sz w:val="24"/>
+          <w:szCs w:val="24"/>
+        </w:rPr>
+        <w:t>In</w:t>
+      </w:r>
+      <w:r>
+        <w:rPr>
+          <w:sz w:val="24"/>
+          <w:szCs w:val="24"/>
+        </w:rPr>
+        <w:t xml:space="preserve"> this research r</w:t>
+      </w:r>
+      <w:r>
+        <w:rPr>
+          <w:sz w:val="24"/>
+          <w:szCs w:val="24"/>
+        </w:rPr>
+        <w:t>e</w:t>
+      </w:r>
+      <w:r>
+        <w:rPr>
+          <w:sz w:val="24"/>
+          <w:szCs w:val="24"/>
+        </w:rPr>
+        <w:t xml:space="preserve">port </w:t>
+      </w:r>
+      <w:r>
+        <w:rPr>
+          <w:sz w:val="24"/>
+          <w:szCs w:val="24"/>
+        </w:rPr>
+        <w:t>a</w:t>
+      </w:r>
+      <w:r>
+        <w:rPr>
+          <w:sz w:val="24"/>
+          <w:szCs w:val="24"/>
+        </w:rPr>
+        <w:t xml:space="preserve"> comparison</w:t>
+      </w:r>
+      <w:r>
+        <w:rPr>
+          <w:sz w:val="24"/>
+          <w:szCs w:val="24"/>
+        </w:rPr>
+        <w:t xml:space="preserve"> is</w:t>
+      </w:r>
+      <w:r>
+        <w:rPr>
+          <w:sz w:val="24"/>
+          <w:szCs w:val="24"/>
+        </w:rPr>
+        <w:t xml:space="preserve"> made between models from documents and</w:t>
+      </w:r>
+      <w:r>
+        <w:rPr>
+          <w:sz w:val="24"/>
+          <w:szCs w:val="24"/>
+        </w:rPr>
+        <w:t xml:space="preserve"> datasheets of these models. </w:t>
+      </w:r>
+      <w:r>
+        <w:rPr>
+          <w:sz w:val="24"/>
+          <w:szCs w:val="24"/>
+        </w:rPr>
+        <w:t>The</w:t>
+      </w:r>
+      <w:r>
+        <w:rPr>
+          <w:sz w:val="24"/>
+          <w:szCs w:val="24"/>
+        </w:rPr>
+        <w:t xml:space="preserve"> compared</w:t>
+      </w:r>
+      <w:r>
+        <w:rPr>
+          <w:sz w:val="24"/>
+          <w:szCs w:val="24"/>
+        </w:rPr>
+        <w:t xml:space="preserve"> models are the YOLOv8, YOLO26, SSD and Faster R-CNN models</w:t>
+      </w:r>
+      <w:r>
+        <w:rPr>
+          <w:sz w:val="24"/>
+          <w:szCs w:val="24"/>
+        </w:rPr>
+        <w:t xml:space="preserve"> [1]</w:t>
+      </w:r>
+      <w:r>
+        <w:rPr>
+          <w:sz w:val="24"/>
+          <w:szCs w:val="24"/>
+        </w:rPr>
+        <w:t xml:space="preserve">. </w:t>
+      </w:r>
+      <w:r>
+        <w:rPr>
+          <w:sz w:val="24"/>
+          <w:szCs w:val="24"/>
+        </w:rPr>
+        <w:t>These models were chosen based on that they</w:t>
+      </w:r>
+      <w:r>
+        <w:rPr>
+          <w:sz w:val="24"/>
+          <w:szCs w:val="24"/>
+        </w:rPr>
+        <w:t xml:space="preserve"> </w:t>
+      </w:r>
+      <w:r>
+        <w:rPr>
+          <w:sz w:val="24"/>
+          <w:szCs w:val="24"/>
+        </w:rPr>
+        <w:t>are</w:t>
+      </w:r>
+      <w:r>
+        <w:rPr>
+          <w:sz w:val="24"/>
+          <w:szCs w:val="24"/>
+        </w:rPr>
+        <w:t xml:space="preserve"> commonly used object detection models</w:t>
+      </w:r>
+      <w:r>
+        <w:rPr>
+          <w:sz w:val="24"/>
+          <w:szCs w:val="24"/>
+        </w:rPr>
+        <w:t>.</w:t>
+      </w:r>
+      <w:r>
+        <w:rPr>
+          <w:sz w:val="24"/>
+          <w:szCs w:val="24"/>
+        </w:rPr>
+        <w:t xml:space="preserve"> </w:t>
+      </w:r>
+      <w:r>
+        <w:rPr>
+          <w:sz w:val="24"/>
+          <w:szCs w:val="24"/>
+        </w:rPr>
+        <w:t>Based on the requirements defined in the Method section</w:t>
+      </w:r>
+      <w:r>
+        <w:rPr>
+          <w:sz w:val="24"/>
+          <w:szCs w:val="24"/>
+        </w:rPr>
+        <w:t xml:space="preserve">, </w:t>
+      </w:r>
+      <w:r>
+        <w:rPr>
+          <w:sz w:val="24"/>
+          <w:szCs w:val="24"/>
+        </w:rPr>
+        <w:t xml:space="preserve">the object </w:t>
+      </w:r>
+      <w:r>
+        <w:rPr>
+          <w:sz w:val="24"/>
+          <w:szCs w:val="24"/>
+        </w:rPr>
+        <w:t xml:space="preserve">detection models </w:t>
+      </w:r>
+      <w:r>
+        <w:rPr>
+          <w:sz w:val="24"/>
+          <w:szCs w:val="24"/>
+        </w:rPr>
+        <w:t>are compared using the information gathered from official documentation, benchmark r</w:t>
+      </w:r>
+      <w:r>
+        <w:rPr>
+          <w:sz w:val="24"/>
+          <w:szCs w:val="24"/>
+        </w:rPr>
+        <w:t>e</w:t>
+      </w:r>
+      <w:r>
+        <w:rPr>
+          <w:sz w:val="24"/>
+          <w:szCs w:val="24"/>
+        </w:rPr>
+        <w:t>port</w:t>
+      </w:r>
+      <w:r>
+        <w:rPr>
+          <w:sz w:val="24"/>
+          <w:szCs w:val="24"/>
+        </w:rPr>
+        <w:t xml:space="preserve">s and research </w:t>
+      </w:r>
+      <w:r>
+        <w:rPr>
+          <w:sz w:val="24"/>
+          <w:szCs w:val="24"/>
+        </w:rPr>
+        <w:t>papers.</w:t>
+      </w:r>
+    </w:p>
+    <w:p>
+      <w:pPr>
+        <w:rPr>
+          <w:sz w:val="24"/>
+          <w:szCs w:val="24"/>
+        </w:rPr>
+      </w:pPr>
+      <w:r>
+        <w:rPr>
+          <w:sz w:val="24"/>
+          <w:szCs w:val="24"/>
+        </w:rPr>
+        <w:t xml:space="preserve">This comparison is mainly focused on four factors: Latency, Accuracy, Load and Trainability. The results </w:t>
+      </w:r>
+      <w:r>
+        <w:rPr>
+          <w:sz w:val="24"/>
+          <w:szCs w:val="24"/>
+        </w:rPr>
+        <w:t>of</w:t>
+      </w:r>
+      <w:r>
+        <w:rPr>
+          <w:sz w:val="24"/>
+          <w:szCs w:val="24"/>
+        </w:rPr>
+        <w:t xml:space="preserve"> this comparison are</w:t>
+      </w:r>
+      <w:r>
+        <w:rPr>
+          <w:sz w:val="24"/>
+          <w:szCs w:val="24"/>
+        </w:rPr>
+        <w:t xml:space="preserve"> presented in Tables 1 and 2</w:t>
+      </w:r>
+      <w:r>
+        <w:rPr>
+          <w:sz w:val="24"/>
+          <w:szCs w:val="24"/>
+        </w:rPr>
+        <w:t xml:space="preserve"> </w:t>
       </w:r>
       <w:r>
         <w:rPr>
@@ -2487,6 +4780,42 @@
       </w:pPr>
       <w:r>
         <w:rPr>
+          <w:sz w:val="24"/>
+          <w:szCs w:val="24"/>
+        </w:rPr>
+        <w:t>Table</w:t>
+      </w:r>
+      <w:r>
+        <w:rPr>
+          <w:sz w:val="24"/>
+          <w:szCs w:val="24"/>
+        </w:rPr>
+        <w:t xml:space="preserve"> (1) – </w:t>
+      </w:r>
+      <w:r>
+        <w:rPr>
+          <w:sz w:val="24"/>
+          <w:szCs w:val="24"/>
+        </w:rPr>
+        <w:t>D</w:t>
+      </w:r>
+      <w:r>
+        <w:rPr>
+          <w:sz w:val="24"/>
+          <w:szCs w:val="24"/>
+        </w:rPr>
+        <w:t>ata for models</w:t>
+      </w:r>
+    </w:p>
+    <w:p>
+      <w:pPr>
+        <w:rPr>
+          <w:sz w:val="24"/>
+          <w:szCs w:val="24"/>
+        </w:rPr>
+      </w:pPr>
+      <w:r>
+        <w:rPr>
           <w:noProof/>
           <w:sz w:val="24"/>
           <w:szCs w:val="24"/>
@@ -2540,7 +4869,14 @@
           <w:sz w:val="24"/>
           <w:szCs w:val="24"/>
         </w:rPr>
-        <w:t>*table made with information from [2] -&gt; [6]</w:t>
+        <w:t>Table</w:t>
+      </w:r>
+      <w:r>
+        <w:rPr>
+          <w:sz w:val="24"/>
+          <w:szCs w:val="24"/>
+        </w:rPr>
+        <w:t xml:space="preserve"> (2) – Scoring System</w:t>
       </w:r>
     </w:p>
     <w:p>
@@ -2555,44 +4891,168 @@
           <w:sz w:val="24"/>
           <w:szCs w:val="24"/>
         </w:rPr>
-        <w:t xml:space="preserve">From the results you can gather that </w:t>
-      </w:r>
-      <w:r>
-        <w:rPr>
-          <w:sz w:val="24"/>
-          <w:szCs w:val="24"/>
-        </w:rPr>
-        <w:t>all of the models are capable of</w:t>
-      </w:r>
-      <w:r>
-        <w:rPr>
-          <w:sz w:val="24"/>
-          <w:szCs w:val="24"/>
-        </w:rPr>
-        <w:t xml:space="preserve"> real-time detection (under 1000 </w:t>
-      </w:r>
-      <w:proofErr w:type="spellStart"/>
-      <w:r>
-        <w:rPr>
-          <w:sz w:val="24"/>
-          <w:szCs w:val="24"/>
-        </w:rPr>
-        <w:t>ms</w:t>
-      </w:r>
-      <w:proofErr w:type="spellEnd"/>
-      <w:r>
-        <w:rPr>
-          <w:sz w:val="24"/>
-          <w:szCs w:val="24"/>
-        </w:rPr>
-        <w:t>)</w:t>
-      </w:r>
-      <w:r>
-        <w:rPr>
-          <w:sz w:val="24"/>
-          <w:szCs w:val="24"/>
-        </w:rPr>
-        <w:t xml:space="preserve">. </w:t>
+        <w:t xml:space="preserve">Table 1 </w:t>
+      </w:r>
+      <w:r>
+        <w:rPr>
+          <w:sz w:val="24"/>
+          <w:szCs w:val="24"/>
+        </w:rPr>
+        <w:t>contains</w:t>
+      </w:r>
+      <w:r>
+        <w:rPr>
+          <w:sz w:val="24"/>
+          <w:szCs w:val="24"/>
+        </w:rPr>
+        <w:t xml:space="preserve"> data obtained from </w:t>
+      </w:r>
+      <w:r>
+        <w:rPr>
+          <w:sz w:val="24"/>
+          <w:szCs w:val="24"/>
+        </w:rPr>
+        <w:t>model d</w:t>
+      </w:r>
+      <w:r>
+        <w:rPr>
+          <w:sz w:val="24"/>
+          <w:szCs w:val="24"/>
+        </w:rPr>
+        <w:t>ocumentation, benchmark reports and research papers</w:t>
+      </w:r>
+      <w:r>
+        <w:rPr>
+          <w:sz w:val="24"/>
+          <w:szCs w:val="24"/>
+        </w:rPr>
+        <w:t xml:space="preserve"> [2</w:t>
+      </w:r>
+      <w:r>
+        <w:rPr>
+          <w:sz w:val="24"/>
+          <w:szCs w:val="24"/>
+        </w:rPr>
+        <w:t>]</w:t>
+      </w:r>
+      <w:r>
+        <w:rPr>
+          <w:sz w:val="24"/>
+          <w:szCs w:val="24"/>
+        </w:rPr>
+        <w:t>--</w:t>
+      </w:r>
+      <w:r>
+        <w:rPr>
+          <w:sz w:val="24"/>
+          <w:szCs w:val="24"/>
+        </w:rPr>
+        <w:t>[6].</w:t>
+      </w:r>
+      <w:r>
+        <w:rPr>
+          <w:sz w:val="24"/>
+          <w:szCs w:val="24"/>
+        </w:rPr>
+        <w:t xml:space="preserve"> </w:t>
+      </w:r>
+      <w:r>
+        <w:rPr>
+          <w:sz w:val="24"/>
+          <w:szCs w:val="24"/>
+        </w:rPr>
+        <w:t>The ‘We</w:t>
+      </w:r>
+      <w:r>
+        <w:rPr>
+          <w:sz w:val="24"/>
+          <w:szCs w:val="24"/>
+        </w:rPr>
+        <w:t>i</w:t>
+      </w:r>
+      <w:r>
+        <w:rPr>
+          <w:sz w:val="24"/>
+          <w:szCs w:val="24"/>
+        </w:rPr>
+        <w:t>g</w:t>
+      </w:r>
+      <w:r>
+        <w:rPr>
+          <w:sz w:val="24"/>
+          <w:szCs w:val="24"/>
+        </w:rPr>
+        <w:t>ht</w:t>
+      </w:r>
+      <w:r>
+        <w:rPr>
+          <w:sz w:val="24"/>
+          <w:szCs w:val="24"/>
+        </w:rPr>
+        <w:t>ing’ colum</w:t>
+      </w:r>
+      <w:r>
+        <w:rPr>
+          <w:sz w:val="24"/>
+          <w:szCs w:val="24"/>
+        </w:rPr>
+        <w:t>n</w:t>
+      </w:r>
+      <w:r>
+        <w:rPr>
+          <w:sz w:val="24"/>
+          <w:szCs w:val="24"/>
+        </w:rPr>
+        <w:t xml:space="preserve"> in Table 1 is based on t</w:t>
+      </w:r>
+      <w:r>
+        <w:rPr>
+          <w:sz w:val="24"/>
+          <w:szCs w:val="24"/>
+        </w:rPr>
+        <w:t>able 2</w:t>
+      </w:r>
+      <w:r>
+        <w:rPr>
+          <w:sz w:val="24"/>
+          <w:szCs w:val="24"/>
+        </w:rPr>
+        <w:t>. Table 2</w:t>
+      </w:r>
+      <w:r>
+        <w:rPr>
+          <w:sz w:val="24"/>
+          <w:szCs w:val="24"/>
+        </w:rPr>
+        <w:t xml:space="preserve"> has the Scoring System that is used for </w:t>
+      </w:r>
+      <w:r>
+        <w:rPr>
+          <w:sz w:val="24"/>
+          <w:szCs w:val="24"/>
+        </w:rPr>
+        <w:t xml:space="preserve">setting priorities between the different criteria. These priorities were made based on what I </w:t>
+      </w:r>
+      <w:r>
+        <w:rPr>
+          <w:sz w:val="24"/>
+          <w:szCs w:val="24"/>
+        </w:rPr>
+        <w:t>concluded to be</w:t>
+      </w:r>
+      <w:r>
+        <w:rPr>
+          <w:sz w:val="24"/>
+          <w:szCs w:val="24"/>
+        </w:rPr>
+        <w:t xml:space="preserve"> the most important when it comes to choosing a good model.</w:t>
+      </w:r>
+      <w:r>
+        <w:rPr>
+          <w:sz w:val="24"/>
+          <w:szCs w:val="24"/>
+        </w:rPr>
+        <w:t xml:space="preserve"> </w:t>
       </w:r>
     </w:p>
     <w:p>
@@ -2607,91 +5067,77 @@
           <w:sz w:val="24"/>
           <w:szCs w:val="24"/>
         </w:rPr>
-        <w:t xml:space="preserve">However the two YOLO models show the lowest numbers of latency, </w:t>
-      </w:r>
-      <w:r>
-        <w:rPr>
-          <w:sz w:val="24"/>
-          <w:szCs w:val="24"/>
-        </w:rPr>
-        <w:t>which makes them suitable for applications where fast detection is required</w:t>
-      </w:r>
-      <w:r>
-        <w:rPr>
-          <w:sz w:val="24"/>
-          <w:szCs w:val="24"/>
-        </w:rPr>
-        <w:t>.</w:t>
-      </w:r>
-      <w:r>
-        <w:rPr>
-          <w:sz w:val="24"/>
-          <w:szCs w:val="24"/>
-        </w:rPr>
-        <w:t xml:space="preserve"> The YOLO models</w:t>
-      </w:r>
-      <w:r>
-        <w:rPr>
-          <w:sz w:val="24"/>
-          <w:szCs w:val="24"/>
-        </w:rPr>
-        <w:t xml:space="preserve"> are one-stage detectors and</w:t>
-      </w:r>
-      <w:r>
-        <w:rPr>
-          <w:sz w:val="24"/>
-          <w:szCs w:val="24"/>
-        </w:rPr>
-        <w:t xml:space="preserve"> have a</w:t>
-      </w:r>
-      <w:r>
-        <w:rPr>
-          <w:sz w:val="24"/>
-          <w:szCs w:val="24"/>
-        </w:rPr>
-        <w:t xml:space="preserve"> relatively</w:t>
-      </w:r>
-      <w:r>
-        <w:rPr>
-          <w:sz w:val="24"/>
-          <w:szCs w:val="24"/>
-        </w:rPr>
-        <w:t xml:space="preserve"> high accuracy</w:t>
-      </w:r>
-      <w:r>
-        <w:rPr>
-          <w:sz w:val="24"/>
-          <w:szCs w:val="24"/>
-        </w:rPr>
-        <w:t xml:space="preserve"> and low load on the system. </w:t>
-      </w:r>
-      <w:r>
-        <w:rPr>
-          <w:sz w:val="24"/>
-          <w:szCs w:val="24"/>
-        </w:rPr>
-        <w:t>The simple trainability of the YOLO models is also good to have</w:t>
-      </w:r>
-      <w:r>
-        <w:rPr>
-          <w:sz w:val="24"/>
-          <w:szCs w:val="24"/>
-        </w:rPr>
-        <w:t xml:space="preserve"> available</w:t>
-      </w:r>
-      <w:r>
-        <w:rPr>
-          <w:sz w:val="24"/>
-          <w:szCs w:val="24"/>
-        </w:rPr>
-        <w:t>.</w:t>
-      </w:r>
-      <w:r>
-        <w:rPr>
-          <w:sz w:val="24"/>
-          <w:szCs w:val="24"/>
-        </w:rPr>
-        <w:t xml:space="preserve"> </w:t>
+        <w:t>T</w:t>
+      </w:r>
+      <w:r>
+        <w:rPr>
+          <w:sz w:val="24"/>
+          <w:szCs w:val="24"/>
+        </w:rPr>
+        <w:t xml:space="preserve">he results </w:t>
+      </w:r>
+      <w:r>
+        <w:rPr>
+          <w:sz w:val="24"/>
+          <w:szCs w:val="24"/>
+        </w:rPr>
+        <w:t>indicate</w:t>
+      </w:r>
+      <w:r>
+        <w:rPr>
+          <w:sz w:val="24"/>
+          <w:szCs w:val="24"/>
+        </w:rPr>
+        <w:t xml:space="preserve"> that </w:t>
+      </w:r>
+      <w:r>
+        <w:rPr>
+          <w:sz w:val="24"/>
+          <w:szCs w:val="24"/>
+        </w:rPr>
+        <w:t>all of the models are capable of</w:t>
+      </w:r>
+      <w:r>
+        <w:rPr>
+          <w:sz w:val="24"/>
+          <w:szCs w:val="24"/>
+        </w:rPr>
+        <w:t xml:space="preserve"> real-time detection (under 1000 m</w:t>
+      </w:r>
+      <w:r>
+        <w:rPr>
+          <w:sz w:val="24"/>
+          <w:szCs w:val="24"/>
+        </w:rPr>
+        <w:t>illi</w:t>
+      </w:r>
+      <w:r>
+        <w:rPr>
+          <w:sz w:val="24"/>
+          <w:szCs w:val="24"/>
+        </w:rPr>
+        <w:t>s</w:t>
+      </w:r>
+      <w:r>
+        <w:rPr>
+          <w:sz w:val="24"/>
+          <w:szCs w:val="24"/>
+        </w:rPr>
+        <w:t>econds</w:t>
+      </w:r>
+      <w:r>
+        <w:rPr>
+          <w:sz w:val="24"/>
+          <w:szCs w:val="24"/>
+        </w:rPr>
+        <w:t>)</w:t>
+      </w:r>
+      <w:r>
+        <w:rPr>
+          <w:sz w:val="24"/>
+          <w:szCs w:val="24"/>
+        </w:rPr>
+        <w:t xml:space="preserve">. </w:t>
       </w:r>
     </w:p>
     <w:p>
@@ -2706,35 +5152,78 @@
           <w:sz w:val="24"/>
           <w:szCs w:val="24"/>
         </w:rPr>
-        <w:t xml:space="preserve">The SSD model, like the YOLO models, </w:t>
-      </w:r>
-      <w:r>
-        <w:rPr>
-          <w:sz w:val="24"/>
-          <w:szCs w:val="24"/>
-        </w:rPr>
-        <w:t xml:space="preserve">is also a one-stage detector. It </w:t>
-      </w:r>
-      <w:r>
-        <w:rPr>
-          <w:sz w:val="24"/>
-          <w:szCs w:val="24"/>
-        </w:rPr>
-        <w:t>ha</w:t>
-      </w:r>
-      <w:r>
-        <w:rPr>
-          <w:sz w:val="24"/>
-          <w:szCs w:val="24"/>
-        </w:rPr>
-        <w:t>s a relatively low latency, whilst</w:t>
-      </w:r>
-      <w:r>
-        <w:rPr>
-          <w:sz w:val="24"/>
-          <w:szCs w:val="24"/>
-        </w:rPr>
-        <w:t xml:space="preserve"> also having a lower accuracy, and a higher load on the system</w:t>
+        <w:t xml:space="preserve">However the two YOLO models show the lowest numbers of latency, </w:t>
+      </w:r>
+      <w:r>
+        <w:rPr>
+          <w:sz w:val="24"/>
+          <w:szCs w:val="24"/>
+        </w:rPr>
+        <w:t>which makes them suitable for applications where fast detection is required</w:t>
+      </w:r>
+      <w:r>
+        <w:rPr>
+          <w:sz w:val="24"/>
+          <w:szCs w:val="24"/>
+        </w:rPr>
+        <w:t>.</w:t>
+      </w:r>
+      <w:r>
+        <w:rPr>
+          <w:sz w:val="24"/>
+          <w:szCs w:val="24"/>
+        </w:rPr>
+        <w:t xml:space="preserve"> The YOLO models</w:t>
+      </w:r>
+      <w:r>
+        <w:rPr>
+          <w:sz w:val="24"/>
+          <w:szCs w:val="24"/>
+        </w:rPr>
+        <w:t xml:space="preserve"> are one-</w:t>
+      </w:r>
+      <w:r>
+        <w:rPr>
+          <w:sz w:val="24"/>
+          <w:szCs w:val="24"/>
+        </w:rPr>
+        <w:lastRenderedPageBreak/>
+        <w:t>stage detectors and</w:t>
+      </w:r>
+      <w:r>
+        <w:rPr>
+          <w:sz w:val="24"/>
+          <w:szCs w:val="24"/>
+        </w:rPr>
+        <w:t xml:space="preserve"> have a</w:t>
+      </w:r>
+      <w:r>
+        <w:rPr>
+          <w:sz w:val="24"/>
+          <w:szCs w:val="24"/>
+        </w:rPr>
+        <w:t xml:space="preserve"> relatively</w:t>
+      </w:r>
+      <w:r>
+        <w:rPr>
+          <w:sz w:val="24"/>
+          <w:szCs w:val="24"/>
+        </w:rPr>
+        <w:t xml:space="preserve"> high accuracy</w:t>
+      </w:r>
+      <w:r>
+        <w:rPr>
+          <w:sz w:val="24"/>
+          <w:szCs w:val="24"/>
+        </w:rPr>
+        <w:t xml:space="preserve"> and low load on the system</w:t>
+      </w:r>
+      <w:r>
+        <w:rPr>
+          <w:sz w:val="24"/>
+          <w:szCs w:val="24"/>
+        </w:rPr>
+        <w:t xml:space="preserve"> [2][3]</w:t>
       </w:r>
       <w:r>
         <w:rPr>
@@ -2748,14 +5237,28 @@
           <w:sz w:val="24"/>
           <w:szCs w:val="24"/>
         </w:rPr>
-        <w:t>The trainability is also simpler</w:t>
-      </w:r>
-      <w:r>
-        <w:rPr>
-          <w:sz w:val="24"/>
-          <w:szCs w:val="24"/>
-        </w:rPr>
-        <w:t xml:space="preserve">. </w:t>
+        <w:t xml:space="preserve">The simple trainability of the YOLO models is also </w:t>
+      </w:r>
+      <w:r>
+        <w:rPr>
+          <w:sz w:val="24"/>
+          <w:szCs w:val="24"/>
+        </w:rPr>
+        <w:t>beneficial for the application</w:t>
+      </w:r>
+      <w:r>
+        <w:rPr>
+          <w:sz w:val="24"/>
+          <w:szCs w:val="24"/>
+        </w:rPr>
+        <w:t>.</w:t>
+      </w:r>
+      <w:r>
+        <w:rPr>
+          <w:sz w:val="24"/>
+          <w:szCs w:val="24"/>
+        </w:rPr>
+        <w:t xml:space="preserve"> </w:t>
       </w:r>
     </w:p>
     <w:p>
@@ -2770,79 +5273,63 @@
           <w:sz w:val="24"/>
           <w:szCs w:val="24"/>
         </w:rPr>
-        <w:t>The Faster R-CNN model</w:t>
-      </w:r>
-      <w:r>
-        <w:rPr>
-          <w:sz w:val="24"/>
-          <w:szCs w:val="24"/>
-        </w:rPr>
-        <w:t xml:space="preserve"> is a two-stage detector. It</w:t>
-      </w:r>
-      <w:r>
-        <w:rPr>
-          <w:sz w:val="24"/>
-          <w:szCs w:val="24"/>
-        </w:rPr>
-        <w:t xml:space="preserve"> has the best accuracy</w:t>
-      </w:r>
-      <w:r>
-        <w:rPr>
-          <w:sz w:val="24"/>
-          <w:szCs w:val="24"/>
-        </w:rPr>
-        <w:t xml:space="preserve">, but has a </w:t>
-      </w:r>
-      <w:proofErr w:type="spellStart"/>
-      <w:r>
-        <w:rPr>
-          <w:sz w:val="24"/>
-          <w:szCs w:val="24"/>
-        </w:rPr>
-        <w:t>signi</w:t>
-      </w:r>
-      <w:r>
-        <w:rPr>
-          <w:sz w:val="24"/>
-          <w:szCs w:val="24"/>
-        </w:rPr>
-        <w:t>canty</w:t>
-      </w:r>
-      <w:proofErr w:type="spellEnd"/>
-      <w:r>
-        <w:rPr>
-          <w:sz w:val="24"/>
-          <w:szCs w:val="24"/>
-        </w:rPr>
-        <w:t xml:space="preserve"> higher</w:t>
-      </w:r>
-      <w:r>
-        <w:rPr>
-          <w:sz w:val="24"/>
-          <w:szCs w:val="24"/>
-        </w:rPr>
-        <w:t xml:space="preserve"> Latency and Load on the System</w:t>
-      </w:r>
-      <w:r>
-        <w:rPr>
-          <w:sz w:val="24"/>
-          <w:szCs w:val="24"/>
-        </w:rPr>
-        <w:t>, whilst also</w:t>
-      </w:r>
-      <w:r>
-        <w:rPr>
-          <w:sz w:val="24"/>
-          <w:szCs w:val="24"/>
-        </w:rPr>
-        <w:t xml:space="preserve"> having a Complex method of trainability, which makes it less suitable for our </w:t>
-      </w:r>
-      <w:r>
-        <w:rPr>
-          <w:sz w:val="24"/>
-          <w:szCs w:val="24"/>
-        </w:rPr>
-        <w:t>application.</w:t>
+        <w:t xml:space="preserve">The SSD model, like the YOLO models, </w:t>
+      </w:r>
+      <w:r>
+        <w:rPr>
+          <w:sz w:val="24"/>
+          <w:szCs w:val="24"/>
+        </w:rPr>
+        <w:t>is also a one-stage detector</w:t>
+      </w:r>
+      <w:r>
+        <w:rPr>
+          <w:sz w:val="24"/>
+          <w:szCs w:val="24"/>
+        </w:rPr>
+        <w:t xml:space="preserve"> [5]</w:t>
+      </w:r>
+      <w:r>
+        <w:rPr>
+          <w:sz w:val="24"/>
+          <w:szCs w:val="24"/>
+        </w:rPr>
+        <w:t xml:space="preserve">. It </w:t>
+      </w:r>
+      <w:r>
+        <w:rPr>
+          <w:sz w:val="24"/>
+          <w:szCs w:val="24"/>
+        </w:rPr>
+        <w:t>ha</w:t>
+      </w:r>
+      <w:r>
+        <w:rPr>
+          <w:sz w:val="24"/>
+          <w:szCs w:val="24"/>
+        </w:rPr>
+        <w:t>s a relatively low latency, whilst</w:t>
+      </w:r>
+      <w:r>
+        <w:rPr>
+          <w:sz w:val="24"/>
+          <w:szCs w:val="24"/>
+        </w:rPr>
+        <w:t xml:space="preserve"> also having a lower accuracy, and a higher load on the system</w:t>
+      </w:r>
+      <w:r>
+        <w:rPr>
+          <w:sz w:val="24"/>
+          <w:szCs w:val="24"/>
+        </w:rPr>
+        <w:t xml:space="preserve">. </w:t>
+      </w:r>
+      <w:r>
+        <w:rPr>
+          <w:sz w:val="24"/>
+          <w:szCs w:val="24"/>
+        </w:rPr>
+        <w:t>The trainability is also simpler</w:t>
       </w:r>
       <w:r>
         <w:rPr>
@@ -2864,64 +5351,154 @@
           <w:sz w:val="24"/>
           <w:szCs w:val="24"/>
         </w:rPr>
-        <w:t>The difference between one-stage detectors and two-stage detectors is that whilst one-stage detectors use a CNN (convolutional neural network) to direct</w:t>
-      </w:r>
-      <w:r>
-        <w:rPr>
-          <w:sz w:val="24"/>
-          <w:szCs w:val="24"/>
-        </w:rPr>
-        <w:t xml:space="preserve">ly predict the bounding box coordinates, and class probabilities </w:t>
-      </w:r>
-      <w:r>
-        <w:rPr>
-          <w:sz w:val="24"/>
-          <w:szCs w:val="24"/>
-        </w:rPr>
-        <w:t>from the input images in one pass, two-stage detectors</w:t>
-      </w:r>
-      <w:r>
-        <w:rPr>
-          <w:sz w:val="24"/>
-          <w:szCs w:val="24"/>
-        </w:rPr>
-        <w:t xml:space="preserve"> splits the task into two steps: Region Proposal and Region </w:t>
-      </w:r>
-      <w:r>
-        <w:rPr>
-          <w:sz w:val="24"/>
-          <w:szCs w:val="24"/>
-        </w:rPr>
-        <w:lastRenderedPageBreak/>
-        <w:t>Classification/Refinement</w:t>
-      </w:r>
-      <w:r>
-        <w:rPr>
-          <w:sz w:val="24"/>
-          <w:szCs w:val="24"/>
-        </w:rPr>
-        <w:t>. Region Proposal identifies potential areas and separates these whilst Region Classification</w:t>
-      </w:r>
-      <w:r>
-        <w:rPr>
-          <w:sz w:val="24"/>
-          <w:szCs w:val="24"/>
-        </w:rPr>
-        <w:t xml:space="preserve"> classifies and tightens these bounding boxes for a higher accuracy</w:t>
-      </w:r>
-      <w:r>
-        <w:rPr>
-          <w:sz w:val="24"/>
-          <w:szCs w:val="24"/>
-        </w:rPr>
-        <w:t xml:space="preserve"> [7]</w:t>
-      </w:r>
-      <w:r>
-        <w:rPr>
-          <w:sz w:val="24"/>
-          <w:szCs w:val="24"/>
-        </w:rPr>
-        <w:t xml:space="preserve">. </w:t>
+        <w:t>The Faster R-CNN model</w:t>
+      </w:r>
+      <w:r>
+        <w:rPr>
+          <w:sz w:val="24"/>
+          <w:szCs w:val="24"/>
+        </w:rPr>
+        <w:t xml:space="preserve"> is a two-stage detector</w:t>
+      </w:r>
+      <w:r>
+        <w:rPr>
+          <w:sz w:val="24"/>
+          <w:szCs w:val="24"/>
+        </w:rPr>
+        <w:t xml:space="preserve"> [6][7]</w:t>
+      </w:r>
+      <w:r>
+        <w:rPr>
+          <w:sz w:val="24"/>
+          <w:szCs w:val="24"/>
+        </w:rPr>
+        <w:t>. It</w:t>
+      </w:r>
+      <w:r>
+        <w:rPr>
+          <w:sz w:val="24"/>
+          <w:szCs w:val="24"/>
+        </w:rPr>
+        <w:t xml:space="preserve"> has the best accuracy</w:t>
+      </w:r>
+      <w:r>
+        <w:rPr>
+          <w:sz w:val="24"/>
+          <w:szCs w:val="24"/>
+        </w:rPr>
+        <w:t xml:space="preserve">, but has a </w:t>
+      </w:r>
+      <w:r>
+        <w:rPr>
+          <w:sz w:val="24"/>
+          <w:szCs w:val="24"/>
+        </w:rPr>
+        <w:t>significantly</w:t>
+      </w:r>
+      <w:r>
+        <w:rPr>
+          <w:sz w:val="24"/>
+          <w:szCs w:val="24"/>
+        </w:rPr>
+        <w:t xml:space="preserve"> higher</w:t>
+      </w:r>
+      <w:r>
+        <w:rPr>
+          <w:sz w:val="24"/>
+          <w:szCs w:val="24"/>
+        </w:rPr>
+        <w:t xml:space="preserve"> </w:t>
+      </w:r>
+      <w:r>
+        <w:rPr>
+          <w:sz w:val="24"/>
+          <w:szCs w:val="24"/>
+        </w:rPr>
+        <w:t>l</w:t>
+      </w:r>
+      <w:r>
+        <w:rPr>
+          <w:sz w:val="24"/>
+          <w:szCs w:val="24"/>
+        </w:rPr>
+        <w:t xml:space="preserve">atency and </w:t>
+      </w:r>
+      <w:r>
+        <w:rPr>
+          <w:sz w:val="24"/>
+          <w:szCs w:val="24"/>
+        </w:rPr>
+        <w:t>l</w:t>
+      </w:r>
+      <w:r>
+        <w:rPr>
+          <w:sz w:val="24"/>
+          <w:szCs w:val="24"/>
+        </w:rPr>
+        <w:t xml:space="preserve">oad on the </w:t>
+      </w:r>
+      <w:r>
+        <w:rPr>
+          <w:sz w:val="24"/>
+          <w:szCs w:val="24"/>
+        </w:rPr>
+        <w:t>s</w:t>
+      </w:r>
+      <w:r>
+        <w:rPr>
+          <w:sz w:val="24"/>
+          <w:szCs w:val="24"/>
+        </w:rPr>
+        <w:t>ystem</w:t>
+      </w:r>
+      <w:r>
+        <w:rPr>
+          <w:sz w:val="24"/>
+          <w:szCs w:val="24"/>
+        </w:rPr>
+        <w:t>, whilst also</w:t>
+      </w:r>
+      <w:r>
+        <w:rPr>
+          <w:sz w:val="24"/>
+          <w:szCs w:val="24"/>
+        </w:rPr>
+        <w:t xml:space="preserve"> having a </w:t>
+      </w:r>
+      <w:r>
+        <w:rPr>
+          <w:sz w:val="24"/>
+          <w:szCs w:val="24"/>
+        </w:rPr>
+        <w:t>c</w:t>
+      </w:r>
+      <w:r>
+        <w:rPr>
+          <w:sz w:val="24"/>
+          <w:szCs w:val="24"/>
+        </w:rPr>
+        <w:t xml:space="preserve">omplex method of trainability, which makes it less suitable for </w:t>
+      </w:r>
+      <w:r>
+        <w:rPr>
+          <w:sz w:val="24"/>
+          <w:szCs w:val="24"/>
+        </w:rPr>
+        <w:t>the described</w:t>
+      </w:r>
+      <w:r>
+        <w:rPr>
+          <w:sz w:val="24"/>
+          <w:szCs w:val="24"/>
+        </w:rPr>
+        <w:t xml:space="preserve"> </w:t>
+      </w:r>
+      <w:r>
+        <w:rPr>
+          <w:sz w:val="24"/>
+          <w:szCs w:val="24"/>
+        </w:rPr>
+        <w:t>application.</w:t>
       </w:r>
     </w:p>
     <w:p>
@@ -2936,35 +5513,56 @@
           <w:sz w:val="24"/>
           <w:szCs w:val="24"/>
         </w:rPr>
-        <w:t xml:space="preserve">Put into simple terms, being a </w:t>
-      </w:r>
-      <w:r>
-        <w:rPr>
-          <w:sz w:val="24"/>
-          <w:szCs w:val="24"/>
-        </w:rPr>
-        <w:t>one-stage detector means that it is faster</w:t>
-      </w:r>
-      <w:r>
-        <w:rPr>
-          <w:sz w:val="24"/>
-          <w:szCs w:val="24"/>
-        </w:rPr>
-        <w:t xml:space="preserve"> and lighter load</w:t>
-      </w:r>
-      <w:r>
-        <w:rPr>
-          <w:sz w:val="24"/>
-          <w:szCs w:val="24"/>
-        </w:rPr>
-        <w:t>, but less accurate. Being a two-stage detector means</w:t>
-      </w:r>
-      <w:r>
-        <w:rPr>
-          <w:sz w:val="24"/>
-          <w:szCs w:val="24"/>
-        </w:rPr>
-        <w:t xml:space="preserve"> that it is more accurate, but slower, and a higher load.</w:t>
+        <w:t>Overall</w:t>
+      </w:r>
+      <w:r>
+        <w:rPr>
+          <w:sz w:val="24"/>
+          <w:szCs w:val="24"/>
+        </w:rPr>
+        <w:t>,</w:t>
+      </w:r>
+      <w:r>
+        <w:rPr>
+          <w:sz w:val="24"/>
+          <w:szCs w:val="24"/>
+        </w:rPr>
+        <w:t xml:space="preserve"> the results</w:t>
+      </w:r>
+      <w:r>
+        <w:rPr>
+          <w:sz w:val="24"/>
+          <w:szCs w:val="24"/>
+        </w:rPr>
+        <w:t xml:space="preserve"> indicate </w:t>
+      </w:r>
+      <w:r>
+        <w:rPr>
+          <w:sz w:val="24"/>
+          <w:szCs w:val="24"/>
+        </w:rPr>
+        <w:t xml:space="preserve">that one of the YOLO based models provide the best </w:t>
+      </w:r>
+      <w:r>
+        <w:rPr>
+          <w:sz w:val="24"/>
+          <w:szCs w:val="24"/>
+        </w:rPr>
+        <w:t>balance between latency, accuracy, load, and trainability</w:t>
+      </w:r>
+      <w:r>
+        <w:rPr>
+          <w:sz w:val="24"/>
+          <w:szCs w:val="24"/>
+        </w:rPr>
+        <w:t xml:space="preserve"> for the set requirements defined in the method of this research.</w:t>
+      </w:r>
+      <w:r>
+        <w:rPr>
+          <w:sz w:val="24"/>
+          <w:szCs w:val="24"/>
+        </w:rPr>
+        <w:t xml:space="preserve"> Whilst the SSD model has a lower accuracy and the Faster R-CNN model has a very high latency, compared to the other 3 models.</w:t>
       </w:r>
     </w:p>
     <w:p>
@@ -2974,55 +5572,188 @@
           <w:szCs w:val="24"/>
         </w:rPr>
       </w:pPr>
-      <w:r>
-        <w:rPr>
-          <w:sz w:val="24"/>
-          <w:szCs w:val="24"/>
-        </w:rPr>
-        <w:t xml:space="preserve">Overall the results point that one of the YOLO based models provide the best </w:t>
-      </w:r>
-      <w:r>
-        <w:rPr>
-          <w:sz w:val="24"/>
-          <w:szCs w:val="24"/>
-        </w:rPr>
-        <w:t>balance between latency, accuracy, load, and trainability</w:t>
-      </w:r>
-      <w:r>
-        <w:rPr>
-          <w:sz w:val="24"/>
-          <w:szCs w:val="24"/>
-        </w:rPr>
-        <w:t xml:space="preserve"> for the set requirements defined in the method of this research.</w:t>
-      </w:r>
-      <w:r>
-        <w:rPr>
-          <w:sz w:val="24"/>
-          <w:szCs w:val="24"/>
-        </w:rPr>
-        <w:t xml:space="preserve"> Whilst the SSD model has a lower accuracy and the Faster R-CNN model has a very high latency, compared to the other 3 models.</w:t>
-      </w:r>
     </w:p>
     <w:p>
       <w:pPr>
-        <w:rPr>
-          <w:sz w:val="24"/>
-          <w:szCs w:val="24"/>
-        </w:rPr>
-      </w:pPr>
+        <w:pStyle w:val="Kop2"/>
+      </w:pPr>
+      <w:bookmarkStart w:id="6" w:name="_Toc230690310"/>
+      <w:r>
+        <w:t>Conclusi</w:t>
+      </w:r>
+      <w:r>
+        <w:t>on</w:t>
+      </w:r>
+      <w:bookmarkEnd w:id="6"/>
     </w:p>
     <w:p>
       <w:pPr>
-        <w:pStyle w:val="Kop2"/>
-      </w:pPr>
-      <w:bookmarkStart w:id="5" w:name="_Toc225424020"/>
-      <w:r>
-        <w:t>Conclusi</w:t>
-      </w:r>
-      <w:r>
-        <w:t>on</w:t>
-      </w:r>
-      <w:bookmarkEnd w:id="5"/>
+        <w:rPr>
+          <w:sz w:val="24"/>
+          <w:szCs w:val="24"/>
+        </w:rPr>
+      </w:pPr>
+      <w:r>
+        <w:rPr>
+          <w:sz w:val="24"/>
+          <w:szCs w:val="24"/>
+        </w:rPr>
+        <w:t xml:space="preserve">To answer the question that was asked in the introduction, which was “Which </w:t>
+      </w:r>
+      <w:r>
+        <w:rPr>
+          <w:sz w:val="24"/>
+          <w:szCs w:val="24"/>
+        </w:rPr>
+        <w:t>o</w:t>
+      </w:r>
+      <w:r>
+        <w:rPr>
+          <w:sz w:val="24"/>
+          <w:szCs w:val="24"/>
+        </w:rPr>
+        <w:t xml:space="preserve">bject </w:t>
+      </w:r>
+      <w:r>
+        <w:rPr>
+          <w:sz w:val="24"/>
+          <w:szCs w:val="24"/>
+        </w:rPr>
+        <w:t>d</w:t>
+      </w:r>
+      <w:r>
+        <w:rPr>
+          <w:sz w:val="24"/>
+          <w:szCs w:val="24"/>
+        </w:rPr>
+        <w:t xml:space="preserve">etection </w:t>
+      </w:r>
+      <w:r>
+        <w:rPr>
+          <w:sz w:val="24"/>
+          <w:szCs w:val="24"/>
+        </w:rPr>
+        <w:t>m</w:t>
+      </w:r>
+      <w:r>
+        <w:rPr>
+          <w:sz w:val="24"/>
+          <w:szCs w:val="24"/>
+        </w:rPr>
+        <w:t>odel is most applicable</w:t>
+      </w:r>
+      <w:r>
+        <w:rPr>
+          <w:sz w:val="24"/>
+          <w:szCs w:val="24"/>
+        </w:rPr>
+        <w:t xml:space="preserve"> for the described application</w:t>
+      </w:r>
+      <w:r>
+        <w:rPr>
+          <w:sz w:val="24"/>
+          <w:szCs w:val="24"/>
+        </w:rPr>
+        <w:t>?”, from the results of this r</w:t>
+      </w:r>
+      <w:r>
+        <w:rPr>
+          <w:sz w:val="24"/>
+          <w:szCs w:val="24"/>
+        </w:rPr>
+        <w:t>e</w:t>
+      </w:r>
+      <w:r>
+        <w:rPr>
+          <w:sz w:val="24"/>
+          <w:szCs w:val="24"/>
+        </w:rPr>
+        <w:t xml:space="preserve">port, it can be concluded that a </w:t>
+      </w:r>
+      <w:r>
+        <w:rPr>
+          <w:sz w:val="24"/>
+          <w:szCs w:val="24"/>
+        </w:rPr>
+        <w:t xml:space="preserve">YOLO-based model </w:t>
+      </w:r>
+      <w:r>
+        <w:rPr>
+          <w:sz w:val="24"/>
+          <w:szCs w:val="24"/>
+        </w:rPr>
+        <w:t>is recommended to be used</w:t>
+      </w:r>
+      <w:r>
+        <w:rPr>
+          <w:sz w:val="24"/>
+          <w:szCs w:val="24"/>
+        </w:rPr>
+        <w:t>.</w:t>
+      </w:r>
+      <w:r>
+        <w:rPr>
+          <w:sz w:val="24"/>
+          <w:szCs w:val="24"/>
+        </w:rPr>
+        <w:t xml:space="preserve"> </w:t>
+      </w:r>
+      <w:r>
+        <w:rPr>
+          <w:sz w:val="24"/>
+          <w:szCs w:val="24"/>
+        </w:rPr>
+        <w:t>This is because</w:t>
+      </w:r>
+      <w:r>
+        <w:rPr>
+          <w:sz w:val="24"/>
+          <w:szCs w:val="24"/>
+        </w:rPr>
+        <w:t xml:space="preserve"> it fits </w:t>
+      </w:r>
+      <w:r>
+        <w:rPr>
+          <w:sz w:val="24"/>
+          <w:szCs w:val="24"/>
+        </w:rPr>
+        <w:t>the defined requirements</w:t>
+      </w:r>
+      <w:r>
+        <w:rPr>
+          <w:sz w:val="24"/>
+          <w:szCs w:val="24"/>
+        </w:rPr>
+        <w:t xml:space="preserve">. It has a low </w:t>
+      </w:r>
+      <w:r>
+        <w:rPr>
+          <w:sz w:val="24"/>
+          <w:szCs w:val="24"/>
+        </w:rPr>
+        <w:t>l</w:t>
+      </w:r>
+      <w:r>
+        <w:rPr>
+          <w:sz w:val="24"/>
+          <w:szCs w:val="24"/>
+        </w:rPr>
+        <w:t>atency whilst providing a decent accuracy</w:t>
+      </w:r>
+      <w:r>
+        <w:rPr>
+          <w:sz w:val="24"/>
+          <w:szCs w:val="24"/>
+        </w:rPr>
+        <w:t>. It also has a relatively low</w:t>
+      </w:r>
+      <w:r>
+        <w:rPr>
+          <w:sz w:val="24"/>
+          <w:szCs w:val="24"/>
+        </w:rPr>
+        <w:t xml:space="preserve"> load, and a simple trainability.</w:t>
+      </w:r>
     </w:p>
     <w:p>
       <w:pPr>
@@ -3036,37 +5767,35 @@
           <w:sz w:val="24"/>
           <w:szCs w:val="24"/>
         </w:rPr>
-        <w:t>To answer the question that was asked in the introduction, which was “Which Object Detection Model is most applicable</w:t>
-      </w:r>
-      <w:r>
-        <w:rPr>
-          <w:sz w:val="24"/>
-          <w:szCs w:val="24"/>
-        </w:rPr>
-        <w:t xml:space="preserve">?”, from the results of this rapport, it can be concluded that a </w:t>
-      </w:r>
-      <w:r>
-        <w:rPr>
-          <w:sz w:val="24"/>
-          <w:szCs w:val="24"/>
-        </w:rPr>
-        <w:t xml:space="preserve">YOLO-based model </w:t>
-      </w:r>
-      <w:proofErr w:type="spellStart"/>
-      <w:r>
-        <w:rPr>
-          <w:sz w:val="24"/>
-          <w:szCs w:val="24"/>
-        </w:rPr>
-        <w:t>wil</w:t>
-      </w:r>
-      <w:proofErr w:type="spellEnd"/>
-      <w:r>
-        <w:rPr>
-          <w:sz w:val="24"/>
-          <w:szCs w:val="24"/>
-        </w:rPr>
-        <w:t xml:space="preserve"> be used.</w:t>
+        <w:t xml:space="preserve">SSD </w:t>
+      </w:r>
+      <w:r>
+        <w:rPr>
+          <w:sz w:val="24"/>
+          <w:szCs w:val="24"/>
+        </w:rPr>
+        <w:t xml:space="preserve">has a </w:t>
+      </w:r>
+      <w:r>
+        <w:rPr>
+          <w:sz w:val="24"/>
+          <w:szCs w:val="24"/>
+        </w:rPr>
+        <w:t xml:space="preserve">relatively low latency, but also has a lower accuracy. </w:t>
+      </w:r>
+      <w:r>
+        <w:rPr>
+          <w:sz w:val="24"/>
+          <w:szCs w:val="24"/>
+        </w:rPr>
+        <w:t xml:space="preserve">Since </w:t>
+      </w:r>
+      <w:r>
+        <w:rPr>
+          <w:sz w:val="24"/>
+          <w:szCs w:val="24"/>
+        </w:rPr>
+        <w:t>the model must reliably detect objects,</w:t>
       </w:r>
       <w:r>
         <w:rPr>
@@ -3080,56 +5809,28 @@
           <w:sz w:val="24"/>
           <w:szCs w:val="24"/>
         </w:rPr>
-        <w:t>This is because</w:t>
-      </w:r>
-      <w:r>
-        <w:rPr>
-          <w:sz w:val="24"/>
-          <w:szCs w:val="24"/>
-        </w:rPr>
-        <w:t xml:space="preserve"> it fits </w:t>
-      </w:r>
-      <w:r>
-        <w:rPr>
-          <w:sz w:val="24"/>
-          <w:szCs w:val="24"/>
-        </w:rPr>
-        <w:t>the defined requirements</w:t>
-      </w:r>
-      <w:r>
-        <w:rPr>
-          <w:sz w:val="24"/>
-          <w:szCs w:val="24"/>
-        </w:rPr>
-        <w:t xml:space="preserve">. It has a low </w:t>
-      </w:r>
-      <w:r>
-        <w:rPr>
-          <w:sz w:val="24"/>
-          <w:szCs w:val="24"/>
-        </w:rPr>
-        <w:t>l</w:t>
-      </w:r>
-      <w:r>
-        <w:rPr>
-          <w:sz w:val="24"/>
-          <w:szCs w:val="24"/>
-        </w:rPr>
-        <w:t>atency whilst providing a decent accuracy</w:t>
-      </w:r>
-      <w:r>
-        <w:rPr>
-          <w:sz w:val="24"/>
-          <w:szCs w:val="24"/>
-        </w:rPr>
-        <w:t>. It also has a relatively low</w:t>
-      </w:r>
-      <w:r>
-        <w:rPr>
-          <w:sz w:val="24"/>
-          <w:szCs w:val="24"/>
-        </w:rPr>
-        <w:t xml:space="preserve"> load, and a simple trainability.</w:t>
+        <w:t>f</w:t>
+      </w:r>
+      <w:r>
+        <w:rPr>
+          <w:sz w:val="24"/>
+          <w:szCs w:val="24"/>
+        </w:rPr>
+        <w:t>ailure to detect critical objects may negatively affect the safety of the autonomous system</w:t>
+      </w:r>
+      <w:r>
+        <w:rPr>
+          <w:sz w:val="24"/>
+          <w:szCs w:val="24"/>
+        </w:rPr>
+        <w:t>. Th</w:t>
+      </w:r>
+      <w:r>
+        <w:rPr>
+          <w:sz w:val="24"/>
+          <w:szCs w:val="24"/>
+        </w:rPr>
+        <w:t>erefore, the SSD model was considered less suitable for the described application</w:t>
       </w:r>
     </w:p>
     <w:p>
@@ -3144,56 +5845,6 @@
           <w:sz w:val="24"/>
           <w:szCs w:val="24"/>
         </w:rPr>
-        <w:t xml:space="preserve">SSD </w:t>
-      </w:r>
-      <w:r>
-        <w:rPr>
-          <w:sz w:val="24"/>
-          <w:szCs w:val="24"/>
-        </w:rPr>
-        <w:t xml:space="preserve">has a </w:t>
-      </w:r>
-      <w:r>
-        <w:rPr>
-          <w:sz w:val="24"/>
-          <w:szCs w:val="24"/>
-        </w:rPr>
-        <w:t xml:space="preserve">relatively low latency, but also has a lower accuracy. </w:t>
-      </w:r>
-      <w:r>
-        <w:rPr>
-          <w:sz w:val="24"/>
-          <w:szCs w:val="24"/>
-        </w:rPr>
-        <w:t>Since the model has to detect objects and detect them accurately</w:t>
-      </w:r>
-      <w:r>
-        <w:rPr>
-          <w:sz w:val="24"/>
-          <w:szCs w:val="24"/>
-        </w:rPr>
-        <w:t>, it would be ba</w:t>
-      </w:r>
-      <w:r>
-        <w:rPr>
-          <w:sz w:val="24"/>
-          <w:szCs w:val="24"/>
-        </w:rPr>
-        <w:t>d for the model to not detect something critical, like a person. That’s why we wont be using the SSD model.</w:t>
-      </w:r>
-    </w:p>
-    <w:p>
-      <w:pPr>
-        <w:rPr>
-          <w:sz w:val="24"/>
-          <w:szCs w:val="24"/>
-        </w:rPr>
-      </w:pPr>
-      <w:r>
-        <w:rPr>
-          <w:sz w:val="24"/>
-          <w:szCs w:val="24"/>
-        </w:rPr>
         <w:t xml:space="preserve">The Faster R-CNN model </w:t>
       </w:r>
       <w:r>
@@ -3208,21 +5859,63 @@
           <w:sz w:val="24"/>
           <w:szCs w:val="24"/>
         </w:rPr>
-        <w:t xml:space="preserve">, it is not good if it comes at the cost of the ability to detect those in real time. The load is </w:t>
-      </w:r>
-      <w:r>
-        <w:rPr>
-          <w:sz w:val="24"/>
-          <w:szCs w:val="24"/>
-        </w:rPr>
-        <w:t xml:space="preserve">also higher than the YOLO models, which is also </w:t>
-      </w:r>
-      <w:r>
-        <w:rPr>
-          <w:sz w:val="24"/>
-          <w:szCs w:val="24"/>
-        </w:rPr>
-        <w:t>not good for the system.</w:t>
+        <w:t xml:space="preserve">, </w:t>
+      </w:r>
+      <w:r>
+        <w:rPr>
+          <w:sz w:val="24"/>
+          <w:szCs w:val="24"/>
+        </w:rPr>
+        <w:t>this reduces its suitability for real-time applications</w:t>
+      </w:r>
+      <w:r>
+        <w:rPr>
+          <w:sz w:val="24"/>
+          <w:szCs w:val="24"/>
+        </w:rPr>
+        <w:t xml:space="preserve">. </w:t>
+      </w:r>
+      <w:r>
+        <w:rPr>
+          <w:sz w:val="24"/>
+          <w:szCs w:val="24"/>
+        </w:rPr>
+        <w:t xml:space="preserve">The load is </w:t>
+      </w:r>
+      <w:r>
+        <w:rPr>
+          <w:sz w:val="24"/>
+          <w:szCs w:val="24"/>
+        </w:rPr>
+        <w:t xml:space="preserve">also higher than the YOLO models, which </w:t>
+      </w:r>
+      <w:r>
+        <w:rPr>
+          <w:sz w:val="24"/>
+          <w:szCs w:val="24"/>
+        </w:rPr>
+        <w:t>fu</w:t>
+      </w:r>
+      <w:r>
+        <w:rPr>
+          <w:sz w:val="24"/>
+          <w:szCs w:val="24"/>
+        </w:rPr>
+        <w:t>r</w:t>
+      </w:r>
+      <w:r>
+        <w:rPr>
+          <w:sz w:val="24"/>
+          <w:szCs w:val="24"/>
+        </w:rPr>
+        <w:t>ther reduces its suitability for the target system</w:t>
+      </w:r>
+      <w:r>
+        <w:rPr>
+          <w:sz w:val="24"/>
+          <w:szCs w:val="24"/>
+        </w:rPr>
+        <w:t>.</w:t>
       </w:r>
     </w:p>
     <w:p>
@@ -3250,12 +5943,12 @@
       <w:pPr>
         <w:pStyle w:val="Kop2"/>
       </w:pPr>
-      <w:bookmarkStart w:id="6" w:name="_Toc225424021"/>
+      <w:bookmarkStart w:id="7" w:name="_Toc230690311"/>
       <w:r>
         <w:lastRenderedPageBreak/>
         <w:t>Glossary</w:t>
       </w:r>
-      <w:bookmarkEnd w:id="6"/>
+      <w:bookmarkEnd w:id="7"/>
     </w:p>
     <w:p>
       <w:proofErr w:type="spellStart"/>
@@ -3282,7 +5975,16 @@
     </w:p>
     <w:p>
       <w:r>
-        <w:t>Computational Load</w:t>
+        <w:t>C</w:t>
+      </w:r>
+      <w:r>
+        <w:t xml:space="preserve">omputational </w:t>
+      </w:r>
+      <w:r>
+        <w:t>l</w:t>
+      </w:r>
+      <w:r>
+        <w:t>oad</w:t>
       </w:r>
       <w:r>
         <w:tab/>
@@ -3290,49 +5992,79 @@
       </w:r>
     </w:p>
     <w:p>
+      <w:r>
+        <w:t>YOLO</w:t>
+      </w:r>
+      <w:r>
+        <w:tab/>
+      </w:r>
+      <w:r>
+        <w:tab/>
+        <w:t>You Only Look Once, a type of object detection model</w:t>
+      </w:r>
+    </w:p>
+    <w:p/>
+    <w:p>
       <w:pPr>
         <w:pStyle w:val="Kop2"/>
-      </w:pPr>
+        <w:rPr>
+          <w:lang w:val="nl-NL"/>
+        </w:rPr>
+      </w:pPr>
+      <w:bookmarkStart w:id="8" w:name="_Toc230690312"/>
+      <w:r>
+        <w:rPr>
+          <w:lang w:val="nl-NL"/>
+        </w:rPr>
+        <w:t>Sources</w:t>
+      </w:r>
+      <w:bookmarkEnd w:id="8"/>
     </w:p>
     <w:p>
       <w:pPr>
-        <w:pStyle w:val="Kop2"/>
-        <w:rPr>
-          <w:lang w:val="nl-NL"/>
-        </w:rPr>
-      </w:pPr>
-      <w:bookmarkStart w:id="7" w:name="_Toc225424022"/>
-      <w:r>
-        <w:rPr>
-          <w:lang w:val="nl-NL"/>
-        </w:rPr>
-        <w:t>Sources</w:t>
-      </w:r>
-      <w:bookmarkEnd w:id="7"/>
-    </w:p>
-    <w:p>
-      <w:pPr>
-        <w:rPr>
-          <w:sz w:val="24"/>
-          <w:szCs w:val="24"/>
-          <w:lang w:val="nl-NL"/>
-        </w:rPr>
-      </w:pPr>
-      <w:r>
-        <w:rPr>
-          <w:sz w:val="24"/>
-          <w:szCs w:val="24"/>
-          <w:lang w:val="nl-NL"/>
-        </w:rPr>
-        <w:t>[1]</w:t>
-      </w:r>
-      <w:r>
-        <w:rPr>
-          <w:sz w:val="24"/>
-          <w:szCs w:val="24"/>
-          <w:lang w:val="nl-NL"/>
-        </w:rPr>
-        <w:tab/>
+        <w:rPr>
+          <w:sz w:val="24"/>
+          <w:szCs w:val="24"/>
+        </w:rPr>
+      </w:pPr>
+      <w:r>
+        <w:rPr>
+          <w:sz w:val="24"/>
+          <w:szCs w:val="24"/>
+        </w:rPr>
+        <w:t xml:space="preserve">[1] </w:t>
+      </w:r>
+      <w:proofErr w:type="spellStart"/>
+      <w:r>
+        <w:rPr>
+          <w:sz w:val="24"/>
+          <w:szCs w:val="24"/>
+        </w:rPr>
+        <w:t>Encord</w:t>
+      </w:r>
+      <w:proofErr w:type="spellEnd"/>
+      <w:r>
+        <w:rPr>
+          <w:sz w:val="24"/>
+          <w:szCs w:val="24"/>
+        </w:rPr>
+        <w:t xml:space="preserve">, "Object Detection: Models, Architectures and Techniques," </w:t>
+      </w:r>
+      <w:proofErr w:type="spellStart"/>
+      <w:r>
+        <w:rPr>
+          <w:sz w:val="24"/>
+          <w:szCs w:val="24"/>
+        </w:rPr>
+        <w:t>Encord</w:t>
+      </w:r>
+      <w:proofErr w:type="spellEnd"/>
+      <w:r>
+        <w:rPr>
+          <w:sz w:val="24"/>
+          <w:szCs w:val="24"/>
+        </w:rPr>
+        <w:t xml:space="preserve">. [Online]. Available: </w:t>
       </w:r>
       <w:hyperlink r:id="rId8" w:history="1">
         <w:r>
@@ -3340,7 +6072,6 @@
             <w:rStyle w:val="Hyperlink"/>
             <w:sz w:val="24"/>
             <w:szCs w:val="24"/>
-            <w:lang w:val="nl-NL"/>
           </w:rPr>
           <w:t>https://encord.com/blog/object-detection/</w:t>
         </w:r>
@@ -3349,9 +6080,36 @@
         <w:rPr>
           <w:sz w:val="24"/>
           <w:szCs w:val="24"/>
-          <w:lang w:val="nl-NL"/>
-        </w:rPr>
-        <w:t xml:space="preserve"> (MODELS)</w:t>
+        </w:rPr>
+        <w:t xml:space="preserve">. [Accessed: </w:t>
+      </w:r>
+      <w:r>
+        <w:rPr>
+          <w:sz w:val="24"/>
+          <w:szCs w:val="24"/>
+        </w:rPr>
+        <w:t>7</w:t>
+      </w:r>
+      <w:r>
+        <w:rPr>
+          <w:sz w:val="24"/>
+          <w:szCs w:val="24"/>
+        </w:rPr>
+        <w:t>-Ju</w:t>
+      </w:r>
+      <w:r>
+        <w:rPr>
+          <w:sz w:val="24"/>
+          <w:szCs w:val="24"/>
+        </w:rPr>
+        <w:t>n</w:t>
+      </w:r>
+      <w:r>
+        <w:rPr>
+          <w:sz w:val="24"/>
+          <w:szCs w:val="24"/>
+        </w:rPr>
+        <w:t>-2026].</w:t>
       </w:r>
     </w:p>
     <w:p>
@@ -3361,33 +6119,52 @@
           <w:szCs w:val="24"/>
         </w:rPr>
       </w:pPr>
-      <w:r>
-        <w:rPr>
-          <w:sz w:val="24"/>
-          <w:szCs w:val="24"/>
-        </w:rPr>
-        <w:t>[</w:t>
-      </w:r>
-      <w:r>
-        <w:rPr>
-          <w:sz w:val="24"/>
-          <w:szCs w:val="24"/>
-        </w:rPr>
-        <w:t>2</w:t>
-      </w:r>
-      <w:r>
-        <w:rPr>
-          <w:sz w:val="24"/>
-          <w:szCs w:val="24"/>
-        </w:rPr>
-        <w:t xml:space="preserve">] </w:t>
-      </w:r>
-      <w:r>
-        <w:rPr>
-          <w:sz w:val="24"/>
-          <w:szCs w:val="24"/>
-        </w:rPr>
-        <w:tab/>
+    </w:p>
+    <w:p>
+      <w:pPr>
+        <w:rPr>
+          <w:sz w:val="24"/>
+          <w:szCs w:val="24"/>
+        </w:rPr>
+      </w:pPr>
+      <w:r>
+        <w:rPr>
+          <w:sz w:val="24"/>
+          <w:szCs w:val="24"/>
+        </w:rPr>
+        <w:t xml:space="preserve">[2] </w:t>
+      </w:r>
+      <w:proofErr w:type="spellStart"/>
+      <w:r>
+        <w:rPr>
+          <w:sz w:val="24"/>
+          <w:szCs w:val="24"/>
+        </w:rPr>
+        <w:t>Ultralytics</w:t>
+      </w:r>
+      <w:proofErr w:type="spellEnd"/>
+      <w:r>
+        <w:rPr>
+          <w:sz w:val="24"/>
+          <w:szCs w:val="24"/>
+        </w:rPr>
+        <w:t xml:space="preserve">, "YOLOv8 Documentation," </w:t>
+      </w:r>
+      <w:proofErr w:type="spellStart"/>
+      <w:r>
+        <w:rPr>
+          <w:sz w:val="24"/>
+          <w:szCs w:val="24"/>
+        </w:rPr>
+        <w:t>Ultralytics</w:t>
+      </w:r>
+      <w:proofErr w:type="spellEnd"/>
+      <w:r>
+        <w:rPr>
+          <w:sz w:val="24"/>
+          <w:szCs w:val="24"/>
+        </w:rPr>
+        <w:t xml:space="preserve">. [Online]. Available: </w:t>
       </w:r>
       <w:hyperlink r:id="rId9" w:history="1">
         <w:r>
@@ -3404,14 +6181,35 @@
           <w:sz w:val="24"/>
           <w:szCs w:val="24"/>
         </w:rPr>
-        <w:t xml:space="preserve"> (YOLOv</w:t>
-      </w:r>
-      <w:r>
-        <w:rPr>
-          <w:sz w:val="24"/>
-          <w:szCs w:val="24"/>
-        </w:rPr>
-        <w:t>8)</w:t>
+        <w:t xml:space="preserve">. [Accessed: </w:t>
+      </w:r>
+      <w:r>
+        <w:rPr>
+          <w:sz w:val="24"/>
+          <w:szCs w:val="24"/>
+        </w:rPr>
+        <w:t>7</w:t>
+      </w:r>
+      <w:r>
+        <w:rPr>
+          <w:sz w:val="24"/>
+          <w:szCs w:val="24"/>
+        </w:rPr>
+        <w:t>-Ju</w:t>
+      </w:r>
+      <w:r>
+        <w:rPr>
+          <w:sz w:val="24"/>
+          <w:szCs w:val="24"/>
+        </w:rPr>
+        <w:t>n</w:t>
+      </w:r>
+      <w:r>
+        <w:rPr>
+          <w:sz w:val="24"/>
+          <w:szCs w:val="24"/>
+        </w:rPr>
+        <w:t>-2026].</w:t>
       </w:r>
     </w:p>
     <w:p>
@@ -3421,33 +6219,36 @@
           <w:szCs w:val="24"/>
         </w:rPr>
       </w:pPr>
-      <w:r>
-        <w:rPr>
-          <w:sz w:val="24"/>
-          <w:szCs w:val="24"/>
-        </w:rPr>
-        <w:t>[</w:t>
-      </w:r>
-      <w:r>
-        <w:rPr>
-          <w:sz w:val="24"/>
-          <w:szCs w:val="24"/>
-        </w:rPr>
-        <w:t>3</w:t>
-      </w:r>
-      <w:r>
-        <w:rPr>
-          <w:sz w:val="24"/>
-          <w:szCs w:val="24"/>
-        </w:rPr>
-        <w:t xml:space="preserve">] </w:t>
-      </w:r>
-      <w:r>
-        <w:rPr>
-          <w:sz w:val="24"/>
-          <w:szCs w:val="24"/>
-        </w:rPr>
-        <w:tab/>
+    </w:p>
+    <w:p>
+      <w:pPr>
+        <w:rPr>
+          <w:sz w:val="24"/>
+          <w:szCs w:val="24"/>
+        </w:rPr>
+      </w:pPr>
+      <w:r>
+        <w:rPr>
+          <w:sz w:val="24"/>
+          <w:szCs w:val="24"/>
+        </w:rPr>
+        <w:t xml:space="preserve">[3] G. </w:t>
+      </w:r>
+      <w:proofErr w:type="spellStart"/>
+      <w:r>
+        <w:rPr>
+          <w:sz w:val="24"/>
+          <w:szCs w:val="24"/>
+        </w:rPr>
+        <w:t>Jocher</w:t>
+      </w:r>
+      <w:proofErr w:type="spellEnd"/>
+      <w:r>
+        <w:rPr>
+          <w:sz w:val="24"/>
+          <w:szCs w:val="24"/>
+        </w:rPr>
+        <w:t xml:space="preserve"> et al., "YOLOv8: A State-of-the-Art Real-Time Object Detection Model," arXiv:2305.09972, 2023. [Online]. Available: </w:t>
       </w:r>
       <w:hyperlink r:id="rId10" w:history="1">
         <w:r>
@@ -3464,14 +6265,35 @@
           <w:sz w:val="24"/>
           <w:szCs w:val="24"/>
         </w:rPr>
-        <w:t xml:space="preserve"> (YOLOv</w:t>
-      </w:r>
-      <w:r>
-        <w:rPr>
-          <w:sz w:val="24"/>
-          <w:szCs w:val="24"/>
-        </w:rPr>
-        <w:t>8)</w:t>
+        <w:t xml:space="preserve">. [Accessed: </w:t>
+      </w:r>
+      <w:r>
+        <w:rPr>
+          <w:sz w:val="24"/>
+          <w:szCs w:val="24"/>
+        </w:rPr>
+        <w:t>7</w:t>
+      </w:r>
+      <w:r>
+        <w:rPr>
+          <w:sz w:val="24"/>
+          <w:szCs w:val="24"/>
+        </w:rPr>
+        <w:t>-Ju</w:t>
+      </w:r>
+      <w:r>
+        <w:rPr>
+          <w:sz w:val="24"/>
+          <w:szCs w:val="24"/>
+        </w:rPr>
+        <w:t>n</w:t>
+      </w:r>
+      <w:r>
+        <w:rPr>
+          <w:sz w:val="24"/>
+          <w:szCs w:val="24"/>
+        </w:rPr>
+        <w:t>-2026].</w:t>
       </w:r>
     </w:p>
     <w:p>
@@ -3481,42 +6303,54 @@
           <w:szCs w:val="24"/>
         </w:rPr>
       </w:pPr>
-      <w:r>
-        <w:rPr>
-          <w:sz w:val="24"/>
-          <w:szCs w:val="24"/>
-        </w:rPr>
-        <w:t>[</w:t>
-      </w:r>
-      <w:r>
-        <w:rPr>
-          <w:sz w:val="24"/>
-          <w:szCs w:val="24"/>
-        </w:rPr>
-        <w:t>4</w:t>
-      </w:r>
-      <w:r>
-        <w:rPr>
-          <w:sz w:val="24"/>
-          <w:szCs w:val="24"/>
-        </w:rPr>
-        <w:t>]</w:t>
-      </w:r>
-      <w:r>
-        <w:rPr>
-          <w:sz w:val="24"/>
-          <w:szCs w:val="24"/>
-        </w:rPr>
-        <w:t xml:space="preserve"> </w:t>
-      </w:r>
-      <w:r>
-        <w:rPr>
-          <w:sz w:val="24"/>
-          <w:szCs w:val="24"/>
-        </w:rPr>
-        <w:tab/>
-      </w:r>
-      <w:hyperlink r:id="rId11" w:anchor="models" w:history="1">
+    </w:p>
+    <w:p>
+      <w:pPr>
+        <w:rPr>
+          <w:sz w:val="24"/>
+          <w:szCs w:val="24"/>
+        </w:rPr>
+      </w:pPr>
+      <w:r>
+        <w:rPr>
+          <w:sz w:val="24"/>
+          <w:szCs w:val="24"/>
+        </w:rPr>
+        <w:t xml:space="preserve">[4] </w:t>
+      </w:r>
+      <w:proofErr w:type="spellStart"/>
+      <w:r>
+        <w:rPr>
+          <w:sz w:val="24"/>
+          <w:szCs w:val="24"/>
+        </w:rPr>
+        <w:t>Ultralytics</w:t>
+      </w:r>
+      <w:proofErr w:type="spellEnd"/>
+      <w:r>
+        <w:rPr>
+          <w:sz w:val="24"/>
+          <w:szCs w:val="24"/>
+        </w:rPr>
+        <w:t xml:space="preserve">, "Object Detection Models Documentation," </w:t>
+      </w:r>
+      <w:proofErr w:type="spellStart"/>
+      <w:r>
+        <w:rPr>
+          <w:sz w:val="24"/>
+          <w:szCs w:val="24"/>
+        </w:rPr>
+        <w:t>Ultralytics</w:t>
+      </w:r>
+      <w:proofErr w:type="spellEnd"/>
+      <w:r>
+        <w:rPr>
+          <w:sz w:val="24"/>
+          <w:szCs w:val="24"/>
+        </w:rPr>
+        <w:t xml:space="preserve">. [Online]. Available: </w:t>
+      </w:r>
+      <w:hyperlink r:id="rId11" w:history="1">
         <w:r>
           <w:rPr>
             <w:rStyle w:val="Hyperlink"/>
@@ -3531,28 +6365,35 @@
           <w:sz w:val="24"/>
           <w:szCs w:val="24"/>
         </w:rPr>
-        <w:t xml:space="preserve"> (YOLO</w:t>
-      </w:r>
-      <w:r>
-        <w:rPr>
-          <w:sz w:val="24"/>
-          <w:szCs w:val="24"/>
-        </w:rPr>
-        <w:t>v2</w:t>
-      </w:r>
-      <w:r>
-        <w:rPr>
-          <w:sz w:val="24"/>
-          <w:szCs w:val="24"/>
-        </w:rPr>
-        <w:t>6</w:t>
-      </w:r>
-      <w:r>
-        <w:rPr>
-          <w:sz w:val="24"/>
-          <w:szCs w:val="24"/>
-        </w:rPr>
-        <w:t>)</w:t>
+        <w:t xml:space="preserve">. [Accessed: </w:t>
+      </w:r>
+      <w:r>
+        <w:rPr>
+          <w:sz w:val="24"/>
+          <w:szCs w:val="24"/>
+        </w:rPr>
+        <w:t>7</w:t>
+      </w:r>
+      <w:r>
+        <w:rPr>
+          <w:sz w:val="24"/>
+          <w:szCs w:val="24"/>
+        </w:rPr>
+        <w:t>-Ju</w:t>
+      </w:r>
+      <w:r>
+        <w:rPr>
+          <w:sz w:val="24"/>
+          <w:szCs w:val="24"/>
+        </w:rPr>
+        <w:t>n</w:t>
+      </w:r>
+      <w:r>
+        <w:rPr>
+          <w:sz w:val="24"/>
+          <w:szCs w:val="24"/>
+        </w:rPr>
+        <w:t>-2026].</w:t>
       </w:r>
     </w:p>
     <w:p>
@@ -3562,51 +6403,81 @@
           <w:szCs w:val="24"/>
         </w:rPr>
       </w:pPr>
-      <w:r>
-        <w:rPr>
-          <w:sz w:val="24"/>
-          <w:szCs w:val="24"/>
-        </w:rPr>
-        <w:t>[</w:t>
-      </w:r>
-      <w:r>
-        <w:rPr>
-          <w:sz w:val="24"/>
-          <w:szCs w:val="24"/>
-        </w:rPr>
-        <w:t>5</w:t>
-      </w:r>
-      <w:r>
-        <w:rPr>
-          <w:sz w:val="24"/>
-          <w:szCs w:val="24"/>
-        </w:rPr>
-        <w:t>]</w:t>
-      </w:r>
-      <w:r>
-        <w:rPr>
-          <w:sz w:val="24"/>
-          <w:szCs w:val="24"/>
-        </w:rPr>
-        <w:tab/>
+    </w:p>
+    <w:p>
+      <w:pPr>
+        <w:rPr>
+          <w:sz w:val="24"/>
+          <w:szCs w:val="24"/>
+        </w:rPr>
+      </w:pPr>
+      <w:r>
+        <w:rPr>
+          <w:sz w:val="24"/>
+          <w:szCs w:val="24"/>
+        </w:rPr>
+        <w:t xml:space="preserve">[5] W. Liu et al., "SSD: Single Shot </w:t>
+      </w:r>
+      <w:proofErr w:type="spellStart"/>
+      <w:r>
+        <w:rPr>
+          <w:sz w:val="24"/>
+          <w:szCs w:val="24"/>
+        </w:rPr>
+        <w:t>MultiBox</w:t>
+      </w:r>
+      <w:proofErr w:type="spellEnd"/>
+      <w:r>
+        <w:rPr>
+          <w:sz w:val="24"/>
+          <w:szCs w:val="24"/>
+        </w:rPr>
+        <w:t xml:space="preserve"> Detector," in European Conference on Computer Vision (ECCV), 2016. [Online]. Available: </w:t>
       </w:r>
       <w:hyperlink r:id="rId12" w:history="1">
         <w:r>
           <w:rPr>
             <w:rStyle w:val="Hyperlink"/>
+            <w:sz w:val="24"/>
+            <w:szCs w:val="24"/>
           </w:rPr>
           <w:t>https://arxiv.org/pdf/1512.02325</w:t>
         </w:r>
       </w:hyperlink>
       <w:r>
-        <w:t xml:space="preserve"> </w:t>
-      </w:r>
-      <w:r>
-        <w:rPr>
-          <w:sz w:val="24"/>
-          <w:szCs w:val="24"/>
-        </w:rPr>
-        <w:t>(SSD)</w:t>
+        <w:rPr>
+          <w:sz w:val="24"/>
+          <w:szCs w:val="24"/>
+        </w:rPr>
+        <w:t xml:space="preserve">. [Accessed: </w:t>
+      </w:r>
+      <w:r>
+        <w:rPr>
+          <w:sz w:val="24"/>
+          <w:szCs w:val="24"/>
+        </w:rPr>
+        <w:t>7</w:t>
+      </w:r>
+      <w:r>
+        <w:rPr>
+          <w:sz w:val="24"/>
+          <w:szCs w:val="24"/>
+        </w:rPr>
+        <w:t>-Ju</w:t>
+      </w:r>
+      <w:r>
+        <w:rPr>
+          <w:sz w:val="24"/>
+          <w:szCs w:val="24"/>
+        </w:rPr>
+        <w:t>n</w:t>
+      </w:r>
+      <w:r>
+        <w:rPr>
+          <w:sz w:val="24"/>
+          <w:szCs w:val="24"/>
+        </w:rPr>
+        <w:t>-2026].</w:t>
       </w:r>
     </w:p>
     <w:p>
@@ -3616,26 +6487,52 @@
           <w:szCs w:val="24"/>
         </w:rPr>
       </w:pPr>
-      <w:r>
-        <w:rPr>
-          <w:sz w:val="24"/>
-          <w:szCs w:val="24"/>
-        </w:rPr>
-        <w:t>[</w:t>
-      </w:r>
-      <w:r>
-        <w:rPr>
-          <w:sz w:val="24"/>
-          <w:szCs w:val="24"/>
-        </w:rPr>
-        <w:t xml:space="preserve">6] </w:t>
-      </w:r>
-      <w:r>
-        <w:rPr>
-          <w:sz w:val="24"/>
-          <w:szCs w:val="24"/>
-        </w:rPr>
-        <w:tab/>
+    </w:p>
+    <w:p>
+      <w:pPr>
+        <w:rPr>
+          <w:sz w:val="24"/>
+          <w:szCs w:val="24"/>
+        </w:rPr>
+      </w:pPr>
+      <w:r>
+        <w:rPr>
+          <w:sz w:val="24"/>
+          <w:szCs w:val="24"/>
+        </w:rPr>
+        <w:t xml:space="preserve">[6] </w:t>
+      </w:r>
+      <w:proofErr w:type="spellStart"/>
+      <w:r>
+        <w:rPr>
+          <w:sz w:val="24"/>
+          <w:szCs w:val="24"/>
+        </w:rPr>
+        <w:t>TensorBlue</w:t>
+      </w:r>
+      <w:proofErr w:type="spellEnd"/>
+      <w:r>
+        <w:rPr>
+          <w:sz w:val="24"/>
+          <w:szCs w:val="24"/>
+        </w:rPr>
+        <w:t xml:space="preserve">, "Object Detection: YOLO vs Faster R-CNN for Real-Time Detection," </w:t>
+      </w:r>
+      <w:proofErr w:type="spellStart"/>
+      <w:r>
+        <w:rPr>
+          <w:sz w:val="24"/>
+          <w:szCs w:val="24"/>
+        </w:rPr>
+        <w:t>TensorBlue</w:t>
+      </w:r>
+      <w:proofErr w:type="spellEnd"/>
+      <w:r>
+        <w:rPr>
+          <w:sz w:val="24"/>
+          <w:szCs w:val="24"/>
+        </w:rPr>
+        <w:t xml:space="preserve">. [Online]. Available: </w:t>
       </w:r>
       <w:hyperlink r:id="rId13" w:history="1">
         <w:r>
@@ -3652,35 +6549,35 @@
           <w:sz w:val="24"/>
           <w:szCs w:val="24"/>
         </w:rPr>
-        <w:t xml:space="preserve">  (YOLO &amp; fa</w:t>
-      </w:r>
-      <w:r>
-        <w:rPr>
-          <w:sz w:val="24"/>
-          <w:szCs w:val="24"/>
-        </w:rPr>
-        <w:t xml:space="preserve">ster </w:t>
-      </w:r>
-      <w:r>
-        <w:rPr>
-          <w:sz w:val="24"/>
-          <w:szCs w:val="24"/>
-        </w:rPr>
-        <w:t>R</w:t>
-      </w:r>
-      <w:r>
-        <w:rPr>
-          <w:sz w:val="24"/>
-          <w:szCs w:val="24"/>
-        </w:rPr>
-        <w:t>-</w:t>
-      </w:r>
-      <w:r>
-        <w:rPr>
-          <w:sz w:val="24"/>
-          <w:szCs w:val="24"/>
-        </w:rPr>
-        <w:t>CNN)</w:t>
+        <w:t xml:space="preserve">. [Accessed: </w:t>
+      </w:r>
+      <w:r>
+        <w:rPr>
+          <w:sz w:val="24"/>
+          <w:szCs w:val="24"/>
+        </w:rPr>
+        <w:t>7</w:t>
+      </w:r>
+      <w:r>
+        <w:rPr>
+          <w:sz w:val="24"/>
+          <w:szCs w:val="24"/>
+        </w:rPr>
+        <w:t>-Ju</w:t>
+      </w:r>
+      <w:r>
+        <w:rPr>
+          <w:sz w:val="24"/>
+          <w:szCs w:val="24"/>
+        </w:rPr>
+        <w:t>n</w:t>
+      </w:r>
+      <w:r>
+        <w:rPr>
+          <w:sz w:val="24"/>
+          <w:szCs w:val="24"/>
+        </w:rPr>
+        <w:t>-2026].</w:t>
       </w:r>
     </w:p>
     <w:p>
@@ -3690,33 +6587,52 @@
           <w:szCs w:val="24"/>
         </w:rPr>
       </w:pPr>
-      <w:r>
-        <w:rPr>
-          <w:sz w:val="24"/>
-          <w:szCs w:val="24"/>
-        </w:rPr>
-        <w:t>[</w:t>
-      </w:r>
-      <w:r>
-        <w:rPr>
-          <w:sz w:val="24"/>
-          <w:szCs w:val="24"/>
-        </w:rPr>
-        <w:t>7</w:t>
-      </w:r>
-      <w:r>
-        <w:rPr>
-          <w:sz w:val="24"/>
-          <w:szCs w:val="24"/>
-        </w:rPr>
-        <w:t xml:space="preserve">] </w:t>
-      </w:r>
-      <w:r>
-        <w:rPr>
-          <w:sz w:val="24"/>
-          <w:szCs w:val="24"/>
-        </w:rPr>
-        <w:tab/>
+    </w:p>
+    <w:p>
+      <w:pPr>
+        <w:rPr>
+          <w:sz w:val="24"/>
+          <w:szCs w:val="24"/>
+        </w:rPr>
+      </w:pPr>
+      <w:r>
+        <w:rPr>
+          <w:sz w:val="24"/>
+          <w:szCs w:val="24"/>
+        </w:rPr>
+        <w:t xml:space="preserve">[7] </w:t>
+      </w:r>
+      <w:proofErr w:type="spellStart"/>
+      <w:r>
+        <w:rPr>
+          <w:sz w:val="24"/>
+          <w:szCs w:val="24"/>
+        </w:rPr>
+        <w:t>Ultralytics</w:t>
+      </w:r>
+      <w:proofErr w:type="spellEnd"/>
+      <w:r>
+        <w:rPr>
+          <w:sz w:val="24"/>
+          <w:szCs w:val="24"/>
+        </w:rPr>
+        <w:t xml:space="preserve">, "What Is R-CNN? A Quick Overview," </w:t>
+      </w:r>
+      <w:proofErr w:type="spellStart"/>
+      <w:r>
+        <w:rPr>
+          <w:sz w:val="24"/>
+          <w:szCs w:val="24"/>
+        </w:rPr>
+        <w:t>Ultralytics</w:t>
+      </w:r>
+      <w:proofErr w:type="spellEnd"/>
+      <w:r>
+        <w:rPr>
+          <w:sz w:val="24"/>
+          <w:szCs w:val="24"/>
+        </w:rPr>
+        <w:t xml:space="preserve">. [Online]. Available: </w:t>
       </w:r>
       <w:hyperlink r:id="rId14" w:history="1">
         <w:r>
@@ -3733,7 +6649,35 @@
           <w:sz w:val="24"/>
           <w:szCs w:val="24"/>
         </w:rPr>
-        <w:t xml:space="preserve"> (R-CNN)</w:t>
+        <w:t xml:space="preserve">. [Accessed: </w:t>
+      </w:r>
+      <w:r>
+        <w:rPr>
+          <w:sz w:val="24"/>
+          <w:szCs w:val="24"/>
+        </w:rPr>
+        <w:t>7</w:t>
+      </w:r>
+      <w:r>
+        <w:rPr>
+          <w:sz w:val="24"/>
+          <w:szCs w:val="24"/>
+        </w:rPr>
+        <w:t>-Ju</w:t>
+      </w:r>
+      <w:r>
+        <w:rPr>
+          <w:sz w:val="24"/>
+          <w:szCs w:val="24"/>
+        </w:rPr>
+        <w:t>n</w:t>
+      </w:r>
+      <w:r>
+        <w:rPr>
+          <w:sz w:val="24"/>
+          <w:szCs w:val="24"/>
+        </w:rPr>
+        <w:t>-2026].</w:t>
       </w:r>
     </w:p>
     <w:p>
@@ -3751,6 +6695,59 @@
           <w:szCs w:val="24"/>
         </w:rPr>
       </w:pPr>
+      <w:r>
+        <w:rPr>
+          <w:sz w:val="24"/>
+          <w:szCs w:val="24"/>
+        </w:rPr>
+        <w:lastRenderedPageBreak/>
+        <w:t xml:space="preserve">[8] IBM, "Convolutional Neural Networks (CNNs)," IBM Think. [Online]. Available: </w:t>
+      </w:r>
+      <w:hyperlink r:id="rId15" w:history="1">
+        <w:r>
+          <w:rPr>
+            <w:rStyle w:val="Hyperlink"/>
+            <w:sz w:val="24"/>
+            <w:szCs w:val="24"/>
+          </w:rPr>
+          <w:t>https://www.ibm.com/think/topics/convolutional-neural-networks</w:t>
+        </w:r>
+      </w:hyperlink>
+      <w:r>
+        <w:rPr>
+          <w:sz w:val="24"/>
+          <w:szCs w:val="24"/>
+        </w:rPr>
+        <w:t xml:space="preserve">. [Accessed: </w:t>
+      </w:r>
+      <w:r>
+        <w:rPr>
+          <w:sz w:val="24"/>
+          <w:szCs w:val="24"/>
+        </w:rPr>
+        <w:t>7</w:t>
+      </w:r>
+      <w:r>
+        <w:rPr>
+          <w:sz w:val="24"/>
+          <w:szCs w:val="24"/>
+        </w:rPr>
+        <w:t>-Ju</w:t>
+      </w:r>
+      <w:r>
+        <w:rPr>
+          <w:sz w:val="24"/>
+          <w:szCs w:val="24"/>
+        </w:rPr>
+        <w:t>n</w:t>
+      </w:r>
+      <w:r>
+        <w:rPr>
+          <w:sz w:val="24"/>
+          <w:szCs w:val="24"/>
+        </w:rPr>
+        <w:t>-2026].</w:t>
+      </w:r>
     </w:p>
     <w:p>
       <w:pPr>
@@ -3762,13 +6759,27 @@
     </w:p>
     <w:p>
       <w:pPr>
+        <w:rPr>
+          <w:sz w:val="24"/>
+          <w:szCs w:val="24"/>
+        </w:rPr>
+      </w:pPr>
+    </w:p>
+    <w:p>
+      <w:pPr>
         <w:pStyle w:val="Kop2"/>
-      </w:pPr>
-      <w:bookmarkStart w:id="8" w:name="_Toc225424023"/>
-      <w:r>
+        <w:rPr>
+          <w:lang w:val="nl-NL"/>
+        </w:rPr>
+      </w:pPr>
+      <w:bookmarkStart w:id="9" w:name="_Toc230690313"/>
+      <w:r>
+        <w:rPr>
+          <w:lang w:val="nl-NL"/>
+        </w:rPr>
         <w:t>Changelog</w:t>
       </w:r>
-      <w:bookmarkEnd w:id="8"/>
+      <w:bookmarkEnd w:id="9"/>
     </w:p>
     <w:tbl>
       <w:tblPr>
@@ -3784,7 +6795,7 @@
       <w:tr>
         <w:tc>
           <w:tcPr>
-            <w:tcW w:w="846" w:type="dxa"/>
+            <w:tcW w:w="925" w:type="dxa"/>
           </w:tcPr>
           <w:p>
             <w:pPr>
@@ -3800,7 +6811,7 @@
         </w:tc>
         <w:tc>
           <w:tcPr>
-            <w:tcW w:w="6946" w:type="dxa"/>
+            <w:tcW w:w="6874" w:type="dxa"/>
           </w:tcPr>
           <w:p>
             <w:r>
@@ -3810,7 +6821,7 @@
         </w:tc>
         <w:tc>
           <w:tcPr>
-            <w:tcW w:w="1270" w:type="dxa"/>
+            <w:tcW w:w="1263" w:type="dxa"/>
           </w:tcPr>
           <w:p>
             <w:pPr>
@@ -3828,7 +6839,7 @@
       <w:tr>
         <w:tc>
           <w:tcPr>
-            <w:tcW w:w="846" w:type="dxa"/>
+            <w:tcW w:w="925" w:type="dxa"/>
           </w:tcPr>
           <w:p>
             <w:pPr>
@@ -3841,7 +6852,7 @@
         </w:tc>
         <w:tc>
           <w:tcPr>
-            <w:tcW w:w="6946" w:type="dxa"/>
+            <w:tcW w:w="6874" w:type="dxa"/>
           </w:tcPr>
           <w:p>
             <w:r>
@@ -3851,7 +6862,7 @@
         </w:tc>
         <w:tc>
           <w:tcPr>
-            <w:tcW w:w="1270" w:type="dxa"/>
+            <w:tcW w:w="1263" w:type="dxa"/>
           </w:tcPr>
           <w:p>
             <w:pPr>
@@ -3866,7 +6877,7 @@
       <w:tr>
         <w:tc>
           <w:tcPr>
-            <w:tcW w:w="846" w:type="dxa"/>
+            <w:tcW w:w="925" w:type="dxa"/>
           </w:tcPr>
           <w:p>
             <w:pPr>
@@ -3879,7 +6890,7 @@
         </w:tc>
         <w:tc>
           <w:tcPr>
-            <w:tcW w:w="6946" w:type="dxa"/>
+            <w:tcW w:w="6874" w:type="dxa"/>
           </w:tcPr>
           <w:p>
             <w:r>
@@ -3889,7 +6900,7 @@
         </w:tc>
         <w:tc>
           <w:tcPr>
-            <w:tcW w:w="1270" w:type="dxa"/>
+            <w:tcW w:w="1263" w:type="dxa"/>
           </w:tcPr>
           <w:p>
             <w:pPr>
@@ -3910,32 +6921,81 @@
       <w:tr>
         <w:tc>
           <w:tcPr>
-            <w:tcW w:w="846" w:type="dxa"/>
+            <w:tcW w:w="925" w:type="dxa"/>
           </w:tcPr>
           <w:p>
             <w:pPr>
               <w:jc w:val="center"/>
             </w:pPr>
+            <w:r>
+              <w:t>2.0</w:t>
+            </w:r>
           </w:p>
         </w:tc>
         <w:tc>
           <w:tcPr>
-            <w:tcW w:w="6946" w:type="dxa"/>
+            <w:tcW w:w="6874" w:type="dxa"/>
           </w:tcPr>
-          <w:p/>
+          <w:p>
+            <w:r>
+              <w:t>Document Changed based on Feedback Thomas</w:t>
+            </w:r>
+          </w:p>
         </w:tc>
         <w:tc>
           <w:tcPr>
-            <w:tcW w:w="1270" w:type="dxa"/>
+            <w:tcW w:w="1263" w:type="dxa"/>
           </w:tcPr>
           <w:p>
             <w:pPr>
               <w:jc w:val="center"/>
             </w:pPr>
+            <w:r>
+              <w:t>2-6-2026</w:t>
+            </w:r>
+          </w:p>
+        </w:tc>
+      </w:tr>
+      <w:tr>
+        <w:tc>
+          <w:tcPr>
+            <w:tcW w:w="925" w:type="dxa"/>
+          </w:tcPr>
+          <w:p>
+            <w:pPr>
+              <w:jc w:val="center"/>
+            </w:pPr>
+            <w:r>
+              <w:t>2.1</w:t>
+            </w:r>
+          </w:p>
+        </w:tc>
+        <w:tc>
+          <w:tcPr>
+            <w:tcW w:w="6874" w:type="dxa"/>
+          </w:tcPr>
+          <w:p>
+            <w:r>
+              <w:t>Document Finalized</w:t>
+            </w:r>
+          </w:p>
+        </w:tc>
+        <w:tc>
+          <w:tcPr>
+            <w:tcW w:w="1263" w:type="dxa"/>
+          </w:tcPr>
+          <w:p>
+            <w:pPr>
+              <w:jc w:val="center"/>
+            </w:pPr>
+            <w:r>
+              <w:t>7-6-2026</w:t>
+            </w:r>
           </w:p>
         </w:tc>
       </w:tr>
     </w:tbl>
+    <w:p/>
     <w:p/>
     <w:sectPr>
       <w:pgSz w:w="11906" w:h="16838"/>
@@ -4174,11 +7234,359 @@
       </w:pPr>
     </w:lvl>
   </w:abstractNum>
+  <w:abstractNum w:abstractNumId="2" w15:restartNumberingAfterBreak="0">
+    <w:nsid w:val="1CC02B68"/>
+    <w:multiLevelType w:val="hybridMultilevel"/>
+    <w:tmpl w:val="8EDE7394"/>
+    <w:lvl w:ilvl="0" w:tplc="2292C386">
+      <w:start w:val="2"/>
+      <w:numFmt w:val="bullet"/>
+      <w:lvlText w:val="-"/>
+      <w:lvlJc w:val="left"/>
+      <w:pPr>
+        <w:ind w:left="720" w:hanging="360"/>
+      </w:pPr>
+      <w:rPr>
+        <w:rFonts w:ascii="Aptos" w:eastAsiaTheme="minorHAnsi" w:hAnsi="Aptos" w:cstheme="minorBidi" w:hint="default"/>
+      </w:rPr>
+    </w:lvl>
+    <w:lvl w:ilvl="1" w:tplc="04130003" w:tentative="1">
+      <w:start w:val="1"/>
+      <w:numFmt w:val="bullet"/>
+      <w:lvlText w:val="o"/>
+      <w:lvlJc w:val="left"/>
+      <w:pPr>
+        <w:ind w:left="1440" w:hanging="360"/>
+      </w:pPr>
+      <w:rPr>
+        <w:rFonts w:ascii="Courier New" w:hAnsi="Courier New" w:cs="Courier New" w:hint="default"/>
+      </w:rPr>
+    </w:lvl>
+    <w:lvl w:ilvl="2" w:tplc="04130005" w:tentative="1">
+      <w:start w:val="1"/>
+      <w:numFmt w:val="bullet"/>
+      <w:lvlText w:val=""/>
+      <w:lvlJc w:val="left"/>
+      <w:pPr>
+        <w:ind w:left="2160" w:hanging="360"/>
+      </w:pPr>
+      <w:rPr>
+        <w:rFonts w:ascii="Wingdings" w:hAnsi="Wingdings" w:hint="default"/>
+      </w:rPr>
+    </w:lvl>
+    <w:lvl w:ilvl="3" w:tplc="04130001" w:tentative="1">
+      <w:start w:val="1"/>
+      <w:numFmt w:val="bullet"/>
+      <w:lvlText w:val=""/>
+      <w:lvlJc w:val="left"/>
+      <w:pPr>
+        <w:ind w:left="2880" w:hanging="360"/>
+      </w:pPr>
+      <w:rPr>
+        <w:rFonts w:ascii="Symbol" w:hAnsi="Symbol" w:hint="default"/>
+      </w:rPr>
+    </w:lvl>
+    <w:lvl w:ilvl="4" w:tplc="04130003" w:tentative="1">
+      <w:start w:val="1"/>
+      <w:numFmt w:val="bullet"/>
+      <w:lvlText w:val="o"/>
+      <w:lvlJc w:val="left"/>
+      <w:pPr>
+        <w:ind w:left="3600" w:hanging="360"/>
+      </w:pPr>
+      <w:rPr>
+        <w:rFonts w:ascii="Courier New" w:hAnsi="Courier New" w:cs="Courier New" w:hint="default"/>
+      </w:rPr>
+    </w:lvl>
+    <w:lvl w:ilvl="5" w:tplc="04130005" w:tentative="1">
+      <w:start w:val="1"/>
+      <w:numFmt w:val="bullet"/>
+      <w:lvlText w:val=""/>
+      <w:lvlJc w:val="left"/>
+      <w:pPr>
+        <w:ind w:left="4320" w:hanging="360"/>
+      </w:pPr>
+      <w:rPr>
+        <w:rFonts w:ascii="Wingdings" w:hAnsi="Wingdings" w:hint="default"/>
+      </w:rPr>
+    </w:lvl>
+    <w:lvl w:ilvl="6" w:tplc="04130001" w:tentative="1">
+      <w:start w:val="1"/>
+      <w:numFmt w:val="bullet"/>
+      <w:lvlText w:val=""/>
+      <w:lvlJc w:val="left"/>
+      <w:pPr>
+        <w:ind w:left="5040" w:hanging="360"/>
+      </w:pPr>
+      <w:rPr>
+        <w:rFonts w:ascii="Symbol" w:hAnsi="Symbol" w:hint="default"/>
+      </w:rPr>
+    </w:lvl>
+    <w:lvl w:ilvl="7" w:tplc="04130003" w:tentative="1">
+      <w:start w:val="1"/>
+      <w:numFmt w:val="bullet"/>
+      <w:lvlText w:val="o"/>
+      <w:lvlJc w:val="left"/>
+      <w:pPr>
+        <w:ind w:left="5760" w:hanging="360"/>
+      </w:pPr>
+      <w:rPr>
+        <w:rFonts w:ascii="Courier New" w:hAnsi="Courier New" w:cs="Courier New" w:hint="default"/>
+      </w:rPr>
+    </w:lvl>
+    <w:lvl w:ilvl="8" w:tplc="04130005" w:tentative="1">
+      <w:start w:val="1"/>
+      <w:numFmt w:val="bullet"/>
+      <w:lvlText w:val=""/>
+      <w:lvlJc w:val="left"/>
+      <w:pPr>
+        <w:ind w:left="6480" w:hanging="360"/>
+      </w:pPr>
+      <w:rPr>
+        <w:rFonts w:ascii="Wingdings" w:hAnsi="Wingdings" w:hint="default"/>
+      </w:rPr>
+    </w:lvl>
+  </w:abstractNum>
+  <w:abstractNum w:abstractNumId="3" w15:restartNumberingAfterBreak="0">
+    <w:nsid w:val="2728538A"/>
+    <w:multiLevelType w:val="hybridMultilevel"/>
+    <w:tmpl w:val="B2D88958"/>
+    <w:lvl w:ilvl="0" w:tplc="972CDC36">
+      <w:start w:val="1"/>
+      <w:numFmt w:val="bullet"/>
+      <w:lvlText w:val="-"/>
+      <w:lvlJc w:val="left"/>
+      <w:pPr>
+        <w:ind w:left="720" w:hanging="360"/>
+      </w:pPr>
+      <w:rPr>
+        <w:rFonts w:ascii="Aptos" w:eastAsiaTheme="minorHAnsi" w:hAnsi="Aptos" w:cstheme="minorBidi" w:hint="default"/>
+      </w:rPr>
+    </w:lvl>
+    <w:lvl w:ilvl="1" w:tplc="04130003" w:tentative="1">
+      <w:start w:val="1"/>
+      <w:numFmt w:val="bullet"/>
+      <w:lvlText w:val="o"/>
+      <w:lvlJc w:val="left"/>
+      <w:pPr>
+        <w:ind w:left="1440" w:hanging="360"/>
+      </w:pPr>
+      <w:rPr>
+        <w:rFonts w:ascii="Courier New" w:hAnsi="Courier New" w:cs="Courier New" w:hint="default"/>
+      </w:rPr>
+    </w:lvl>
+    <w:lvl w:ilvl="2" w:tplc="04130005" w:tentative="1">
+      <w:start w:val="1"/>
+      <w:numFmt w:val="bullet"/>
+      <w:lvlText w:val=""/>
+      <w:lvlJc w:val="left"/>
+      <w:pPr>
+        <w:ind w:left="2160" w:hanging="360"/>
+      </w:pPr>
+      <w:rPr>
+        <w:rFonts w:ascii="Wingdings" w:hAnsi="Wingdings" w:hint="default"/>
+      </w:rPr>
+    </w:lvl>
+    <w:lvl w:ilvl="3" w:tplc="04130001" w:tentative="1">
+      <w:start w:val="1"/>
+      <w:numFmt w:val="bullet"/>
+      <w:lvlText w:val=""/>
+      <w:lvlJc w:val="left"/>
+      <w:pPr>
+        <w:ind w:left="2880" w:hanging="360"/>
+      </w:pPr>
+      <w:rPr>
+        <w:rFonts w:ascii="Symbol" w:hAnsi="Symbol" w:hint="default"/>
+      </w:rPr>
+    </w:lvl>
+    <w:lvl w:ilvl="4" w:tplc="04130003" w:tentative="1">
+      <w:start w:val="1"/>
+      <w:numFmt w:val="bullet"/>
+      <w:lvlText w:val="o"/>
+      <w:lvlJc w:val="left"/>
+      <w:pPr>
+        <w:ind w:left="3600" w:hanging="360"/>
+      </w:pPr>
+      <w:rPr>
+        <w:rFonts w:ascii="Courier New" w:hAnsi="Courier New" w:cs="Courier New" w:hint="default"/>
+      </w:rPr>
+    </w:lvl>
+    <w:lvl w:ilvl="5" w:tplc="04130005" w:tentative="1">
+      <w:start w:val="1"/>
+      <w:numFmt w:val="bullet"/>
+      <w:lvlText w:val=""/>
+      <w:lvlJc w:val="left"/>
+      <w:pPr>
+        <w:ind w:left="4320" w:hanging="360"/>
+      </w:pPr>
+      <w:rPr>
+        <w:rFonts w:ascii="Wingdings" w:hAnsi="Wingdings" w:hint="default"/>
+      </w:rPr>
+    </w:lvl>
+    <w:lvl w:ilvl="6" w:tplc="04130001" w:tentative="1">
+      <w:start w:val="1"/>
+      <w:numFmt w:val="bullet"/>
+      <w:lvlText w:val=""/>
+      <w:lvlJc w:val="left"/>
+      <w:pPr>
+        <w:ind w:left="5040" w:hanging="360"/>
+      </w:pPr>
+      <w:rPr>
+        <w:rFonts w:ascii="Symbol" w:hAnsi="Symbol" w:hint="default"/>
+      </w:rPr>
+    </w:lvl>
+    <w:lvl w:ilvl="7" w:tplc="04130003" w:tentative="1">
+      <w:start w:val="1"/>
+      <w:numFmt w:val="bullet"/>
+      <w:lvlText w:val="o"/>
+      <w:lvlJc w:val="left"/>
+      <w:pPr>
+        <w:ind w:left="5760" w:hanging="360"/>
+      </w:pPr>
+      <w:rPr>
+        <w:rFonts w:ascii="Courier New" w:hAnsi="Courier New" w:cs="Courier New" w:hint="default"/>
+      </w:rPr>
+    </w:lvl>
+    <w:lvl w:ilvl="8" w:tplc="04130005" w:tentative="1">
+      <w:start w:val="1"/>
+      <w:numFmt w:val="bullet"/>
+      <w:lvlText w:val=""/>
+      <w:lvlJc w:val="left"/>
+      <w:pPr>
+        <w:ind w:left="6480" w:hanging="360"/>
+      </w:pPr>
+      <w:rPr>
+        <w:rFonts w:ascii="Wingdings" w:hAnsi="Wingdings" w:hint="default"/>
+      </w:rPr>
+    </w:lvl>
+  </w:abstractNum>
+  <w:abstractNum w:abstractNumId="4" w15:restartNumberingAfterBreak="0">
+    <w:nsid w:val="4F8A200B"/>
+    <w:multiLevelType w:val="hybridMultilevel"/>
+    <w:tmpl w:val="E66C7174"/>
+    <w:lvl w:ilvl="0" w:tplc="42669F7C">
+      <w:start w:val="1"/>
+      <w:numFmt w:val="bullet"/>
+      <w:lvlText w:val="-"/>
+      <w:lvlJc w:val="left"/>
+      <w:pPr>
+        <w:ind w:left="720" w:hanging="360"/>
+      </w:pPr>
+      <w:rPr>
+        <w:rFonts w:ascii="Aptos" w:eastAsiaTheme="minorHAnsi" w:hAnsi="Aptos" w:cstheme="minorBidi" w:hint="default"/>
+      </w:rPr>
+    </w:lvl>
+    <w:lvl w:ilvl="1" w:tplc="04130003" w:tentative="1">
+      <w:start w:val="1"/>
+      <w:numFmt w:val="bullet"/>
+      <w:lvlText w:val="o"/>
+      <w:lvlJc w:val="left"/>
+      <w:pPr>
+        <w:ind w:left="1440" w:hanging="360"/>
+      </w:pPr>
+      <w:rPr>
+        <w:rFonts w:ascii="Courier New" w:hAnsi="Courier New" w:cs="Courier New" w:hint="default"/>
+      </w:rPr>
+    </w:lvl>
+    <w:lvl w:ilvl="2" w:tplc="04130005" w:tentative="1">
+      <w:start w:val="1"/>
+      <w:numFmt w:val="bullet"/>
+      <w:lvlText w:val=""/>
+      <w:lvlJc w:val="left"/>
+      <w:pPr>
+        <w:ind w:left="2160" w:hanging="360"/>
+      </w:pPr>
+      <w:rPr>
+        <w:rFonts w:ascii="Wingdings" w:hAnsi="Wingdings" w:hint="default"/>
+      </w:rPr>
+    </w:lvl>
+    <w:lvl w:ilvl="3" w:tplc="04130001" w:tentative="1">
+      <w:start w:val="1"/>
+      <w:numFmt w:val="bullet"/>
+      <w:lvlText w:val=""/>
+      <w:lvlJc w:val="left"/>
+      <w:pPr>
+        <w:ind w:left="2880" w:hanging="360"/>
+      </w:pPr>
+      <w:rPr>
+        <w:rFonts w:ascii="Symbol" w:hAnsi="Symbol" w:hint="default"/>
+      </w:rPr>
+    </w:lvl>
+    <w:lvl w:ilvl="4" w:tplc="04130003" w:tentative="1">
+      <w:start w:val="1"/>
+      <w:numFmt w:val="bullet"/>
+      <w:lvlText w:val="o"/>
+      <w:lvlJc w:val="left"/>
+      <w:pPr>
+        <w:ind w:left="3600" w:hanging="360"/>
+      </w:pPr>
+      <w:rPr>
+        <w:rFonts w:ascii="Courier New" w:hAnsi="Courier New" w:cs="Courier New" w:hint="default"/>
+      </w:rPr>
+    </w:lvl>
+    <w:lvl w:ilvl="5" w:tplc="04130005" w:tentative="1">
+      <w:start w:val="1"/>
+      <w:numFmt w:val="bullet"/>
+      <w:lvlText w:val=""/>
+      <w:lvlJc w:val="left"/>
+      <w:pPr>
+        <w:ind w:left="4320" w:hanging="360"/>
+      </w:pPr>
+      <w:rPr>
+        <w:rFonts w:ascii="Wingdings" w:hAnsi="Wingdings" w:hint="default"/>
+      </w:rPr>
+    </w:lvl>
+    <w:lvl w:ilvl="6" w:tplc="04130001" w:tentative="1">
+      <w:start w:val="1"/>
+      <w:numFmt w:val="bullet"/>
+      <w:lvlText w:val=""/>
+      <w:lvlJc w:val="left"/>
+      <w:pPr>
+        <w:ind w:left="5040" w:hanging="360"/>
+      </w:pPr>
+      <w:rPr>
+        <w:rFonts w:ascii="Symbol" w:hAnsi="Symbol" w:hint="default"/>
+      </w:rPr>
+    </w:lvl>
+    <w:lvl w:ilvl="7" w:tplc="04130003" w:tentative="1">
+      <w:start w:val="1"/>
+      <w:numFmt w:val="bullet"/>
+      <w:lvlText w:val="o"/>
+      <w:lvlJc w:val="left"/>
+      <w:pPr>
+        <w:ind w:left="5760" w:hanging="360"/>
+      </w:pPr>
+      <w:rPr>
+        <w:rFonts w:ascii="Courier New" w:hAnsi="Courier New" w:cs="Courier New" w:hint="default"/>
+      </w:rPr>
+    </w:lvl>
+    <w:lvl w:ilvl="8" w:tplc="04130005" w:tentative="1">
+      <w:start w:val="1"/>
+      <w:numFmt w:val="bullet"/>
+      <w:lvlText w:val=""/>
+      <w:lvlJc w:val="left"/>
+      <w:pPr>
+        <w:ind w:left="6480" w:hanging="360"/>
+      </w:pPr>
+      <w:rPr>
+        <w:rFonts w:ascii="Wingdings" w:hAnsi="Wingdings" w:hint="default"/>
+      </w:rPr>
+    </w:lvl>
+  </w:abstractNum>
   <w:num w:numId="1" w16cid:durableId="1693258119">
     <w:abstractNumId w:val="0"/>
   </w:num>
   <w:num w:numId="2" w16cid:durableId="204682244">
     <w:abstractNumId w:val="1"/>
+  </w:num>
+  <w:num w:numId="3" w16cid:durableId="1126200811">
+    <w:abstractNumId w:val="2"/>
+  </w:num>
+  <w:num w:numId="4" w16cid:durableId="735543139">
+    <w:abstractNumId w:val="3"/>
+  </w:num>
+  <w:num w:numId="5" w16cid:durableId="1368141050">
+    <w:abstractNumId w:val="4"/>
   </w:num>
 </w:numbering>
 </file>
@@ -4789,7 +8197,6 @@
   <w:style w:type="character" w:default="1" w:styleId="Standaardalinea-lettertype">
     <w:name w:val="Default Paragraph Font"/>
     <w:uiPriority w:val="1"/>
-    <w:semiHidden/>
     <w:unhideWhenUsed/>
   </w:style>
   <w:style w:type="table" w:default="1" w:styleId="Standaardtabel">
